--- a/PPNJ/docs/Data Creation.docx
+++ b/PPNJ/docs/Data Creation.docx
@@ -7,14 +7,16 @@
         <w:pStyle w:val="Heading1"/>
         <w:jc w:val="center"/>
         <w:rPr>
+          <w:color w:val="auto"/>
           <w:lang w:val="en-US"/>
         </w:rPr>
       </w:pPr>
       <w:r>
         <w:rPr>
+          <w:color w:val="auto"/>
           <w:lang w:val="en-US"/>
         </w:rPr>
-        <w:t>BUSINESS REQUIREMENTS</w:t>
+        <w:t>DATA CREATION</w:t>
       </w:r>
     </w:p>
     <w:p>
@@ -28,19 +30,23 @@
       <w:pPr>
         <w:pStyle w:val="Heading2"/>
         <w:rPr>
+          <w:color w:val="auto"/>
+          <w:u w:val="single"/>
           <w:lang w:val="en-US"/>
         </w:rPr>
       </w:pPr>
-      <w:proofErr w:type="gramStart"/>
-      <w:r>
-        <w:rPr>
+      <w:r>
+        <w:rPr>
+          <w:color w:val="auto"/>
+          <w:u w:val="single"/>
           <w:lang w:val="en-US"/>
         </w:rPr>
-        <w:t>Project  Title</w:t>
-      </w:r>
-      <w:proofErr w:type="gramEnd"/>
-      <w:r>
-        <w:rPr>
+        <w:t>Objective</w:t>
+      </w:r>
+      <w:r>
+        <w:rPr>
+          <w:color w:val="auto"/>
+          <w:u w:val="single"/>
           <w:lang w:val="en-US"/>
         </w:rPr>
         <w:t>:</w:t>
@@ -70,14 +76,26 @@
       <w:pPr>
         <w:pStyle w:val="Heading2"/>
         <w:rPr>
+          <w:color w:val="auto"/>
+          <w:u w:val="single"/>
           <w:lang w:val="en-US"/>
         </w:rPr>
       </w:pPr>
       <w:r>
         <w:rPr>
+          <w:color w:val="auto"/>
+          <w:u w:val="single"/>
           <w:lang w:val="en-US"/>
         </w:rPr>
-        <w:t>Stakeholder:</w:t>
+        <w:t>Tools &amp; Environment</w:t>
+      </w:r>
+      <w:r>
+        <w:rPr>
+          <w:color w:val="auto"/>
+          <w:u w:val="single"/>
+          <w:lang w:val="en-US"/>
+        </w:rPr>
+        <w:t>:</w:t>
       </w:r>
     </w:p>
     <w:p>
@@ -91,19 +109,11 @@
           <w:lang w:val="en-US"/>
         </w:rPr>
       </w:pPr>
-      <w:proofErr w:type="spellStart"/>
       <w:r>
         <w:rPr>
           <w:lang w:val="en-US"/>
         </w:rPr>
-        <w:t>Mrs</w:t>
-      </w:r>
-      <w:proofErr w:type="spellEnd"/>
-      <w:r>
-        <w:rPr>
-          <w:lang w:val="en-US"/>
-        </w:rPr>
-        <w:t xml:space="preserve"> I, General Manager</w:t>
+        <w:t>IDE: Visual Studio Code (VS Code)</w:t>
       </w:r>
     </w:p>
     <w:p>
@@ -121,7 +131,7 @@
         <w:rPr>
           <w:lang w:val="en-US"/>
         </w:rPr>
-        <w:t>Sales Department</w:t>
+        <w:t>Language: Python</w:t>
       </w:r>
     </w:p>
     <w:p>
@@ -139,41 +149,78 @@
         <w:rPr>
           <w:lang w:val="en-US"/>
         </w:rPr>
-        <w:t>Operations Team</w:t>
-      </w:r>
-    </w:p>
-    <w:p>
-      <w:pPr>
+        <w:t xml:space="preserve">Libraries Used: pandas, </w:t>
+      </w:r>
+      <w:proofErr w:type="spellStart"/>
+      <w:r>
         <w:rPr>
           <w:lang w:val="en-US"/>
         </w:rPr>
+        <w:t>numpy</w:t>
+      </w:r>
+      <w:proofErr w:type="spellEnd"/>
+      <w:r>
+        <w:rPr>
+          <w:lang w:val="en-US"/>
+        </w:rPr>
+        <w:t xml:space="preserve">, random, datetime, </w:t>
+      </w:r>
+      <w:proofErr w:type="spellStart"/>
+      <w:r>
+        <w:rPr>
+          <w:lang w:val="en-US"/>
+        </w:rPr>
+        <w:t>uuid</w:t>
+      </w:r>
+      <w:proofErr w:type="spellEnd"/>
+    </w:p>
+    <w:p>
+      <w:pPr>
+        <w:rPr>
+          <w:lang w:val="en-US"/>
+        </w:rPr>
       </w:pPr>
     </w:p>
     <w:p>
       <w:pPr>
         <w:pStyle w:val="Heading2"/>
         <w:rPr>
+          <w:color w:val="auto"/>
+          <w:u w:val="single"/>
           <w:lang w:val="en-US"/>
         </w:rPr>
       </w:pPr>
       <w:r>
         <w:rPr>
+          <w:color w:val="auto"/>
+          <w:u w:val="single"/>
           <w:lang w:val="en-US"/>
         </w:rPr>
-        <w:t>Background &amp; Business Need:</w:t>
-      </w:r>
-    </w:p>
-    <w:p>
-      <w:pPr>
-        <w:rPr>
+        <w:t>Methodology</w:t>
+      </w:r>
+      <w:r>
+        <w:rPr>
+          <w:color w:val="auto"/>
+          <w:u w:val="single"/>
           <w:lang w:val="en-US"/>
         </w:rPr>
-      </w:pPr>
-      <w:r>
+        <w:t>:</w:t>
+      </w:r>
+    </w:p>
+    <w:p>
+      <w:pPr>
         <w:rPr>
           <w:lang w:val="en-US"/>
         </w:rPr>
-        <w:t>The company offers a variety travel packages across Malaysia and Southeast Asia. Management wants deeper insights into:</w:t>
+      </w:pPr>
+      <w:r>
+        <w:t>The data was created using custom Python scripts with the following structure</w:t>
+      </w:r>
+      <w:r>
+        <w:rPr>
+          <w:lang w:val="en-US"/>
+        </w:rPr>
+        <w:t>:</w:t>
       </w:r>
     </w:p>
     <w:p>
@@ -181,7 +228,7 @@
         <w:pStyle w:val="ListParagraph"/>
         <w:numPr>
           <w:ilvl w:val="0"/>
-          <w:numId w:val="2"/>
+          <w:numId w:val="7"/>
         </w:numPr>
         <w:rPr>
           <w:lang w:val="en-US"/>
@@ -191,7 +238,7 @@
         <w:rPr>
           <w:lang w:val="en-US"/>
         </w:rPr>
-        <w:t>Customers Behavior insight.</w:t>
+        <w:t>Define schema: Identified columns and data types for the dataset (e.g., customer name, product, sales amount, transaction date).</w:t>
       </w:r>
     </w:p>
     <w:p>
@@ -199,7 +246,7 @@
         <w:pStyle w:val="ListParagraph"/>
         <w:numPr>
           <w:ilvl w:val="0"/>
-          <w:numId w:val="2"/>
+          <w:numId w:val="7"/>
         </w:numPr>
         <w:rPr>
           <w:lang w:val="en-US"/>
@@ -209,7 +256,27 @@
         <w:rPr>
           <w:lang w:val="en-US"/>
         </w:rPr>
-        <w:t>Customer Feedback information.</w:t>
+        <w:t xml:space="preserve">Generate synthetic data: Used loops and libraries like random and </w:t>
+      </w:r>
+      <w:proofErr w:type="spellStart"/>
+      <w:r>
+        <w:rPr>
+          <w:lang w:val="en-US"/>
+        </w:rPr>
+        <w:t>numpy</w:t>
+      </w:r>
+      <w:proofErr w:type="spellEnd"/>
+      <w:r>
+        <w:rPr>
+          <w:lang w:val="en-US"/>
+        </w:rPr>
+        <w:t xml:space="preserve"> to generate realistic values</w:t>
+      </w:r>
+      <w:r>
+        <w:rPr>
+          <w:lang w:val="en-US"/>
+        </w:rPr>
+        <w:t>.</w:t>
       </w:r>
     </w:p>
     <w:p>
@@ -217,17 +284,14 @@
         <w:pStyle w:val="ListParagraph"/>
         <w:numPr>
           <w:ilvl w:val="0"/>
-          <w:numId w:val="2"/>
+          <w:numId w:val="7"/>
         </w:numPr>
         <w:rPr>
           <w:lang w:val="en-US"/>
         </w:rPr>
       </w:pPr>
       <w:r>
-        <w:rPr>
-          <w:lang w:val="en-US"/>
-        </w:rPr>
-        <w:t>Sales Insight for the current year.</w:t>
+        <w:t>Introduce variability: Added randomness to simulate real business data (e.g., seasonal sales spikes, missing values).</w:t>
       </w:r>
     </w:p>
     <w:p>
@@ -235,682 +299,40 @@
         <w:pStyle w:val="ListParagraph"/>
         <w:numPr>
           <w:ilvl w:val="0"/>
-          <w:numId w:val="2"/>
+          <w:numId w:val="7"/>
         </w:numPr>
         <w:rPr>
           <w:lang w:val="en-US"/>
         </w:rPr>
       </w:pPr>
       <w:r>
+        <w:t>Save output: Exported the final dataset as a .csv file</w:t>
+      </w:r>
+      <w:r>
+        <w:t xml:space="preserve"> for ingestion into GCS.</w:t>
+      </w:r>
+    </w:p>
+    <w:p>
+      <w:pPr>
+        <w:pStyle w:val="ListParagraph"/>
         <w:rPr>
           <w:lang w:val="en-US"/>
         </w:rPr>
-        <w:t>Business Problem solutions</w:t>
-      </w:r>
-    </w:p>
-    <w:p>
-      <w:pPr>
-        <w:pStyle w:val="ListParagraph"/>
-        <w:numPr>
-          <w:ilvl w:val="0"/>
-          <w:numId w:val="2"/>
-        </w:numPr>
-        <w:rPr>
-          <w:lang w:val="en-US"/>
-        </w:rPr>
-      </w:pPr>
-      <w:r>
-        <w:rPr>
-          <w:lang w:val="en-US"/>
-        </w:rPr>
-        <w:t>Understanding the impact of operation activity towards customers satisfaction</w:t>
-      </w:r>
-    </w:p>
-    <w:p>
-      <w:pPr>
-        <w:pStyle w:val="ListParagraph"/>
-        <w:numPr>
-          <w:ilvl w:val="0"/>
-          <w:numId w:val="2"/>
-        </w:numPr>
-        <w:rPr>
-          <w:lang w:val="en-US"/>
-        </w:rPr>
-      </w:pPr>
-      <w:r>
-        <w:rPr>
-          <w:lang w:val="en-US"/>
-        </w:rPr>
-        <w:t>Modelling if certain case scenarios happen.</w:t>
-      </w:r>
-    </w:p>
-    <w:p>
-      <w:pPr>
-        <w:rPr>
-          <w:lang w:val="en-US"/>
-        </w:rPr>
       </w:pPr>
     </w:p>
     <w:p>
       <w:pPr>
         <w:pStyle w:val="Heading2"/>
         <w:rPr>
-          <w:lang w:val="en-US"/>
-        </w:rPr>
-      </w:pPr>
-      <w:r>
-        <w:rPr>
-          <w:lang w:val="en-US"/>
-        </w:rPr>
-        <w:t>Objectives:</w:t>
-      </w:r>
-    </w:p>
-    <w:p>
-      <w:pPr>
-        <w:pStyle w:val="ListParagraph"/>
-        <w:numPr>
-          <w:ilvl w:val="0"/>
-          <w:numId w:val="2"/>
-        </w:numPr>
-        <w:rPr>
-          <w:lang w:val="en-US"/>
-        </w:rPr>
-      </w:pPr>
-      <w:r>
-        <w:rPr>
-          <w:lang w:val="en-US"/>
-        </w:rPr>
-        <w:t>Identify top-selling and high-satisfaction packages</w:t>
-      </w:r>
-      <w:r>
-        <w:rPr>
-          <w:lang w:val="en-US"/>
-        </w:rPr>
-        <w:t>.</w:t>
-      </w:r>
-    </w:p>
-    <w:p>
-      <w:pPr>
-        <w:pStyle w:val="ListParagraph"/>
-        <w:numPr>
-          <w:ilvl w:val="0"/>
-          <w:numId w:val="2"/>
-        </w:numPr>
-        <w:rPr>
-          <w:lang w:val="en-US"/>
-        </w:rPr>
-      </w:pPr>
-      <w:r>
-        <w:rPr>
-          <w:lang w:val="en-US"/>
-        </w:rPr>
-        <w:t>Understand behavior by customer segment (age, gender, type)</w:t>
-      </w:r>
-      <w:r>
-        <w:rPr>
-          <w:lang w:val="en-US"/>
-        </w:rPr>
-        <w:t>.</w:t>
-      </w:r>
-    </w:p>
-    <w:p>
-      <w:pPr>
-        <w:pStyle w:val="ListParagraph"/>
-        <w:numPr>
-          <w:ilvl w:val="0"/>
-          <w:numId w:val="2"/>
-        </w:numPr>
-        <w:rPr>
-          <w:lang w:val="en-US"/>
-        </w:rPr>
-      </w:pPr>
-      <w:r>
-        <w:rPr>
-          <w:lang w:val="en-US"/>
-        </w:rPr>
-        <w:t>Analyze feedback and refund patterns to improve future service</w:t>
-      </w:r>
-      <w:r>
-        <w:rPr>
-          <w:lang w:val="en-US"/>
-        </w:rPr>
-        <w:t>.</w:t>
-      </w:r>
-    </w:p>
-    <w:p>
-      <w:pPr>
-        <w:pStyle w:val="ListParagraph"/>
-        <w:numPr>
-          <w:ilvl w:val="0"/>
-          <w:numId w:val="2"/>
-        </w:numPr>
-        <w:rPr>
-          <w:lang w:val="en-US"/>
-        </w:rPr>
-      </w:pPr>
-      <w:r>
-        <w:rPr>
-          <w:lang w:val="en-US"/>
-        </w:rPr>
-        <w:t>Recommend improvements based on real patterns, not assumptions</w:t>
-      </w:r>
-      <w:r>
-        <w:rPr>
-          <w:lang w:val="en-US"/>
-        </w:rPr>
-        <w:t>.</w:t>
-      </w:r>
-    </w:p>
-    <w:p>
-      <w:pPr>
-        <w:rPr>
-          <w:lang w:val="en-US"/>
-        </w:rPr>
-      </w:pPr>
-    </w:p>
-    <w:p>
-      <w:pPr>
-        <w:pStyle w:val="Heading2"/>
-        <w:rPr>
-          <w:lang w:val="en-US"/>
-        </w:rPr>
-      </w:pPr>
-      <w:r>
-        <w:rPr>
-          <w:lang w:val="en-US"/>
-        </w:rPr>
-        <w:t>Scope:</w:t>
-      </w:r>
-    </w:p>
-    <w:p>
-      <w:pPr>
-        <w:pStyle w:val="ListParagraph"/>
-        <w:numPr>
-          <w:ilvl w:val="0"/>
-          <w:numId w:val="2"/>
-        </w:numPr>
-        <w:rPr>
-          <w:lang w:val="en-US"/>
-        </w:rPr>
-      </w:pPr>
-      <w:r>
-        <w:rPr>
-          <w:lang w:val="en-US"/>
-        </w:rPr>
-        <w:t>Analyze sales, customer, guide, refund, and feedback data for 2023–2024</w:t>
-      </w:r>
-      <w:r>
-        <w:rPr>
-          <w:lang w:val="en-US"/>
-        </w:rPr>
-        <w:t>.</w:t>
-      </w:r>
-    </w:p>
-    <w:p>
-      <w:pPr>
-        <w:rPr>
-          <w:lang w:val="en-US"/>
-        </w:rPr>
-      </w:pPr>
-    </w:p>
-    <w:p>
-      <w:pPr>
-        <w:pStyle w:val="Heading2"/>
-        <w:rPr>
-          <w:lang w:val="en-US"/>
-        </w:rPr>
-      </w:pPr>
-      <w:r>
-        <w:rPr>
-          <w:lang w:val="en-US"/>
-        </w:rPr>
-        <w:t>Deliverables:</w:t>
-      </w:r>
-    </w:p>
-    <w:p>
-      <w:pPr>
-        <w:pStyle w:val="ListParagraph"/>
-        <w:numPr>
-          <w:ilvl w:val="0"/>
-          <w:numId w:val="2"/>
-        </w:numPr>
-        <w:rPr>
-          <w:lang w:val="en-US"/>
-        </w:rPr>
-      </w:pPr>
-      <w:proofErr w:type="spellStart"/>
-      <w:r>
-        <w:rPr>
-          <w:lang w:val="en-US"/>
-        </w:rPr>
-        <w:t>BigQuery</w:t>
-      </w:r>
-      <w:proofErr w:type="spellEnd"/>
-      <w:r>
-        <w:rPr>
-          <w:lang w:val="en-US"/>
-        </w:rPr>
-        <w:t xml:space="preserve"> SQL analysis queries</w:t>
-      </w:r>
-    </w:p>
-    <w:p>
-      <w:pPr>
-        <w:pStyle w:val="ListParagraph"/>
-        <w:numPr>
-          <w:ilvl w:val="0"/>
-          <w:numId w:val="2"/>
-        </w:numPr>
-        <w:rPr>
-          <w:lang w:val="en-US"/>
-        </w:rPr>
-      </w:pPr>
-      <w:r>
-        <w:rPr>
-          <w:lang w:val="en-US"/>
-        </w:rPr>
-        <w:t>Power BI dashboard with filters for customer/package dimensions</w:t>
-      </w:r>
-    </w:p>
-    <w:p>
-      <w:pPr>
-        <w:pStyle w:val="ListParagraph"/>
-        <w:numPr>
-          <w:ilvl w:val="0"/>
-          <w:numId w:val="2"/>
-        </w:numPr>
-        <w:rPr>
-          <w:lang w:val="en-US"/>
-        </w:rPr>
-      </w:pPr>
-      <w:r>
-        <w:rPr>
-          <w:lang w:val="en-US"/>
-        </w:rPr>
-        <w:t>KPI Summary page</w:t>
-      </w:r>
-    </w:p>
-    <w:p>
-      <w:pPr>
-        <w:pStyle w:val="ListParagraph"/>
-        <w:numPr>
-          <w:ilvl w:val="0"/>
-          <w:numId w:val="2"/>
-        </w:numPr>
-        <w:rPr>
-          <w:lang w:val="en-US"/>
-        </w:rPr>
-      </w:pPr>
-      <w:r>
-        <w:rPr>
-          <w:lang w:val="en-US"/>
-        </w:rPr>
-        <w:lastRenderedPageBreak/>
-        <w:t>Feedback/refund insights by guide, package, customer</w:t>
-      </w:r>
-    </w:p>
-    <w:p>
-      <w:pPr>
-        <w:pStyle w:val="ListParagraph"/>
-        <w:numPr>
-          <w:ilvl w:val="0"/>
-          <w:numId w:val="2"/>
-        </w:numPr>
-        <w:rPr>
-          <w:lang w:val="en-US"/>
-        </w:rPr>
-      </w:pPr>
-      <w:r>
-        <w:rPr>
-          <w:lang w:val="en-US"/>
-        </w:rPr>
-        <w:t>Business recommendations document</w:t>
-      </w:r>
-    </w:p>
-    <w:p>
-      <w:pPr>
-        <w:rPr>
-          <w:lang w:val="en-US"/>
-        </w:rPr>
-      </w:pPr>
-    </w:p>
-    <w:p>
-      <w:pPr>
-        <w:pStyle w:val="Heading2"/>
-      </w:pPr>
-      <w:r>
-        <w:t>7. Key KPIs</w:t>
-      </w:r>
-      <w:r>
-        <w:t>:</w:t>
-      </w:r>
-    </w:p>
-    <w:p>
-      <w:pPr>
-        <w:pStyle w:val="ListParagraph"/>
-        <w:numPr>
-          <w:ilvl w:val="0"/>
-          <w:numId w:val="2"/>
-        </w:numPr>
-      </w:pPr>
-      <w:r>
-        <w:t>Total Bookings and Revenue (by month, by channel)</w:t>
-      </w:r>
-    </w:p>
-    <w:p>
-      <w:pPr>
-        <w:pStyle w:val="ListParagraph"/>
-        <w:numPr>
-          <w:ilvl w:val="0"/>
-          <w:numId w:val="2"/>
-        </w:numPr>
-      </w:pPr>
-      <w:r>
-        <w:t>Average Satisfaction Score (by package, by guide)</w:t>
-      </w:r>
-    </w:p>
-    <w:p>
-      <w:pPr>
-        <w:pStyle w:val="ListParagraph"/>
-        <w:numPr>
-          <w:ilvl w:val="0"/>
-          <w:numId w:val="2"/>
-        </w:numPr>
-      </w:pPr>
-      <w:r>
-        <w:t>Refund Rate and Volume (by reason, by month)</w:t>
-      </w:r>
-    </w:p>
-    <w:p>
-      <w:pPr>
-        <w:pStyle w:val="ListParagraph"/>
-        <w:numPr>
-          <w:ilvl w:val="0"/>
-          <w:numId w:val="2"/>
-        </w:numPr>
-      </w:pPr>
-      <w:r>
-        <w:t>Top Customer Segments (age group, type)</w:t>
-      </w:r>
-    </w:p>
-    <w:p>
-      <w:pPr>
-        <w:pStyle w:val="ListParagraph"/>
-        <w:numPr>
-          <w:ilvl w:val="0"/>
-          <w:numId w:val="2"/>
-        </w:numPr>
-      </w:pPr>
-      <w:r>
-        <w:t>Net Promoter Score (via `</w:t>
-      </w:r>
-      <w:proofErr w:type="spellStart"/>
-      <w:r>
-        <w:t>WouldRecommend</w:t>
-      </w:r>
-      <w:proofErr w:type="spellEnd"/>
-      <w:r>
-        <w:t>` %)</w:t>
-      </w:r>
-    </w:p>
-    <w:p/>
-    <w:p>
-      <w:r>
-        <w:rPr>
-          <w:rStyle w:val="Heading2Char"/>
-        </w:rPr>
-        <w:t>8. Tools &amp; Tech Stack</w:t>
-      </w:r>
-      <w:r>
-        <w:rPr>
-          <w:rStyle w:val="Heading2Char"/>
-        </w:rPr>
-        <w:t>:</w:t>
-      </w:r>
-    </w:p>
-    <w:p>
-      <w:pPr>
-        <w:pStyle w:val="ListParagraph"/>
-        <w:numPr>
-          <w:ilvl w:val="0"/>
-          <w:numId w:val="2"/>
-        </w:numPr>
-      </w:pPr>
-      <w:r>
-        <w:t xml:space="preserve">Google </w:t>
-      </w:r>
-      <w:proofErr w:type="spellStart"/>
-      <w:r>
-        <w:t>BigQuery</w:t>
-      </w:r>
-      <w:proofErr w:type="spellEnd"/>
-      <w:r>
-        <w:t xml:space="preserve"> (querying &amp; transformation)</w:t>
-      </w:r>
-    </w:p>
-    <w:p>
-      <w:pPr>
-        <w:pStyle w:val="ListParagraph"/>
-        <w:numPr>
-          <w:ilvl w:val="0"/>
-          <w:numId w:val="2"/>
-        </w:numPr>
-      </w:pPr>
-      <w:r>
-        <w:t>Python (synthetic data generation</w:t>
-      </w:r>
-      <w:r>
-        <w:t xml:space="preserve"> &amp; data quality checking</w:t>
-      </w:r>
-      <w:r>
-        <w:t>)</w:t>
-      </w:r>
-    </w:p>
-    <w:p>
-      <w:pPr>
-        <w:pStyle w:val="ListParagraph"/>
-        <w:numPr>
-          <w:ilvl w:val="0"/>
-          <w:numId w:val="2"/>
-        </w:numPr>
-      </w:pPr>
-      <w:r>
-        <w:t>GCS (storage)</w:t>
-      </w:r>
-    </w:p>
-    <w:p>
-      <w:pPr>
-        <w:pStyle w:val="ListParagraph"/>
-        <w:numPr>
-          <w:ilvl w:val="0"/>
-          <w:numId w:val="2"/>
-        </w:numPr>
-      </w:pPr>
-      <w:r>
-        <w:t>Power BI (dashboard)</w:t>
-      </w:r>
-    </w:p>
-    <w:p>
-      <w:pPr>
-        <w:pStyle w:val="ListParagraph"/>
-        <w:numPr>
-          <w:ilvl w:val="0"/>
-          <w:numId w:val="2"/>
-        </w:numPr>
-      </w:pPr>
-      <w:r>
-        <w:t>GitHub (version control &amp; documentation)</w:t>
-      </w:r>
-    </w:p>
-    <w:p>
-      <w:pPr>
-        <w:pStyle w:val="ListParagraph"/>
-        <w:numPr>
-          <w:ilvl w:val="0"/>
-          <w:numId w:val="2"/>
-        </w:numPr>
-      </w:pPr>
-      <w:r>
-        <w:t>Prezi (presentation)</w:t>
-      </w:r>
-    </w:p>
-    <w:p>
-      <w:pPr>
-        <w:pStyle w:val="ListParagraph"/>
-        <w:numPr>
-          <w:ilvl w:val="0"/>
-          <w:numId w:val="2"/>
-        </w:numPr>
-      </w:pPr>
-      <w:r>
-        <w:t>Airflow (Automation)</w:t>
-      </w:r>
-    </w:p>
-    <w:p/>
-    <w:p>
-      <w:pPr>
-        <w:pStyle w:val="Heading2"/>
-      </w:pPr>
-      <w:r>
-        <w:t>9. Timeline</w:t>
-      </w:r>
-      <w:r>
-        <w:t>:</w:t>
-      </w:r>
-    </w:p>
-    <w:tbl>
-      <w:tblPr>
-        <w:tblStyle w:val="TableGrid"/>
-        <w:tblW w:w="0" w:type="auto"/>
-        <w:tblBorders>
-          <w:top w:val="none" w:sz="0" w:space="0" w:color="auto"/>
-          <w:left w:val="none" w:sz="0" w:space="0" w:color="auto"/>
-          <w:bottom w:val="none" w:sz="0" w:space="0" w:color="auto"/>
-          <w:right w:val="none" w:sz="0" w:space="0" w:color="auto"/>
-          <w:insideH w:val="none" w:sz="0" w:space="0" w:color="auto"/>
-          <w:insideV w:val="none" w:sz="0" w:space="0" w:color="auto"/>
-        </w:tblBorders>
-        <w:tblLook w:val="04A0" w:firstRow="1" w:lastRow="0" w:firstColumn="1" w:lastColumn="0" w:noHBand="0" w:noVBand="1"/>
-      </w:tblPr>
-      <w:tblGrid>
-        <w:gridCol w:w="9016"/>
-      </w:tblGrid>
-      <w:tr>
-        <w:tc>
-          <w:tcPr>
-            <w:tcW w:w="9016" w:type="dxa"/>
-          </w:tcPr>
-          <w:p>
-            <w:r>
-              <w:t xml:space="preserve">1. Business Requirements      </w:t>
-            </w:r>
-          </w:p>
-          <w:p>
-            <w:r>
-              <w:t xml:space="preserve">2. Data Creation                    </w:t>
-            </w:r>
-          </w:p>
-          <w:p>
-            <w:r>
-              <w:t xml:space="preserve">3. Data Transformation              </w:t>
-            </w:r>
-          </w:p>
-          <w:p>
-            <w:r>
-              <w:t xml:space="preserve">4. Data Validation / QA             </w:t>
-            </w:r>
-          </w:p>
-          <w:p>
-            <w:r>
-              <w:t xml:space="preserve">5. Upload to GCS                    </w:t>
-            </w:r>
-          </w:p>
-          <w:p>
-            <w:r>
-              <w:t xml:space="preserve">6. Query Analysis                   </w:t>
-            </w:r>
-          </w:p>
-          <w:p>
-            <w:r>
-              <w:t xml:space="preserve">7. Data Dictionary / Docs           </w:t>
-            </w:r>
-          </w:p>
-          <w:p>
-            <w:r>
-              <w:t xml:space="preserve">8. EDA                              </w:t>
-            </w:r>
-          </w:p>
-          <w:p>
-            <w:r>
-              <w:t xml:space="preserve">9. Power BI Dashboard               </w:t>
-            </w:r>
-          </w:p>
-          <w:p>
-            <w:r>
-              <w:t xml:space="preserve">10. KPI Dashboard / Summary Page     </w:t>
-            </w:r>
-          </w:p>
-          <w:p>
-            <w:r>
-              <w:t xml:space="preserve">11. Insight Log / Journal           </w:t>
-            </w:r>
-          </w:p>
-          <w:p>
-            <w:r>
-              <w:t xml:space="preserve">12. Report Writing (Word/PDF)       </w:t>
-            </w:r>
-          </w:p>
-          <w:p>
-            <w:r>
-              <w:t xml:space="preserve">13. Presentation Slide (PPT/Prezi)  </w:t>
-            </w:r>
-          </w:p>
-          <w:p>
-            <w:r>
-              <w:t xml:space="preserve">14. Business Recommendations Slide  </w:t>
-            </w:r>
-          </w:p>
-          <w:p>
-            <w:r>
-              <w:t xml:space="preserve">15. What-If / Scenario Modelling    </w:t>
-            </w:r>
-          </w:p>
-          <w:p>
-            <w:r>
-              <w:t xml:space="preserve">16. Hypothesis Testing              </w:t>
-            </w:r>
-          </w:p>
-          <w:p>
-            <w:r>
-              <w:t xml:space="preserve">17. Executive Summary Slide         </w:t>
-            </w:r>
-          </w:p>
-          <w:p>
-            <w:r>
-              <w:t xml:space="preserve">18. GitHub Repository               </w:t>
-            </w:r>
-          </w:p>
-          <w:p>
-            <w:r>
-              <w:t xml:space="preserve">19. DAG / Automation Plan           </w:t>
-            </w:r>
-          </w:p>
-          <w:p>
-            <w:r>
-              <w:t>20. User Stories / Use Case Mapping</w:t>
-            </w:r>
-          </w:p>
-          <w:p/>
-        </w:tc>
-      </w:tr>
-    </w:tbl>
-    <w:p/>
-    <w:p/>
-    <w:p>
-      <w:pPr>
-        <w:pStyle w:val="Heading2"/>
-      </w:pPr>
-      <w:r>
-        <w:lastRenderedPageBreak/>
+          <w:color w:val="auto"/>
+          <w:u w:val="single"/>
+        </w:rPr>
+      </w:pPr>
+      <w:r>
+        <w:rPr>
+          <w:color w:val="auto"/>
+          <w:u w:val="single"/>
+        </w:rPr>
         <w:t>Limitations:</w:t>
       </w:r>
     </w:p>
@@ -935,7 +357,7 @@
         </w:numPr>
       </w:pPr>
       <w:r>
-        <w:t>Purposely to mirror the ongoing projects happen to improve focus and expand area that are crucial</w:t>
+        <w:t>Data only available based on what authors decided to include</w:t>
       </w:r>
     </w:p>
     <w:p>
@@ -947,13 +369,11 @@
         </w:numPr>
       </w:pPr>
       <w:r>
-        <w:t xml:space="preserve">Some parts cannot be </w:t>
-      </w:r>
-      <w:proofErr w:type="gramStart"/>
-      <w:r>
-        <w:t>implement</w:t>
-      </w:r>
-      <w:proofErr w:type="gramEnd"/>
+        <w:t>Some parts cannot be implement</w:t>
+      </w:r>
+      <w:r>
+        <w:t>ed</w:t>
+      </w:r>
       <w:r>
         <w:t xml:space="preserve"> due to data limitations and time constraints</w:t>
       </w:r>
@@ -967,8 +387,5230 @@
     </w:p>
     <w:p>
       <w:pPr>
-        <w:ind w:left="360"/>
-        <w:rPr>
+        <w:rPr>
+          <w:lang w:val="en-US"/>
+        </w:rPr>
+      </w:pPr>
+    </w:p>
+    <w:p>
+      <w:pPr>
+        <w:rPr>
+          <w:lang w:val="en-US"/>
+        </w:rPr>
+      </w:pPr>
+    </w:p>
+    <w:p>
+      <w:pPr>
+        <w:rPr>
+          <w:lang w:val="en-US"/>
+        </w:rPr>
+      </w:pPr>
+      <w:r>
+        <w:rPr>
+          <w:lang w:val="en-US"/>
+        </w:rPr>
+        <w:br w:type="page"/>
+      </w:r>
+    </w:p>
+    <w:p>
+      <w:pPr>
+        <w:pStyle w:val="Heading3"/>
+        <w:numPr>
+          <w:ilvl w:val="0"/>
+          <w:numId w:val="11"/>
+        </w:numPr>
+        <w:rPr>
+          <w:color w:val="auto"/>
+          <w:u w:val="single"/>
+        </w:rPr>
+      </w:pPr>
+      <w:r>
+        <w:rPr>
+          <w:color w:val="auto"/>
+          <w:u w:val="single"/>
+        </w:rPr>
+        <w:lastRenderedPageBreak/>
+        <w:t>Customers Table:</w:t>
+      </w:r>
+    </w:p>
+    <w:p>
+      <w:pPr>
+        <w:pStyle w:val="ListParagraph"/>
+        <w:numPr>
+          <w:ilvl w:val="0"/>
+          <w:numId w:val="15"/>
+        </w:numPr>
+        <w:spacing w:line="240" w:lineRule="auto"/>
+        <w:rPr>
+          <w:noProof/>
+        </w:rPr>
+      </w:pPr>
+      <w:r>
+        <w:rPr>
+          <w:noProof/>
+        </w:rPr>
+        <w:t xml:space="preserve">Sample codes: </w:t>
+      </w:r>
+    </w:p>
+    <w:p>
+      <w:pPr>
+        <w:spacing w:line="240" w:lineRule="auto"/>
+        <w:rPr>
+          <w:rStyle w:val="Hyperlink"/>
+          <w:noProof/>
+        </w:rPr>
+      </w:pPr>
+      <w:r>
+        <w:rPr>
+          <w:noProof/>
+        </w:rPr>
+        <w:fldChar w:fldCharType="begin"/>
+      </w:r>
+      <w:r>
+        <w:rPr>
+          <w:noProof/>
+        </w:rPr>
+        <w:instrText>HYPERLINK "https://github.com/nasrulkhair/Full-Project/blob/main/PPNJ/data_creation/data.ipynb"</w:instrText>
+      </w:r>
+      <w:r>
+        <w:rPr>
+          <w:noProof/>
+        </w:rPr>
+      </w:r>
+      <w:r>
+        <w:rPr>
+          <w:noProof/>
+        </w:rPr>
+        <w:fldChar w:fldCharType="separate"/>
+      </w:r>
+      <w:r>
+        <w:rPr>
+          <w:rStyle w:val="Hyperlink"/>
+          <w:noProof/>
+        </w:rPr>
+        <w:t>https://github.</w:t>
+      </w:r>
+      <w:r>
+        <w:rPr>
+          <w:rStyle w:val="Hyperlink"/>
+          <w:noProof/>
+        </w:rPr>
+        <w:t>com/nasrulkhair/Full-Project/blob/main/PPNJ/data_creation/data.ipynb</w:t>
+      </w:r>
+    </w:p>
+    <w:p>
+      <w:pPr>
+        <w:spacing w:line="240" w:lineRule="auto"/>
+        <w:rPr>
+          <w:noProof/>
+        </w:rPr>
+      </w:pPr>
+      <w:r>
+        <w:rPr>
+          <w:noProof/>
+        </w:rPr>
+        <w:fldChar w:fldCharType="end"/>
+      </w:r>
+    </w:p>
+    <w:p>
+      <w:pPr>
+        <w:pStyle w:val="ListParagraph"/>
+        <w:numPr>
+          <w:ilvl w:val="0"/>
+          <w:numId w:val="15"/>
+        </w:numPr>
+        <w:rPr>
+          <w:noProof/>
+        </w:rPr>
+      </w:pPr>
+      <w:r>
+        <w:rPr>
+          <w:noProof/>
+        </w:rPr>
+        <w:t>Output Description:</w:t>
+      </w:r>
+    </w:p>
+    <w:p>
+      <w:pPr>
+        <w:pStyle w:val="ListParagraph"/>
+        <w:numPr>
+          <w:ilvl w:val="0"/>
+          <w:numId w:val="10"/>
+        </w:numPr>
+        <w:rPr>
+          <w:noProof/>
+        </w:rPr>
+      </w:pPr>
+      <w:r>
+        <w:rPr>
+          <w:noProof/>
+        </w:rPr>
+        <w:t>File created: customers.csv</w:t>
+      </w:r>
+    </w:p>
+    <w:p>
+      <w:pPr>
+        <w:pStyle w:val="ListParagraph"/>
+        <w:numPr>
+          <w:ilvl w:val="0"/>
+          <w:numId w:val="10"/>
+        </w:numPr>
+        <w:rPr>
+          <w:noProof/>
+        </w:rPr>
+      </w:pPr>
+      <w:r>
+        <w:rPr>
+          <w:noProof/>
+        </w:rPr>
+        <w:t>Rows:</w:t>
+      </w:r>
+    </w:p>
+    <w:p>
+      <w:pPr>
+        <w:pStyle w:val="ListParagraph"/>
+        <w:numPr>
+          <w:ilvl w:val="0"/>
+          <w:numId w:val="10"/>
+        </w:numPr>
+        <w:rPr>
+          <w:noProof/>
+        </w:rPr>
+      </w:pPr>
+      <w:r>
+        <w:rPr>
+          <w:noProof/>
+        </w:rPr>
+        <w:t>Columns:</w:t>
+      </w:r>
+    </w:p>
+    <w:p>
+      <w:pPr>
+        <w:pStyle w:val="ListParagraph"/>
+        <w:rPr>
+          <w:noProof/>
+        </w:rPr>
+      </w:pPr>
+    </w:p>
+    <w:p>
+      <w:pPr>
+        <w:pStyle w:val="ListParagraph"/>
+        <w:numPr>
+          <w:ilvl w:val="0"/>
+          <w:numId w:val="15"/>
+        </w:numPr>
+        <w:rPr>
+          <w:noProof/>
+        </w:rPr>
+      </w:pPr>
+      <w:r>
+        <w:rPr>
+          <w:noProof/>
+        </w:rPr>
+        <w:t>Table Schema</w:t>
+      </w:r>
+    </w:p>
+    <w:tbl>
+      <w:tblPr>
+        <w:tblStyle w:val="TableGrid"/>
+        <w:tblW w:w="0" w:type="auto"/>
+        <w:tblLook w:val="04A0" w:firstRow="1" w:lastRow="0" w:firstColumn="1" w:lastColumn="0" w:noHBand="0" w:noVBand="1"/>
+      </w:tblPr>
+      <w:tblGrid>
+        <w:gridCol w:w="3005"/>
+        <w:gridCol w:w="3005"/>
+        <w:gridCol w:w="3006"/>
+      </w:tblGrid>
+      <w:tr>
+        <w:tc>
+          <w:tcPr>
+            <w:tcW w:w="3005" w:type="dxa"/>
+          </w:tcPr>
+          <w:p>
+            <w:pPr>
+              <w:rPr>
+                <w:b/>
+                <w:bCs/>
+                <w:noProof/>
+              </w:rPr>
+            </w:pPr>
+            <w:r>
+              <w:rPr>
+                <w:b/>
+                <w:bCs/>
+                <w:noProof/>
+              </w:rPr>
+              <w:t>Column Name</w:t>
+            </w:r>
+          </w:p>
+        </w:tc>
+        <w:tc>
+          <w:tcPr>
+            <w:tcW w:w="3005" w:type="dxa"/>
+          </w:tcPr>
+          <w:p>
+            <w:pPr>
+              <w:rPr>
+                <w:b/>
+                <w:bCs/>
+                <w:noProof/>
+              </w:rPr>
+            </w:pPr>
+            <w:r>
+              <w:rPr>
+                <w:b/>
+                <w:bCs/>
+                <w:noProof/>
+              </w:rPr>
+              <w:t>Type</w:t>
+            </w:r>
+          </w:p>
+        </w:tc>
+        <w:tc>
+          <w:tcPr>
+            <w:tcW w:w="3006" w:type="dxa"/>
+          </w:tcPr>
+          <w:p>
+            <w:pPr>
+              <w:rPr>
+                <w:b/>
+                <w:bCs/>
+                <w:noProof/>
+              </w:rPr>
+            </w:pPr>
+            <w:r>
+              <w:rPr>
+                <w:b/>
+                <w:bCs/>
+                <w:noProof/>
+              </w:rPr>
+              <w:t>Description</w:t>
+            </w:r>
+          </w:p>
+        </w:tc>
+      </w:tr>
+      <w:tr>
+        <w:tc>
+          <w:tcPr>
+            <w:tcW w:w="3005" w:type="dxa"/>
+          </w:tcPr>
+          <w:p>
+            <w:pPr>
+              <w:rPr>
+                <w:noProof/>
+              </w:rPr>
+            </w:pPr>
+            <w:r>
+              <w:rPr>
+                <w:noProof/>
+              </w:rPr>
+              <w:t>customer_Id</w:t>
+            </w:r>
+          </w:p>
+        </w:tc>
+        <w:tc>
+          <w:tcPr>
+            <w:tcW w:w="3005" w:type="dxa"/>
+          </w:tcPr>
+          <w:p>
+            <w:pPr>
+              <w:rPr>
+                <w:noProof/>
+              </w:rPr>
+            </w:pPr>
+            <w:r>
+              <w:rPr>
+                <w:noProof/>
+              </w:rPr>
+              <w:t>STRING</w:t>
+            </w:r>
+          </w:p>
+        </w:tc>
+        <w:tc>
+          <w:tcPr>
+            <w:tcW w:w="3006" w:type="dxa"/>
+          </w:tcPr>
+          <w:p>
+            <w:pPr>
+              <w:rPr>
+                <w:noProof/>
+              </w:rPr>
+            </w:pPr>
+            <w:r>
+              <w:rPr>
+                <w:noProof/>
+              </w:rPr>
+              <w:t>NON_NULLABLE</w:t>
+            </w:r>
+          </w:p>
+        </w:tc>
+      </w:tr>
+      <w:tr>
+        <w:tc>
+          <w:tcPr>
+            <w:tcW w:w="3005" w:type="dxa"/>
+          </w:tcPr>
+          <w:p>
+            <w:pPr>
+              <w:rPr>
+                <w:noProof/>
+              </w:rPr>
+            </w:pPr>
+            <w:r>
+              <w:rPr>
+                <w:noProof/>
+              </w:rPr>
+              <w:t>customer_name</w:t>
+            </w:r>
+          </w:p>
+        </w:tc>
+        <w:tc>
+          <w:tcPr>
+            <w:tcW w:w="3005" w:type="dxa"/>
+          </w:tcPr>
+          <w:p>
+            <w:pPr>
+              <w:rPr>
+                <w:noProof/>
+              </w:rPr>
+            </w:pPr>
+            <w:r>
+              <w:rPr>
+                <w:noProof/>
+              </w:rPr>
+              <w:t>STRING</w:t>
+            </w:r>
+          </w:p>
+        </w:tc>
+        <w:tc>
+          <w:tcPr>
+            <w:tcW w:w="3006" w:type="dxa"/>
+          </w:tcPr>
+          <w:p>
+            <w:pPr>
+              <w:rPr>
+                <w:noProof/>
+              </w:rPr>
+            </w:pPr>
+            <w:r>
+              <w:rPr>
+                <w:noProof/>
+              </w:rPr>
+              <w:t>NULLABLE</w:t>
+            </w:r>
+          </w:p>
+        </w:tc>
+      </w:tr>
+      <w:tr>
+        <w:tc>
+          <w:tcPr>
+            <w:tcW w:w="3005" w:type="dxa"/>
+          </w:tcPr>
+          <w:p>
+            <w:pPr>
+              <w:rPr>
+                <w:noProof/>
+              </w:rPr>
+            </w:pPr>
+            <w:r>
+              <w:rPr>
+                <w:noProof/>
+              </w:rPr>
+              <w:t xml:space="preserve">gender </w:t>
+            </w:r>
+          </w:p>
+        </w:tc>
+        <w:tc>
+          <w:tcPr>
+            <w:tcW w:w="3005" w:type="dxa"/>
+          </w:tcPr>
+          <w:p>
+            <w:pPr>
+              <w:rPr>
+                <w:noProof/>
+              </w:rPr>
+            </w:pPr>
+            <w:r>
+              <w:rPr>
+                <w:noProof/>
+              </w:rPr>
+              <w:t>STRING</w:t>
+            </w:r>
+          </w:p>
+        </w:tc>
+        <w:tc>
+          <w:tcPr>
+            <w:tcW w:w="3006" w:type="dxa"/>
+          </w:tcPr>
+          <w:p>
+            <w:pPr>
+              <w:rPr>
+                <w:noProof/>
+              </w:rPr>
+            </w:pPr>
+            <w:r>
+              <w:rPr>
+                <w:noProof/>
+              </w:rPr>
+              <w:t>NULLABLE</w:t>
+            </w:r>
+          </w:p>
+        </w:tc>
+      </w:tr>
+      <w:tr>
+        <w:tc>
+          <w:tcPr>
+            <w:tcW w:w="3005" w:type="dxa"/>
+          </w:tcPr>
+          <w:p>
+            <w:pPr>
+              <w:rPr>
+                <w:noProof/>
+              </w:rPr>
+            </w:pPr>
+            <w:r>
+              <w:rPr>
+                <w:noProof/>
+              </w:rPr>
+              <w:t xml:space="preserve">age </w:t>
+            </w:r>
+          </w:p>
+        </w:tc>
+        <w:tc>
+          <w:tcPr>
+            <w:tcW w:w="3005" w:type="dxa"/>
+          </w:tcPr>
+          <w:p>
+            <w:pPr>
+              <w:rPr>
+                <w:noProof/>
+              </w:rPr>
+            </w:pPr>
+            <w:r>
+              <w:rPr>
+                <w:noProof/>
+              </w:rPr>
+              <w:t>INTEGRER</w:t>
+            </w:r>
+          </w:p>
+        </w:tc>
+        <w:tc>
+          <w:tcPr>
+            <w:tcW w:w="3006" w:type="dxa"/>
+          </w:tcPr>
+          <w:p>
+            <w:pPr>
+              <w:rPr>
+                <w:noProof/>
+              </w:rPr>
+            </w:pPr>
+            <w:r>
+              <w:rPr>
+                <w:noProof/>
+              </w:rPr>
+              <w:t>NULLABLE</w:t>
+            </w:r>
+          </w:p>
+        </w:tc>
+      </w:tr>
+      <w:tr>
+        <w:tc>
+          <w:tcPr>
+            <w:tcW w:w="3005" w:type="dxa"/>
+          </w:tcPr>
+          <w:p>
+            <w:pPr>
+              <w:rPr>
+                <w:noProof/>
+              </w:rPr>
+            </w:pPr>
+            <w:r>
+              <w:rPr>
+                <w:noProof/>
+              </w:rPr>
+              <w:t xml:space="preserve">email </w:t>
+            </w:r>
+          </w:p>
+        </w:tc>
+        <w:tc>
+          <w:tcPr>
+            <w:tcW w:w="3005" w:type="dxa"/>
+          </w:tcPr>
+          <w:p>
+            <w:pPr>
+              <w:rPr>
+                <w:noProof/>
+              </w:rPr>
+            </w:pPr>
+            <w:r>
+              <w:rPr>
+                <w:noProof/>
+              </w:rPr>
+              <w:t>STRING</w:t>
+            </w:r>
+          </w:p>
+        </w:tc>
+        <w:tc>
+          <w:tcPr>
+            <w:tcW w:w="3006" w:type="dxa"/>
+          </w:tcPr>
+          <w:p>
+            <w:pPr>
+              <w:rPr>
+                <w:noProof/>
+              </w:rPr>
+            </w:pPr>
+            <w:r>
+              <w:rPr>
+                <w:noProof/>
+              </w:rPr>
+              <w:t>NULLABLE</w:t>
+            </w:r>
+          </w:p>
+        </w:tc>
+      </w:tr>
+      <w:tr>
+        <w:tc>
+          <w:tcPr>
+            <w:tcW w:w="3005" w:type="dxa"/>
+          </w:tcPr>
+          <w:p>
+            <w:pPr>
+              <w:rPr>
+                <w:noProof/>
+              </w:rPr>
+            </w:pPr>
+            <w:r>
+              <w:rPr>
+                <w:noProof/>
+              </w:rPr>
+              <w:t>customer_type</w:t>
+            </w:r>
+          </w:p>
+        </w:tc>
+        <w:tc>
+          <w:tcPr>
+            <w:tcW w:w="3005" w:type="dxa"/>
+          </w:tcPr>
+          <w:p>
+            <w:pPr>
+              <w:rPr>
+                <w:noProof/>
+              </w:rPr>
+            </w:pPr>
+            <w:r>
+              <w:rPr>
+                <w:noProof/>
+              </w:rPr>
+              <w:t>STRING</w:t>
+            </w:r>
+          </w:p>
+        </w:tc>
+        <w:tc>
+          <w:tcPr>
+            <w:tcW w:w="3006" w:type="dxa"/>
+          </w:tcPr>
+          <w:p>
+            <w:pPr>
+              <w:rPr>
+                <w:noProof/>
+              </w:rPr>
+            </w:pPr>
+            <w:r>
+              <w:rPr>
+                <w:noProof/>
+              </w:rPr>
+              <w:t>NULLABLE</w:t>
+            </w:r>
+          </w:p>
+        </w:tc>
+      </w:tr>
+    </w:tbl>
+    <w:p>
+      <w:pPr>
+        <w:rPr>
+          <w:noProof/>
+        </w:rPr>
+      </w:pPr>
+    </w:p>
+    <w:p>
+      <w:pPr>
+        <w:rPr>
+          <w:noProof/>
+        </w:rPr>
+      </w:pPr>
+    </w:p>
+    <w:p>
+      <w:pPr>
+        <w:pStyle w:val="Heading3"/>
+        <w:numPr>
+          <w:ilvl w:val="0"/>
+          <w:numId w:val="11"/>
+        </w:numPr>
+        <w:rPr>
+          <w:noProof/>
+        </w:rPr>
+      </w:pPr>
+      <w:r>
+        <w:rPr>
+          <w:noProof/>
+        </w:rPr>
+        <w:t>Travel Package Table</w:t>
+      </w:r>
+    </w:p>
+    <w:p>
+      <w:pPr>
+        <w:pStyle w:val="ListParagraph"/>
+        <w:numPr>
+          <w:ilvl w:val="0"/>
+          <w:numId w:val="14"/>
+        </w:numPr>
+        <w:spacing w:line="240" w:lineRule="auto"/>
+        <w:rPr>
+          <w:noProof/>
+        </w:rPr>
+      </w:pPr>
+      <w:r>
+        <w:rPr>
+          <w:noProof/>
+        </w:rPr>
+        <w:t xml:space="preserve">Sample codes: </w:t>
+      </w:r>
+    </w:p>
+    <w:p>
+      <w:pPr>
+        <w:spacing w:line="240" w:lineRule="auto"/>
+        <w:rPr>
+          <w:rStyle w:val="Hyperlink"/>
+          <w:noProof/>
+        </w:rPr>
+      </w:pPr>
+      <w:r>
+        <w:rPr>
+          <w:noProof/>
+        </w:rPr>
+        <w:fldChar w:fldCharType="begin"/>
+      </w:r>
+      <w:r>
+        <w:rPr>
+          <w:noProof/>
+        </w:rPr>
+        <w:instrText>HYPERLINK "https://github.com/nasrulkhair/Full-Project/blob/main/PPNJ/data_creation/data.ipynb"</w:instrText>
+      </w:r>
+      <w:r>
+        <w:rPr>
+          <w:noProof/>
+        </w:rPr>
+      </w:r>
+      <w:r>
+        <w:rPr>
+          <w:noProof/>
+        </w:rPr>
+        <w:fldChar w:fldCharType="separate"/>
+      </w:r>
+      <w:r>
+        <w:rPr>
+          <w:rStyle w:val="Hyperlink"/>
+          <w:noProof/>
+        </w:rPr>
+        <w:t>https://github.com/nasrulkhair/Full-Project/blob/main/PPNJ/data_creation/data.ipynb</w:t>
+      </w:r>
+    </w:p>
+    <w:p>
+      <w:pPr>
+        <w:spacing w:line="240" w:lineRule="auto"/>
+        <w:rPr>
+          <w:noProof/>
+        </w:rPr>
+      </w:pPr>
+      <w:r>
+        <w:rPr>
+          <w:noProof/>
+        </w:rPr>
+        <w:fldChar w:fldCharType="end"/>
+      </w:r>
+    </w:p>
+    <w:p>
+      <w:pPr>
+        <w:pStyle w:val="ListParagraph"/>
+        <w:numPr>
+          <w:ilvl w:val="0"/>
+          <w:numId w:val="14"/>
+        </w:numPr>
+        <w:rPr>
+          <w:noProof/>
+        </w:rPr>
+      </w:pPr>
+      <w:r>
+        <w:rPr>
+          <w:noProof/>
+        </w:rPr>
+        <w:t>Output Description:</w:t>
+      </w:r>
+    </w:p>
+    <w:p>
+      <w:pPr>
+        <w:pStyle w:val="ListParagraph"/>
+        <w:numPr>
+          <w:ilvl w:val="0"/>
+          <w:numId w:val="10"/>
+        </w:numPr>
+        <w:rPr>
+          <w:noProof/>
+        </w:rPr>
+      </w:pPr>
+      <w:r>
+        <w:rPr>
+          <w:noProof/>
+        </w:rPr>
+        <w:t xml:space="preserve">File created: </w:t>
+      </w:r>
+      <w:r>
+        <w:rPr>
+          <w:noProof/>
+        </w:rPr>
+        <w:t>travel_package</w:t>
+      </w:r>
+      <w:r>
+        <w:rPr>
+          <w:noProof/>
+        </w:rPr>
+        <w:t>.csv</w:t>
+      </w:r>
+    </w:p>
+    <w:p>
+      <w:pPr>
+        <w:pStyle w:val="ListParagraph"/>
+        <w:numPr>
+          <w:ilvl w:val="0"/>
+          <w:numId w:val="10"/>
+        </w:numPr>
+        <w:rPr>
+          <w:noProof/>
+        </w:rPr>
+      </w:pPr>
+      <w:r>
+        <w:rPr>
+          <w:noProof/>
+        </w:rPr>
+        <w:t>Rows:</w:t>
+      </w:r>
+    </w:p>
+    <w:p>
+      <w:pPr>
+        <w:pStyle w:val="ListParagraph"/>
+        <w:numPr>
+          <w:ilvl w:val="0"/>
+          <w:numId w:val="10"/>
+        </w:numPr>
+        <w:rPr>
+          <w:noProof/>
+        </w:rPr>
+      </w:pPr>
+      <w:r>
+        <w:rPr>
+          <w:noProof/>
+        </w:rPr>
+        <w:t>Columns:</w:t>
+      </w:r>
+    </w:p>
+    <w:p>
+      <w:pPr>
+        <w:pStyle w:val="ListParagraph"/>
+        <w:rPr>
+          <w:noProof/>
+        </w:rPr>
+      </w:pPr>
+    </w:p>
+    <w:p>
+      <w:pPr>
+        <w:pStyle w:val="ListParagraph"/>
+        <w:numPr>
+          <w:ilvl w:val="0"/>
+          <w:numId w:val="14"/>
+        </w:numPr>
+        <w:rPr>
+          <w:noProof/>
+        </w:rPr>
+      </w:pPr>
+      <w:r>
+        <w:rPr>
+          <w:noProof/>
+        </w:rPr>
+        <w:t>Table Schema</w:t>
+      </w:r>
+      <w:r>
+        <w:rPr>
+          <w:noProof/>
+        </w:rPr>
+        <w:t>:</w:t>
+      </w:r>
+    </w:p>
+    <w:tbl>
+      <w:tblPr>
+        <w:tblStyle w:val="TableGrid"/>
+        <w:tblW w:w="0" w:type="auto"/>
+        <w:tblLook w:val="04A0" w:firstRow="1" w:lastRow="0" w:firstColumn="1" w:lastColumn="0" w:noHBand="0" w:noVBand="1"/>
+      </w:tblPr>
+      <w:tblGrid>
+        <w:gridCol w:w="3005"/>
+        <w:gridCol w:w="3005"/>
+        <w:gridCol w:w="3006"/>
+      </w:tblGrid>
+      <w:tr>
+        <w:tc>
+          <w:tcPr>
+            <w:tcW w:w="3005" w:type="dxa"/>
+          </w:tcPr>
+          <w:p>
+            <w:pPr>
+              <w:rPr>
+                <w:b/>
+                <w:bCs/>
+                <w:noProof/>
+              </w:rPr>
+            </w:pPr>
+            <w:r>
+              <w:rPr>
+                <w:b/>
+                <w:bCs/>
+                <w:noProof/>
+              </w:rPr>
+              <w:t>Column Name</w:t>
+            </w:r>
+          </w:p>
+        </w:tc>
+        <w:tc>
+          <w:tcPr>
+            <w:tcW w:w="3005" w:type="dxa"/>
+          </w:tcPr>
+          <w:p>
+            <w:pPr>
+              <w:rPr>
+                <w:b/>
+                <w:bCs/>
+                <w:noProof/>
+              </w:rPr>
+            </w:pPr>
+            <w:r>
+              <w:rPr>
+                <w:b/>
+                <w:bCs/>
+                <w:noProof/>
+              </w:rPr>
+              <w:t>Type</w:t>
+            </w:r>
+          </w:p>
+        </w:tc>
+        <w:tc>
+          <w:tcPr>
+            <w:tcW w:w="3006" w:type="dxa"/>
+          </w:tcPr>
+          <w:p>
+            <w:pPr>
+              <w:rPr>
+                <w:b/>
+                <w:bCs/>
+                <w:noProof/>
+              </w:rPr>
+            </w:pPr>
+            <w:r>
+              <w:rPr>
+                <w:b/>
+                <w:bCs/>
+                <w:noProof/>
+              </w:rPr>
+              <w:t>Description</w:t>
+            </w:r>
+          </w:p>
+        </w:tc>
+      </w:tr>
+      <w:tr>
+        <w:tc>
+          <w:tcPr>
+            <w:tcW w:w="3005" w:type="dxa"/>
+          </w:tcPr>
+          <w:p>
+            <w:pPr>
+              <w:rPr>
+                <w:noProof/>
+              </w:rPr>
+            </w:pPr>
+            <w:r>
+              <w:rPr>
+                <w:noProof/>
+              </w:rPr>
+              <w:t>package</w:t>
+            </w:r>
+            <w:r>
+              <w:rPr>
+                <w:noProof/>
+              </w:rPr>
+              <w:t>_Id</w:t>
+            </w:r>
+          </w:p>
+        </w:tc>
+        <w:tc>
+          <w:tcPr>
+            <w:tcW w:w="3005" w:type="dxa"/>
+          </w:tcPr>
+          <w:p>
+            <w:pPr>
+              <w:rPr>
+                <w:noProof/>
+              </w:rPr>
+            </w:pPr>
+            <w:r>
+              <w:rPr>
+                <w:noProof/>
+              </w:rPr>
+              <w:t>STRING</w:t>
+            </w:r>
+          </w:p>
+        </w:tc>
+        <w:tc>
+          <w:tcPr>
+            <w:tcW w:w="3006" w:type="dxa"/>
+          </w:tcPr>
+          <w:p>
+            <w:pPr>
+              <w:rPr>
+                <w:noProof/>
+              </w:rPr>
+            </w:pPr>
+            <w:r>
+              <w:rPr>
+                <w:noProof/>
+              </w:rPr>
+              <w:t>NON_NULLABLE</w:t>
+            </w:r>
+          </w:p>
+        </w:tc>
+      </w:tr>
+      <w:tr>
+        <w:tc>
+          <w:tcPr>
+            <w:tcW w:w="3005" w:type="dxa"/>
+          </w:tcPr>
+          <w:p>
+            <w:pPr>
+              <w:rPr>
+                <w:noProof/>
+              </w:rPr>
+            </w:pPr>
+            <w:r>
+              <w:rPr>
+                <w:noProof/>
+              </w:rPr>
+              <w:t>package</w:t>
+            </w:r>
+            <w:r>
+              <w:rPr>
+                <w:noProof/>
+              </w:rPr>
+              <w:t>_name</w:t>
+            </w:r>
+          </w:p>
+        </w:tc>
+        <w:tc>
+          <w:tcPr>
+            <w:tcW w:w="3005" w:type="dxa"/>
+          </w:tcPr>
+          <w:p>
+            <w:pPr>
+              <w:rPr>
+                <w:noProof/>
+              </w:rPr>
+            </w:pPr>
+            <w:r>
+              <w:rPr>
+                <w:noProof/>
+              </w:rPr>
+              <w:t>STRING</w:t>
+            </w:r>
+          </w:p>
+        </w:tc>
+        <w:tc>
+          <w:tcPr>
+            <w:tcW w:w="3006" w:type="dxa"/>
+          </w:tcPr>
+          <w:p>
+            <w:pPr>
+              <w:rPr>
+                <w:noProof/>
+              </w:rPr>
+            </w:pPr>
+            <w:r>
+              <w:rPr>
+                <w:noProof/>
+              </w:rPr>
+              <w:t>NULLABLE</w:t>
+            </w:r>
+          </w:p>
+        </w:tc>
+      </w:tr>
+      <w:tr>
+        <w:tc>
+          <w:tcPr>
+            <w:tcW w:w="3005" w:type="dxa"/>
+          </w:tcPr>
+          <w:p>
+            <w:pPr>
+              <w:rPr>
+                <w:noProof/>
+              </w:rPr>
+            </w:pPr>
+            <w:r>
+              <w:rPr>
+                <w:noProof/>
+              </w:rPr>
+              <w:t>package_type</w:t>
+            </w:r>
+            <w:r>
+              <w:rPr>
+                <w:noProof/>
+              </w:rPr>
+              <w:t xml:space="preserve"> </w:t>
+            </w:r>
+          </w:p>
+        </w:tc>
+        <w:tc>
+          <w:tcPr>
+            <w:tcW w:w="3005" w:type="dxa"/>
+          </w:tcPr>
+          <w:p>
+            <w:pPr>
+              <w:rPr>
+                <w:noProof/>
+              </w:rPr>
+            </w:pPr>
+            <w:r>
+              <w:rPr>
+                <w:noProof/>
+              </w:rPr>
+              <w:t>STRING</w:t>
+            </w:r>
+          </w:p>
+        </w:tc>
+        <w:tc>
+          <w:tcPr>
+            <w:tcW w:w="3006" w:type="dxa"/>
+          </w:tcPr>
+          <w:p>
+            <w:pPr>
+              <w:rPr>
+                <w:noProof/>
+              </w:rPr>
+            </w:pPr>
+            <w:r>
+              <w:rPr>
+                <w:noProof/>
+              </w:rPr>
+              <w:t>NULLABLE</w:t>
+            </w:r>
+          </w:p>
+        </w:tc>
+      </w:tr>
+      <w:tr>
+        <w:tc>
+          <w:tcPr>
+            <w:tcW w:w="3005" w:type="dxa"/>
+          </w:tcPr>
+          <w:p>
+            <w:pPr>
+              <w:rPr>
+                <w:noProof/>
+              </w:rPr>
+            </w:pPr>
+            <w:r>
+              <w:rPr>
+                <w:noProof/>
+              </w:rPr>
+              <w:t>duration_days</w:t>
+            </w:r>
+            <w:r>
+              <w:rPr>
+                <w:noProof/>
+              </w:rPr>
+              <w:t xml:space="preserve"> </w:t>
+            </w:r>
+          </w:p>
+        </w:tc>
+        <w:tc>
+          <w:tcPr>
+            <w:tcW w:w="3005" w:type="dxa"/>
+          </w:tcPr>
+          <w:p>
+            <w:pPr>
+              <w:rPr>
+                <w:noProof/>
+              </w:rPr>
+            </w:pPr>
+            <w:r>
+              <w:rPr>
+                <w:noProof/>
+              </w:rPr>
+              <w:t>INTEGER</w:t>
+            </w:r>
+          </w:p>
+        </w:tc>
+        <w:tc>
+          <w:tcPr>
+            <w:tcW w:w="3006" w:type="dxa"/>
+          </w:tcPr>
+          <w:p>
+            <w:pPr>
+              <w:rPr>
+                <w:noProof/>
+              </w:rPr>
+            </w:pPr>
+            <w:r>
+              <w:rPr>
+                <w:noProof/>
+              </w:rPr>
+              <w:t>NULLABLE</w:t>
+            </w:r>
+          </w:p>
+        </w:tc>
+      </w:tr>
+      <w:tr>
+        <w:tc>
+          <w:tcPr>
+            <w:tcW w:w="3005" w:type="dxa"/>
+          </w:tcPr>
+          <w:p>
+            <w:pPr>
+              <w:rPr>
+                <w:noProof/>
+              </w:rPr>
+            </w:pPr>
+            <w:r>
+              <w:rPr>
+                <w:noProof/>
+              </w:rPr>
+              <w:t>price_per_pax</w:t>
+            </w:r>
+            <w:r>
+              <w:rPr>
+                <w:noProof/>
+              </w:rPr>
+              <w:t xml:space="preserve"> </w:t>
+            </w:r>
+          </w:p>
+        </w:tc>
+        <w:tc>
+          <w:tcPr>
+            <w:tcW w:w="3005" w:type="dxa"/>
+          </w:tcPr>
+          <w:p>
+            <w:pPr>
+              <w:rPr>
+                <w:noProof/>
+              </w:rPr>
+            </w:pPr>
+            <w:r>
+              <w:rPr>
+                <w:noProof/>
+              </w:rPr>
+              <w:t>INTEGER</w:t>
+            </w:r>
+          </w:p>
+        </w:tc>
+        <w:tc>
+          <w:tcPr>
+            <w:tcW w:w="3006" w:type="dxa"/>
+          </w:tcPr>
+          <w:p>
+            <w:pPr>
+              <w:rPr>
+                <w:noProof/>
+              </w:rPr>
+            </w:pPr>
+            <w:r>
+              <w:rPr>
+                <w:noProof/>
+              </w:rPr>
+              <w:t>NULLABLE</w:t>
+            </w:r>
+          </w:p>
+        </w:tc>
+      </w:tr>
+      <w:tr>
+        <w:tc>
+          <w:tcPr>
+            <w:tcW w:w="3005" w:type="dxa"/>
+          </w:tcPr>
+          <w:p>
+            <w:pPr>
+              <w:rPr>
+                <w:noProof/>
+              </w:rPr>
+            </w:pPr>
+            <w:r>
+              <w:rPr>
+                <w:noProof/>
+              </w:rPr>
+              <w:t>category</w:t>
+            </w:r>
+          </w:p>
+        </w:tc>
+        <w:tc>
+          <w:tcPr>
+            <w:tcW w:w="3005" w:type="dxa"/>
+          </w:tcPr>
+          <w:p>
+            <w:pPr>
+              <w:rPr>
+                <w:noProof/>
+              </w:rPr>
+            </w:pPr>
+            <w:r>
+              <w:rPr>
+                <w:noProof/>
+              </w:rPr>
+              <w:t>STRING</w:t>
+            </w:r>
+          </w:p>
+        </w:tc>
+        <w:tc>
+          <w:tcPr>
+            <w:tcW w:w="3006" w:type="dxa"/>
+          </w:tcPr>
+          <w:p>
+            <w:pPr>
+              <w:rPr>
+                <w:noProof/>
+              </w:rPr>
+            </w:pPr>
+            <w:r>
+              <w:rPr>
+                <w:noProof/>
+              </w:rPr>
+              <w:t>NULLABLE</w:t>
+            </w:r>
+          </w:p>
+        </w:tc>
+      </w:tr>
+      <w:tr>
+        <w:tc>
+          <w:tcPr>
+            <w:tcW w:w="3005" w:type="dxa"/>
+          </w:tcPr>
+          <w:p>
+            <w:pPr>
+              <w:rPr>
+                <w:noProof/>
+              </w:rPr>
+            </w:pPr>
+            <w:r>
+              <w:rPr>
+                <w:noProof/>
+              </w:rPr>
+              <w:t>destination</w:t>
+            </w:r>
+          </w:p>
+        </w:tc>
+        <w:tc>
+          <w:tcPr>
+            <w:tcW w:w="3005" w:type="dxa"/>
+          </w:tcPr>
+          <w:p>
+            <w:pPr>
+              <w:rPr>
+                <w:noProof/>
+              </w:rPr>
+            </w:pPr>
+            <w:r>
+              <w:rPr>
+                <w:noProof/>
+              </w:rPr>
+              <w:t>STRING</w:t>
+            </w:r>
+          </w:p>
+        </w:tc>
+        <w:tc>
+          <w:tcPr>
+            <w:tcW w:w="3006" w:type="dxa"/>
+          </w:tcPr>
+          <w:p>
+            <w:pPr>
+              <w:rPr>
+                <w:noProof/>
+              </w:rPr>
+            </w:pPr>
+            <w:r>
+              <w:rPr>
+                <w:noProof/>
+              </w:rPr>
+              <w:t>NULLABLE</w:t>
+            </w:r>
+          </w:p>
+        </w:tc>
+      </w:tr>
+    </w:tbl>
+    <w:p/>
+    <w:p>
+      <w:pPr>
+        <w:rPr>
+          <w:noProof/>
+        </w:rPr>
+      </w:pPr>
+    </w:p>
+    <w:p>
+      <w:pPr>
+        <w:rPr>
+          <w:noProof/>
+        </w:rPr>
+      </w:pPr>
+      <w:r>
+        <w:rPr>
+          <w:noProof/>
+        </w:rPr>
+        <w:br w:type="page"/>
+      </w:r>
+    </w:p>
+    <w:p>
+      <w:pPr>
+        <w:pStyle w:val="Heading3"/>
+        <w:numPr>
+          <w:ilvl w:val="0"/>
+          <w:numId w:val="11"/>
+        </w:numPr>
+        <w:rPr>
+          <w:noProof/>
+          <w:color w:val="auto"/>
+        </w:rPr>
+      </w:pPr>
+      <w:r>
+        <w:rPr>
+          <w:noProof/>
+        </w:rPr>
+        <w:lastRenderedPageBreak/>
+        <w:t>Travel Guide Table</w:t>
+      </w:r>
+    </w:p>
+    <w:p>
+      <w:pPr>
+        <w:pStyle w:val="ListParagraph"/>
+        <w:numPr>
+          <w:ilvl w:val="0"/>
+          <w:numId w:val="16"/>
+        </w:numPr>
+        <w:spacing w:line="240" w:lineRule="auto"/>
+        <w:rPr>
+          <w:noProof/>
+        </w:rPr>
+      </w:pPr>
+      <w:r>
+        <w:rPr>
+          <w:noProof/>
+        </w:rPr>
+        <w:t xml:space="preserve">Sample codes: </w:t>
+      </w:r>
+    </w:p>
+    <w:p>
+      <w:pPr>
+        <w:spacing w:line="240" w:lineRule="auto"/>
+        <w:rPr>
+          <w:noProof/>
+        </w:rPr>
+      </w:pPr>
+      <w:r>
+        <w:rPr>
+          <w:noProof/>
+        </w:rPr>
+        <w:fldChar w:fldCharType="begin"/>
+      </w:r>
+      <w:r>
+        <w:rPr>
+          <w:noProof/>
+        </w:rPr>
+        <w:instrText>HYPERLINK "</w:instrText>
+      </w:r>
+      <w:r>
+        <w:rPr>
+          <w:noProof/>
+        </w:rPr>
+        <w:instrText>https://github.com/nasrulkhair/Full-Project/blob/main/PPNJ/data_creation/data.ipynb</w:instrText>
+      </w:r>
+    </w:p>
+    <w:p>
+      <w:pPr>
+        <w:spacing w:line="240" w:lineRule="auto"/>
+        <w:rPr>
+          <w:rStyle w:val="Hyperlink"/>
+          <w:noProof/>
+        </w:rPr>
+      </w:pPr>
+      <w:r>
+        <w:rPr>
+          <w:noProof/>
+        </w:rPr>
+        <w:instrText>"</w:instrText>
+      </w:r>
+      <w:r>
+        <w:rPr>
+          <w:noProof/>
+        </w:rPr>
+        <w:fldChar w:fldCharType="separate"/>
+      </w:r>
+      <w:r>
+        <w:rPr>
+          <w:rStyle w:val="Hyperlink"/>
+          <w:noProof/>
+        </w:rPr>
+        <w:t>https://github.com/nasrulkhair/Full-Project/blob/main/PPNJ/data_creation/data.ipynb</w:t>
+      </w:r>
+    </w:p>
+    <w:p>
+      <w:pPr>
+        <w:spacing w:line="240" w:lineRule="auto"/>
+        <w:rPr>
+          <w:noProof/>
+        </w:rPr>
+      </w:pPr>
+      <w:r>
+        <w:rPr>
+          <w:noProof/>
+        </w:rPr>
+        <w:fldChar w:fldCharType="end"/>
+      </w:r>
+    </w:p>
+    <w:p>
+      <w:pPr>
+        <w:pStyle w:val="ListParagraph"/>
+        <w:numPr>
+          <w:ilvl w:val="0"/>
+          <w:numId w:val="16"/>
+        </w:numPr>
+        <w:rPr>
+          <w:noProof/>
+        </w:rPr>
+      </w:pPr>
+      <w:r>
+        <w:rPr>
+          <w:noProof/>
+        </w:rPr>
+        <w:t>Output Description:</w:t>
+      </w:r>
+    </w:p>
+    <w:p>
+      <w:pPr>
+        <w:pStyle w:val="ListParagraph"/>
+        <w:numPr>
+          <w:ilvl w:val="0"/>
+          <w:numId w:val="10"/>
+        </w:numPr>
+        <w:rPr>
+          <w:noProof/>
+        </w:rPr>
+      </w:pPr>
+      <w:r>
+        <w:rPr>
+          <w:noProof/>
+        </w:rPr>
+        <w:t xml:space="preserve">File created: </w:t>
+      </w:r>
+      <w:r>
+        <w:rPr>
+          <w:noProof/>
+        </w:rPr>
+        <w:t>travel_guide</w:t>
+      </w:r>
+      <w:r>
+        <w:rPr>
+          <w:noProof/>
+        </w:rPr>
+        <w:t>.csv</w:t>
+      </w:r>
+    </w:p>
+    <w:p>
+      <w:pPr>
+        <w:pStyle w:val="ListParagraph"/>
+        <w:numPr>
+          <w:ilvl w:val="0"/>
+          <w:numId w:val="10"/>
+        </w:numPr>
+        <w:rPr>
+          <w:noProof/>
+        </w:rPr>
+      </w:pPr>
+      <w:r>
+        <w:rPr>
+          <w:noProof/>
+        </w:rPr>
+        <w:t>Rows:</w:t>
+      </w:r>
+    </w:p>
+    <w:p>
+      <w:pPr>
+        <w:pStyle w:val="ListParagraph"/>
+        <w:numPr>
+          <w:ilvl w:val="0"/>
+          <w:numId w:val="10"/>
+        </w:numPr>
+        <w:rPr>
+          <w:noProof/>
+        </w:rPr>
+      </w:pPr>
+      <w:r>
+        <w:rPr>
+          <w:noProof/>
+        </w:rPr>
+        <w:t>Columns:</w:t>
+      </w:r>
+    </w:p>
+    <w:p>
+      <w:pPr>
+        <w:pStyle w:val="ListParagraph"/>
+        <w:rPr>
+          <w:noProof/>
+        </w:rPr>
+      </w:pPr>
+    </w:p>
+    <w:p>
+      <w:pPr>
+        <w:pStyle w:val="ListParagraph"/>
+        <w:numPr>
+          <w:ilvl w:val="0"/>
+          <w:numId w:val="16"/>
+        </w:numPr>
+        <w:rPr>
+          <w:noProof/>
+        </w:rPr>
+      </w:pPr>
+      <w:r>
+        <w:rPr>
+          <w:noProof/>
+        </w:rPr>
+        <w:t>Table Schema:</w:t>
+      </w:r>
+    </w:p>
+    <w:tbl>
+      <w:tblPr>
+        <w:tblStyle w:val="TableGrid"/>
+        <w:tblW w:w="0" w:type="auto"/>
+        <w:tblLook w:val="04A0" w:firstRow="1" w:lastRow="0" w:firstColumn="1" w:lastColumn="0" w:noHBand="0" w:noVBand="1"/>
+      </w:tblPr>
+      <w:tblGrid>
+        <w:gridCol w:w="3005"/>
+        <w:gridCol w:w="3005"/>
+        <w:gridCol w:w="3006"/>
+      </w:tblGrid>
+      <w:tr>
+        <w:tc>
+          <w:tcPr>
+            <w:tcW w:w="3005" w:type="dxa"/>
+          </w:tcPr>
+          <w:p>
+            <w:pPr>
+              <w:rPr>
+                <w:b/>
+                <w:bCs/>
+                <w:noProof/>
+              </w:rPr>
+            </w:pPr>
+            <w:r>
+              <w:rPr>
+                <w:b/>
+                <w:bCs/>
+                <w:noProof/>
+              </w:rPr>
+              <w:t>Column Name</w:t>
+            </w:r>
+          </w:p>
+        </w:tc>
+        <w:tc>
+          <w:tcPr>
+            <w:tcW w:w="3005" w:type="dxa"/>
+          </w:tcPr>
+          <w:p>
+            <w:pPr>
+              <w:rPr>
+                <w:b/>
+                <w:bCs/>
+                <w:noProof/>
+              </w:rPr>
+            </w:pPr>
+            <w:r>
+              <w:rPr>
+                <w:b/>
+                <w:bCs/>
+                <w:noProof/>
+              </w:rPr>
+              <w:t>Type</w:t>
+            </w:r>
+          </w:p>
+        </w:tc>
+        <w:tc>
+          <w:tcPr>
+            <w:tcW w:w="3006" w:type="dxa"/>
+          </w:tcPr>
+          <w:p>
+            <w:pPr>
+              <w:rPr>
+                <w:b/>
+                <w:bCs/>
+                <w:noProof/>
+              </w:rPr>
+            </w:pPr>
+            <w:r>
+              <w:rPr>
+                <w:b/>
+                <w:bCs/>
+                <w:noProof/>
+              </w:rPr>
+              <w:t>Description</w:t>
+            </w:r>
+          </w:p>
+        </w:tc>
+      </w:tr>
+      <w:tr>
+        <w:tc>
+          <w:tcPr>
+            <w:tcW w:w="3005" w:type="dxa"/>
+          </w:tcPr>
+          <w:p>
+            <w:pPr>
+              <w:rPr>
+                <w:noProof/>
+              </w:rPr>
+            </w:pPr>
+            <w:r>
+              <w:rPr>
+                <w:noProof/>
+              </w:rPr>
+              <w:t>staff</w:t>
+            </w:r>
+            <w:r>
+              <w:rPr>
+                <w:noProof/>
+              </w:rPr>
+              <w:t>_Id</w:t>
+            </w:r>
+          </w:p>
+        </w:tc>
+        <w:tc>
+          <w:tcPr>
+            <w:tcW w:w="3005" w:type="dxa"/>
+          </w:tcPr>
+          <w:p>
+            <w:pPr>
+              <w:rPr>
+                <w:noProof/>
+              </w:rPr>
+            </w:pPr>
+            <w:r>
+              <w:rPr>
+                <w:noProof/>
+              </w:rPr>
+              <w:t>INTEGER</w:t>
+            </w:r>
+          </w:p>
+        </w:tc>
+        <w:tc>
+          <w:tcPr>
+            <w:tcW w:w="3006" w:type="dxa"/>
+          </w:tcPr>
+          <w:p>
+            <w:pPr>
+              <w:rPr>
+                <w:noProof/>
+              </w:rPr>
+            </w:pPr>
+            <w:r>
+              <w:rPr>
+                <w:noProof/>
+              </w:rPr>
+              <w:t>NON_NULLABLE</w:t>
+            </w:r>
+          </w:p>
+        </w:tc>
+      </w:tr>
+      <w:tr>
+        <w:tc>
+          <w:tcPr>
+            <w:tcW w:w="3005" w:type="dxa"/>
+          </w:tcPr>
+          <w:p>
+            <w:pPr>
+              <w:rPr>
+                <w:noProof/>
+              </w:rPr>
+            </w:pPr>
+            <w:r>
+              <w:rPr>
+                <w:noProof/>
+              </w:rPr>
+              <w:t>staff</w:t>
+            </w:r>
+            <w:r>
+              <w:rPr>
+                <w:noProof/>
+              </w:rPr>
+              <w:t>_name</w:t>
+            </w:r>
+          </w:p>
+        </w:tc>
+        <w:tc>
+          <w:tcPr>
+            <w:tcW w:w="3005" w:type="dxa"/>
+          </w:tcPr>
+          <w:p>
+            <w:pPr>
+              <w:rPr>
+                <w:noProof/>
+              </w:rPr>
+            </w:pPr>
+            <w:r>
+              <w:rPr>
+                <w:noProof/>
+              </w:rPr>
+              <w:t>STRING</w:t>
+            </w:r>
+          </w:p>
+        </w:tc>
+        <w:tc>
+          <w:tcPr>
+            <w:tcW w:w="3006" w:type="dxa"/>
+          </w:tcPr>
+          <w:p>
+            <w:pPr>
+              <w:rPr>
+                <w:noProof/>
+              </w:rPr>
+            </w:pPr>
+            <w:r>
+              <w:rPr>
+                <w:noProof/>
+              </w:rPr>
+              <w:t>NULLABLE</w:t>
+            </w:r>
+          </w:p>
+        </w:tc>
+      </w:tr>
+      <w:tr>
+        <w:tc>
+          <w:tcPr>
+            <w:tcW w:w="3005" w:type="dxa"/>
+          </w:tcPr>
+          <w:p>
+            <w:pPr>
+              <w:rPr>
+                <w:noProof/>
+              </w:rPr>
+            </w:pPr>
+            <w:r>
+              <w:rPr>
+                <w:noProof/>
+              </w:rPr>
+              <w:t>role</w:t>
+            </w:r>
+            <w:r>
+              <w:rPr>
+                <w:noProof/>
+              </w:rPr>
+              <w:t xml:space="preserve"> </w:t>
+            </w:r>
+          </w:p>
+        </w:tc>
+        <w:tc>
+          <w:tcPr>
+            <w:tcW w:w="3005" w:type="dxa"/>
+          </w:tcPr>
+          <w:p>
+            <w:pPr>
+              <w:rPr>
+                <w:noProof/>
+              </w:rPr>
+            </w:pPr>
+            <w:r>
+              <w:rPr>
+                <w:noProof/>
+              </w:rPr>
+              <w:t>STRING</w:t>
+            </w:r>
+          </w:p>
+        </w:tc>
+        <w:tc>
+          <w:tcPr>
+            <w:tcW w:w="3006" w:type="dxa"/>
+          </w:tcPr>
+          <w:p>
+            <w:pPr>
+              <w:rPr>
+                <w:noProof/>
+              </w:rPr>
+            </w:pPr>
+            <w:r>
+              <w:rPr>
+                <w:noProof/>
+              </w:rPr>
+              <w:t>NULLABLE</w:t>
+            </w:r>
+          </w:p>
+        </w:tc>
+      </w:tr>
+      <w:tr>
+        <w:tc>
+          <w:tcPr>
+            <w:tcW w:w="3005" w:type="dxa"/>
+          </w:tcPr>
+          <w:p>
+            <w:pPr>
+              <w:rPr>
+                <w:noProof/>
+              </w:rPr>
+            </w:pPr>
+            <w:r>
+              <w:rPr>
+                <w:noProof/>
+              </w:rPr>
+              <w:t>working_status</w:t>
+            </w:r>
+            <w:r>
+              <w:rPr>
+                <w:noProof/>
+              </w:rPr>
+              <w:t xml:space="preserve"> </w:t>
+            </w:r>
+          </w:p>
+        </w:tc>
+        <w:tc>
+          <w:tcPr>
+            <w:tcW w:w="3005" w:type="dxa"/>
+          </w:tcPr>
+          <w:p>
+            <w:pPr>
+              <w:rPr>
+                <w:noProof/>
+              </w:rPr>
+            </w:pPr>
+            <w:r>
+              <w:rPr>
+                <w:noProof/>
+              </w:rPr>
+              <w:t>INTEGER</w:t>
+            </w:r>
+          </w:p>
+        </w:tc>
+        <w:tc>
+          <w:tcPr>
+            <w:tcW w:w="3006" w:type="dxa"/>
+          </w:tcPr>
+          <w:p>
+            <w:pPr>
+              <w:rPr>
+                <w:noProof/>
+              </w:rPr>
+            </w:pPr>
+            <w:r>
+              <w:rPr>
+                <w:noProof/>
+              </w:rPr>
+              <w:t>NULLABLE</w:t>
+            </w:r>
+          </w:p>
+        </w:tc>
+      </w:tr>
+      <w:tr>
+        <w:tc>
+          <w:tcPr>
+            <w:tcW w:w="3005" w:type="dxa"/>
+          </w:tcPr>
+          <w:p>
+            <w:pPr>
+              <w:rPr>
+                <w:noProof/>
+              </w:rPr>
+            </w:pPr>
+            <w:r>
+              <w:rPr>
+                <w:noProof/>
+              </w:rPr>
+              <w:t>comission_rate</w:t>
+            </w:r>
+            <w:r>
+              <w:rPr>
+                <w:noProof/>
+              </w:rPr>
+              <w:t xml:space="preserve"> </w:t>
+            </w:r>
+          </w:p>
+        </w:tc>
+        <w:tc>
+          <w:tcPr>
+            <w:tcW w:w="3005" w:type="dxa"/>
+          </w:tcPr>
+          <w:p>
+            <w:pPr>
+              <w:rPr>
+                <w:noProof/>
+              </w:rPr>
+            </w:pPr>
+            <w:r>
+              <w:rPr>
+                <w:noProof/>
+              </w:rPr>
+              <w:t>FLOAT</w:t>
+            </w:r>
+          </w:p>
+        </w:tc>
+        <w:tc>
+          <w:tcPr>
+            <w:tcW w:w="3006" w:type="dxa"/>
+          </w:tcPr>
+          <w:p>
+            <w:pPr>
+              <w:rPr>
+                <w:noProof/>
+              </w:rPr>
+            </w:pPr>
+            <w:r>
+              <w:rPr>
+                <w:noProof/>
+              </w:rPr>
+              <w:t>NULLABLE</w:t>
+            </w:r>
+          </w:p>
+        </w:tc>
+      </w:tr>
+    </w:tbl>
+    <w:p/>
+    <w:p>
+      <w:pPr>
+        <w:rPr>
+          <w:noProof/>
+        </w:rPr>
+      </w:pPr>
+    </w:p>
+    <w:p>
+      <w:pPr>
+        <w:pStyle w:val="Heading3"/>
+        <w:numPr>
+          <w:ilvl w:val="0"/>
+          <w:numId w:val="11"/>
+        </w:numPr>
+        <w:rPr>
+          <w:noProof/>
+        </w:rPr>
+      </w:pPr>
+      <w:r>
+        <w:rPr>
+          <w:noProof/>
+        </w:rPr>
+        <w:t>Sales Table</w:t>
+      </w:r>
+    </w:p>
+    <w:p>
+      <w:pPr>
+        <w:pStyle w:val="ListParagraph"/>
+        <w:numPr>
+          <w:ilvl w:val="0"/>
+          <w:numId w:val="17"/>
+        </w:numPr>
+        <w:spacing w:line="240" w:lineRule="auto"/>
+        <w:rPr>
+          <w:noProof/>
+        </w:rPr>
+      </w:pPr>
+      <w:r>
+        <w:rPr>
+          <w:noProof/>
+        </w:rPr>
+        <w:t xml:space="preserve">Sample codes: </w:t>
+      </w:r>
+    </w:p>
+    <w:p>
+      <w:pPr>
+        <w:spacing w:line="240" w:lineRule="auto"/>
+        <w:rPr>
+          <w:rStyle w:val="Hyperlink"/>
+          <w:noProof/>
+        </w:rPr>
+      </w:pPr>
+      <w:r>
+        <w:rPr>
+          <w:noProof/>
+        </w:rPr>
+        <w:fldChar w:fldCharType="begin"/>
+      </w:r>
+      <w:r>
+        <w:rPr>
+          <w:noProof/>
+        </w:rPr>
+        <w:instrText>HYPERLINK "https://github.com/nasrulkhair/Full-Project/blob/main/PPNJ/data_creation/data.ipynb"</w:instrText>
+      </w:r>
+      <w:r>
+        <w:rPr>
+          <w:noProof/>
+        </w:rPr>
+      </w:r>
+      <w:r>
+        <w:rPr>
+          <w:noProof/>
+        </w:rPr>
+        <w:fldChar w:fldCharType="separate"/>
+      </w:r>
+      <w:r>
+        <w:rPr>
+          <w:rStyle w:val="Hyperlink"/>
+          <w:noProof/>
+        </w:rPr>
+        <w:t>https://github.com/nasrulkhair/Full-Project/blob/main/PPNJ/data_creation/data.ipynb</w:t>
+      </w:r>
+    </w:p>
+    <w:p>
+      <w:pPr>
+        <w:spacing w:line="240" w:lineRule="auto"/>
+        <w:rPr>
+          <w:noProof/>
+        </w:rPr>
+      </w:pPr>
+      <w:r>
+        <w:rPr>
+          <w:noProof/>
+        </w:rPr>
+        <w:fldChar w:fldCharType="end"/>
+      </w:r>
+    </w:p>
+    <w:p>
+      <w:pPr>
+        <w:pStyle w:val="ListParagraph"/>
+        <w:numPr>
+          <w:ilvl w:val="0"/>
+          <w:numId w:val="17"/>
+        </w:numPr>
+        <w:rPr>
+          <w:noProof/>
+        </w:rPr>
+      </w:pPr>
+      <w:r>
+        <w:rPr>
+          <w:noProof/>
+        </w:rPr>
+        <w:t>Output Description:</w:t>
+      </w:r>
+    </w:p>
+    <w:p>
+      <w:pPr>
+        <w:pStyle w:val="ListParagraph"/>
+        <w:numPr>
+          <w:ilvl w:val="0"/>
+          <w:numId w:val="10"/>
+        </w:numPr>
+        <w:rPr>
+          <w:noProof/>
+        </w:rPr>
+      </w:pPr>
+      <w:r>
+        <w:rPr>
+          <w:noProof/>
+        </w:rPr>
+        <w:t xml:space="preserve">File created: </w:t>
+      </w:r>
+      <w:r>
+        <w:rPr>
+          <w:noProof/>
+        </w:rPr>
+        <w:t>sales</w:t>
+      </w:r>
+      <w:r>
+        <w:rPr>
+          <w:noProof/>
+        </w:rPr>
+        <w:t>.csv</w:t>
+      </w:r>
+    </w:p>
+    <w:p>
+      <w:pPr>
+        <w:pStyle w:val="ListParagraph"/>
+        <w:numPr>
+          <w:ilvl w:val="0"/>
+          <w:numId w:val="10"/>
+        </w:numPr>
+        <w:rPr>
+          <w:noProof/>
+        </w:rPr>
+      </w:pPr>
+      <w:r>
+        <w:rPr>
+          <w:noProof/>
+        </w:rPr>
+        <w:t>Rows:</w:t>
+      </w:r>
+    </w:p>
+    <w:p>
+      <w:pPr>
+        <w:pStyle w:val="ListParagraph"/>
+        <w:numPr>
+          <w:ilvl w:val="0"/>
+          <w:numId w:val="10"/>
+        </w:numPr>
+        <w:rPr>
+          <w:noProof/>
+        </w:rPr>
+      </w:pPr>
+      <w:r>
+        <w:rPr>
+          <w:noProof/>
+        </w:rPr>
+        <w:t>Columns:</w:t>
+      </w:r>
+    </w:p>
+    <w:p>
+      <w:pPr>
+        <w:pStyle w:val="ListParagraph"/>
+        <w:rPr>
+          <w:noProof/>
+        </w:rPr>
+      </w:pPr>
+    </w:p>
+    <w:p>
+      <w:pPr>
+        <w:pStyle w:val="ListParagraph"/>
+        <w:numPr>
+          <w:ilvl w:val="0"/>
+          <w:numId w:val="17"/>
+        </w:numPr>
+        <w:rPr>
+          <w:noProof/>
+        </w:rPr>
+      </w:pPr>
+      <w:r>
+        <w:rPr>
+          <w:noProof/>
+        </w:rPr>
+        <w:t>Table Schema:</w:t>
+      </w:r>
+    </w:p>
+    <w:tbl>
+      <w:tblPr>
+        <w:tblStyle w:val="TableGrid"/>
+        <w:tblW w:w="0" w:type="auto"/>
+        <w:tblLook w:val="04A0" w:firstRow="1" w:lastRow="0" w:firstColumn="1" w:lastColumn="0" w:noHBand="0" w:noVBand="1"/>
+      </w:tblPr>
+      <w:tblGrid>
+        <w:gridCol w:w="3005"/>
+        <w:gridCol w:w="3005"/>
+        <w:gridCol w:w="3006"/>
+      </w:tblGrid>
+      <w:tr>
+        <w:tc>
+          <w:tcPr>
+            <w:tcW w:w="3005" w:type="dxa"/>
+          </w:tcPr>
+          <w:p>
+            <w:pPr>
+              <w:rPr>
+                <w:b/>
+                <w:bCs/>
+                <w:noProof/>
+              </w:rPr>
+            </w:pPr>
+            <w:r>
+              <w:rPr>
+                <w:b/>
+                <w:bCs/>
+                <w:noProof/>
+              </w:rPr>
+              <w:t>Column Name</w:t>
+            </w:r>
+          </w:p>
+        </w:tc>
+        <w:tc>
+          <w:tcPr>
+            <w:tcW w:w="3005" w:type="dxa"/>
+          </w:tcPr>
+          <w:p>
+            <w:pPr>
+              <w:rPr>
+                <w:b/>
+                <w:bCs/>
+                <w:noProof/>
+              </w:rPr>
+            </w:pPr>
+            <w:r>
+              <w:rPr>
+                <w:b/>
+                <w:bCs/>
+                <w:noProof/>
+              </w:rPr>
+              <w:t>Type</w:t>
+            </w:r>
+          </w:p>
+        </w:tc>
+        <w:tc>
+          <w:tcPr>
+            <w:tcW w:w="3006" w:type="dxa"/>
+          </w:tcPr>
+          <w:p>
+            <w:pPr>
+              <w:rPr>
+                <w:b/>
+                <w:bCs/>
+                <w:noProof/>
+              </w:rPr>
+            </w:pPr>
+            <w:r>
+              <w:rPr>
+                <w:b/>
+                <w:bCs/>
+                <w:noProof/>
+              </w:rPr>
+              <w:t>Description</w:t>
+            </w:r>
+          </w:p>
+        </w:tc>
+      </w:tr>
+      <w:tr>
+        <w:tc>
+          <w:tcPr>
+            <w:tcW w:w="3005" w:type="dxa"/>
+          </w:tcPr>
+          <w:p>
+            <w:pPr>
+              <w:rPr>
+                <w:noProof/>
+              </w:rPr>
+            </w:pPr>
+            <w:r>
+              <w:rPr>
+                <w:noProof/>
+              </w:rPr>
+              <w:t>booking</w:t>
+            </w:r>
+            <w:r>
+              <w:rPr>
+                <w:noProof/>
+              </w:rPr>
+              <w:t>_Id</w:t>
+            </w:r>
+          </w:p>
+        </w:tc>
+        <w:tc>
+          <w:tcPr>
+            <w:tcW w:w="3005" w:type="dxa"/>
+          </w:tcPr>
+          <w:p>
+            <w:pPr>
+              <w:rPr>
+                <w:noProof/>
+              </w:rPr>
+            </w:pPr>
+            <w:r>
+              <w:rPr>
+                <w:noProof/>
+              </w:rPr>
+              <w:t>STRING</w:t>
+            </w:r>
+          </w:p>
+        </w:tc>
+        <w:tc>
+          <w:tcPr>
+            <w:tcW w:w="3006" w:type="dxa"/>
+          </w:tcPr>
+          <w:p>
+            <w:pPr>
+              <w:rPr>
+                <w:noProof/>
+              </w:rPr>
+            </w:pPr>
+            <w:r>
+              <w:rPr>
+                <w:noProof/>
+              </w:rPr>
+              <w:t>NON_NULLABLE</w:t>
+            </w:r>
+          </w:p>
+        </w:tc>
+      </w:tr>
+      <w:tr>
+        <w:tc>
+          <w:tcPr>
+            <w:tcW w:w="3005" w:type="dxa"/>
+          </w:tcPr>
+          <w:p>
+            <w:pPr>
+              <w:rPr>
+                <w:noProof/>
+              </w:rPr>
+            </w:pPr>
+            <w:r>
+              <w:rPr>
+                <w:noProof/>
+              </w:rPr>
+              <w:t>customer_name</w:t>
+            </w:r>
+          </w:p>
+        </w:tc>
+        <w:tc>
+          <w:tcPr>
+            <w:tcW w:w="3005" w:type="dxa"/>
+          </w:tcPr>
+          <w:p>
+            <w:pPr>
+              <w:rPr>
+                <w:noProof/>
+              </w:rPr>
+            </w:pPr>
+            <w:r>
+              <w:rPr>
+                <w:noProof/>
+              </w:rPr>
+              <w:t>STRING</w:t>
+            </w:r>
+          </w:p>
+        </w:tc>
+        <w:tc>
+          <w:tcPr>
+            <w:tcW w:w="3006" w:type="dxa"/>
+          </w:tcPr>
+          <w:p>
+            <w:pPr>
+              <w:rPr>
+                <w:noProof/>
+              </w:rPr>
+            </w:pPr>
+            <w:r>
+              <w:rPr>
+                <w:noProof/>
+              </w:rPr>
+              <w:t>NULLABLE</w:t>
+            </w:r>
+          </w:p>
+        </w:tc>
+      </w:tr>
+      <w:tr>
+        <w:tc>
+          <w:tcPr>
+            <w:tcW w:w="3005" w:type="dxa"/>
+          </w:tcPr>
+          <w:p>
+            <w:pPr>
+              <w:rPr>
+                <w:noProof/>
+              </w:rPr>
+            </w:pPr>
+            <w:r>
+              <w:rPr>
+                <w:noProof/>
+              </w:rPr>
+              <w:t>package_id</w:t>
+            </w:r>
+            <w:r>
+              <w:rPr>
+                <w:noProof/>
+              </w:rPr>
+              <w:t xml:space="preserve"> </w:t>
+            </w:r>
+          </w:p>
+        </w:tc>
+        <w:tc>
+          <w:tcPr>
+            <w:tcW w:w="3005" w:type="dxa"/>
+          </w:tcPr>
+          <w:p>
+            <w:pPr>
+              <w:rPr>
+                <w:noProof/>
+              </w:rPr>
+            </w:pPr>
+            <w:r>
+              <w:rPr>
+                <w:noProof/>
+              </w:rPr>
+              <w:t>STRING</w:t>
+            </w:r>
+          </w:p>
+        </w:tc>
+        <w:tc>
+          <w:tcPr>
+            <w:tcW w:w="3006" w:type="dxa"/>
+          </w:tcPr>
+          <w:p>
+            <w:pPr>
+              <w:rPr>
+                <w:noProof/>
+              </w:rPr>
+            </w:pPr>
+            <w:r>
+              <w:rPr>
+                <w:noProof/>
+              </w:rPr>
+              <w:t>NULLABLE</w:t>
+            </w:r>
+          </w:p>
+        </w:tc>
+      </w:tr>
+      <w:tr>
+        <w:tc>
+          <w:tcPr>
+            <w:tcW w:w="3005" w:type="dxa"/>
+          </w:tcPr>
+          <w:p>
+            <w:pPr>
+              <w:rPr>
+                <w:noProof/>
+              </w:rPr>
+            </w:pPr>
+            <w:r>
+              <w:rPr>
+                <w:noProof/>
+              </w:rPr>
+              <w:t>guide_id</w:t>
+            </w:r>
+            <w:r>
+              <w:rPr>
+                <w:noProof/>
+              </w:rPr>
+              <w:t xml:space="preserve"> </w:t>
+            </w:r>
+          </w:p>
+        </w:tc>
+        <w:tc>
+          <w:tcPr>
+            <w:tcW w:w="3005" w:type="dxa"/>
+          </w:tcPr>
+          <w:p>
+            <w:pPr>
+              <w:rPr>
+                <w:noProof/>
+              </w:rPr>
+            </w:pPr>
+            <w:r>
+              <w:rPr>
+                <w:noProof/>
+              </w:rPr>
+              <w:t>INTEGER</w:t>
+            </w:r>
+          </w:p>
+        </w:tc>
+        <w:tc>
+          <w:tcPr>
+            <w:tcW w:w="3006" w:type="dxa"/>
+          </w:tcPr>
+          <w:p>
+            <w:pPr>
+              <w:rPr>
+                <w:noProof/>
+              </w:rPr>
+            </w:pPr>
+            <w:r>
+              <w:rPr>
+                <w:noProof/>
+              </w:rPr>
+              <w:t>NULLABLE</w:t>
+            </w:r>
+          </w:p>
+        </w:tc>
+      </w:tr>
+      <w:tr>
+        <w:tc>
+          <w:tcPr>
+            <w:tcW w:w="3005" w:type="dxa"/>
+          </w:tcPr>
+          <w:p>
+            <w:pPr>
+              <w:rPr>
+                <w:noProof/>
+              </w:rPr>
+            </w:pPr>
+            <w:r>
+              <w:rPr>
+                <w:noProof/>
+              </w:rPr>
+              <w:t>booking_date</w:t>
+            </w:r>
+            <w:r>
+              <w:rPr>
+                <w:noProof/>
+              </w:rPr>
+              <w:t xml:space="preserve"> </w:t>
+            </w:r>
+          </w:p>
+        </w:tc>
+        <w:tc>
+          <w:tcPr>
+            <w:tcW w:w="3005" w:type="dxa"/>
+          </w:tcPr>
+          <w:p>
+            <w:pPr>
+              <w:rPr>
+                <w:noProof/>
+              </w:rPr>
+            </w:pPr>
+            <w:r>
+              <w:rPr>
+                <w:noProof/>
+              </w:rPr>
+              <w:t>DATE</w:t>
+            </w:r>
+          </w:p>
+        </w:tc>
+        <w:tc>
+          <w:tcPr>
+            <w:tcW w:w="3006" w:type="dxa"/>
+          </w:tcPr>
+          <w:p>
+            <w:pPr>
+              <w:rPr>
+                <w:noProof/>
+              </w:rPr>
+            </w:pPr>
+            <w:r>
+              <w:rPr>
+                <w:noProof/>
+              </w:rPr>
+              <w:t>NULLABLE</w:t>
+            </w:r>
+          </w:p>
+        </w:tc>
+      </w:tr>
+      <w:tr>
+        <w:tc>
+          <w:tcPr>
+            <w:tcW w:w="3005" w:type="dxa"/>
+          </w:tcPr>
+          <w:p>
+            <w:pPr>
+              <w:rPr>
+                <w:noProof/>
+              </w:rPr>
+            </w:pPr>
+            <w:r>
+              <w:rPr>
+                <w:noProof/>
+              </w:rPr>
+              <w:t>travel_date</w:t>
+            </w:r>
+          </w:p>
+        </w:tc>
+        <w:tc>
+          <w:tcPr>
+            <w:tcW w:w="3005" w:type="dxa"/>
+          </w:tcPr>
+          <w:p>
+            <w:pPr>
+              <w:rPr>
+                <w:noProof/>
+              </w:rPr>
+            </w:pPr>
+            <w:r>
+              <w:rPr>
+                <w:noProof/>
+              </w:rPr>
+              <w:t>DATE</w:t>
+            </w:r>
+          </w:p>
+        </w:tc>
+        <w:tc>
+          <w:tcPr>
+            <w:tcW w:w="3006" w:type="dxa"/>
+          </w:tcPr>
+          <w:p>
+            <w:pPr>
+              <w:rPr>
+                <w:noProof/>
+              </w:rPr>
+            </w:pPr>
+            <w:r>
+              <w:rPr>
+                <w:noProof/>
+              </w:rPr>
+              <w:t>NULLABLE</w:t>
+            </w:r>
+          </w:p>
+        </w:tc>
+      </w:tr>
+      <w:tr>
+        <w:tc>
+          <w:tcPr>
+            <w:tcW w:w="3005" w:type="dxa"/>
+          </w:tcPr>
+          <w:p>
+            <w:pPr>
+              <w:rPr>
+                <w:noProof/>
+              </w:rPr>
+            </w:pPr>
+            <w:r>
+              <w:rPr>
+                <w:noProof/>
+              </w:rPr>
+              <w:t>num_of_pax</w:t>
+            </w:r>
+          </w:p>
+        </w:tc>
+        <w:tc>
+          <w:tcPr>
+            <w:tcW w:w="3005" w:type="dxa"/>
+          </w:tcPr>
+          <w:p>
+            <w:pPr>
+              <w:rPr>
+                <w:noProof/>
+              </w:rPr>
+            </w:pPr>
+            <w:r>
+              <w:rPr>
+                <w:noProof/>
+              </w:rPr>
+              <w:t>INTEGER</w:t>
+            </w:r>
+          </w:p>
+        </w:tc>
+        <w:tc>
+          <w:tcPr>
+            <w:tcW w:w="3006" w:type="dxa"/>
+          </w:tcPr>
+          <w:p>
+            <w:pPr>
+              <w:rPr>
+                <w:noProof/>
+              </w:rPr>
+            </w:pPr>
+            <w:r>
+              <w:rPr>
+                <w:noProof/>
+              </w:rPr>
+              <w:t>NULLABLE</w:t>
+            </w:r>
+          </w:p>
+        </w:tc>
+      </w:tr>
+      <w:tr>
+        <w:tc>
+          <w:tcPr>
+            <w:tcW w:w="3005" w:type="dxa"/>
+          </w:tcPr>
+          <w:p>
+            <w:pPr>
+              <w:rPr>
+                <w:noProof/>
+              </w:rPr>
+            </w:pPr>
+            <w:r>
+              <w:rPr>
+                <w:noProof/>
+              </w:rPr>
+              <w:t>discount_promotion</w:t>
+            </w:r>
+          </w:p>
+        </w:tc>
+        <w:tc>
+          <w:tcPr>
+            <w:tcW w:w="3005" w:type="dxa"/>
+          </w:tcPr>
+          <w:p>
+            <w:pPr>
+              <w:rPr>
+                <w:noProof/>
+              </w:rPr>
+            </w:pPr>
+            <w:r>
+              <w:rPr>
+                <w:noProof/>
+              </w:rPr>
+              <w:t>INTEGER</w:t>
+            </w:r>
+          </w:p>
+        </w:tc>
+        <w:tc>
+          <w:tcPr>
+            <w:tcW w:w="3006" w:type="dxa"/>
+          </w:tcPr>
+          <w:p>
+            <w:pPr>
+              <w:rPr>
+                <w:noProof/>
+              </w:rPr>
+            </w:pPr>
+            <w:r>
+              <w:rPr>
+                <w:noProof/>
+              </w:rPr>
+              <w:t>NULLABLE</w:t>
+            </w:r>
+          </w:p>
+        </w:tc>
+      </w:tr>
+      <w:tr>
+        <w:tc>
+          <w:tcPr>
+            <w:tcW w:w="3005" w:type="dxa"/>
+          </w:tcPr>
+          <w:p>
+            <w:pPr>
+              <w:rPr>
+                <w:noProof/>
+              </w:rPr>
+            </w:pPr>
+            <w:r>
+              <w:rPr>
+                <w:noProof/>
+              </w:rPr>
+              <w:t>channel</w:t>
+            </w:r>
+          </w:p>
+        </w:tc>
+        <w:tc>
+          <w:tcPr>
+            <w:tcW w:w="3005" w:type="dxa"/>
+          </w:tcPr>
+          <w:p>
+            <w:pPr>
+              <w:rPr>
+                <w:noProof/>
+              </w:rPr>
+            </w:pPr>
+            <w:r>
+              <w:rPr>
+                <w:noProof/>
+              </w:rPr>
+              <w:t>STRING</w:t>
+            </w:r>
+          </w:p>
+        </w:tc>
+        <w:tc>
+          <w:tcPr>
+            <w:tcW w:w="3006" w:type="dxa"/>
+          </w:tcPr>
+          <w:p>
+            <w:pPr>
+              <w:rPr>
+                <w:noProof/>
+              </w:rPr>
+            </w:pPr>
+            <w:r>
+              <w:rPr>
+                <w:noProof/>
+              </w:rPr>
+              <w:t>NULLABLE</w:t>
+            </w:r>
+          </w:p>
+        </w:tc>
+      </w:tr>
+      <w:tr>
+        <w:tc>
+          <w:tcPr>
+            <w:tcW w:w="3005" w:type="dxa"/>
+          </w:tcPr>
+          <w:p>
+            <w:pPr>
+              <w:rPr>
+                <w:noProof/>
+              </w:rPr>
+            </w:pPr>
+            <w:r>
+              <w:rPr>
+                <w:noProof/>
+              </w:rPr>
+              <w:t>payment_status</w:t>
+            </w:r>
+          </w:p>
+        </w:tc>
+        <w:tc>
+          <w:tcPr>
+            <w:tcW w:w="3005" w:type="dxa"/>
+          </w:tcPr>
+          <w:p>
+            <w:pPr>
+              <w:rPr>
+                <w:noProof/>
+              </w:rPr>
+            </w:pPr>
+            <w:r>
+              <w:rPr>
+                <w:noProof/>
+              </w:rPr>
+              <w:t>STRING</w:t>
+            </w:r>
+          </w:p>
+        </w:tc>
+        <w:tc>
+          <w:tcPr>
+            <w:tcW w:w="3006" w:type="dxa"/>
+          </w:tcPr>
+          <w:p>
+            <w:pPr>
+              <w:rPr>
+                <w:noProof/>
+              </w:rPr>
+            </w:pPr>
+            <w:r>
+              <w:rPr>
+                <w:noProof/>
+              </w:rPr>
+              <w:t>NULLABLE</w:t>
+            </w:r>
+          </w:p>
+        </w:tc>
+      </w:tr>
+      <w:tr>
+        <w:tc>
+          <w:tcPr>
+            <w:tcW w:w="3005" w:type="dxa"/>
+          </w:tcPr>
+          <w:p>
+            <w:pPr>
+              <w:rPr>
+                <w:noProof/>
+              </w:rPr>
+            </w:pPr>
+            <w:r>
+              <w:rPr>
+                <w:noProof/>
+              </w:rPr>
+              <w:t>payment_method</w:t>
+            </w:r>
+          </w:p>
+        </w:tc>
+        <w:tc>
+          <w:tcPr>
+            <w:tcW w:w="3005" w:type="dxa"/>
+          </w:tcPr>
+          <w:p>
+            <w:pPr>
+              <w:rPr>
+                <w:noProof/>
+              </w:rPr>
+            </w:pPr>
+            <w:r>
+              <w:rPr>
+                <w:noProof/>
+              </w:rPr>
+              <w:t>STRING</w:t>
+            </w:r>
+          </w:p>
+        </w:tc>
+        <w:tc>
+          <w:tcPr>
+            <w:tcW w:w="3006" w:type="dxa"/>
+          </w:tcPr>
+          <w:p>
+            <w:pPr>
+              <w:rPr>
+                <w:noProof/>
+              </w:rPr>
+            </w:pPr>
+            <w:r>
+              <w:rPr>
+                <w:noProof/>
+              </w:rPr>
+              <w:t>NULLABLE</w:t>
+            </w:r>
+          </w:p>
+        </w:tc>
+      </w:tr>
+    </w:tbl>
+    <w:p>
+      <w:pPr>
+        <w:rPr>
+          <w:noProof/>
+        </w:rPr>
+      </w:pPr>
+    </w:p>
+    <w:p>
+      <w:pPr>
+        <w:rPr>
+          <w:noProof/>
+        </w:rPr>
+      </w:pPr>
+    </w:p>
+    <w:p>
+      <w:pPr>
+        <w:pStyle w:val="Heading3"/>
+        <w:numPr>
+          <w:ilvl w:val="0"/>
+          <w:numId w:val="11"/>
+        </w:numPr>
+        <w:rPr>
+          <w:noProof/>
+        </w:rPr>
+      </w:pPr>
+      <w:r>
+        <w:rPr>
+          <w:noProof/>
+        </w:rPr>
+        <w:t>Feedback</w:t>
+      </w:r>
+      <w:r>
+        <w:rPr>
+          <w:noProof/>
+        </w:rPr>
+        <w:t xml:space="preserve"> Table</w:t>
+      </w:r>
+    </w:p>
+    <w:p>
+      <w:pPr>
+        <w:pStyle w:val="ListParagraph"/>
+        <w:numPr>
+          <w:ilvl w:val="0"/>
+          <w:numId w:val="18"/>
+        </w:numPr>
+        <w:spacing w:line="240" w:lineRule="auto"/>
+        <w:rPr>
+          <w:noProof/>
+        </w:rPr>
+      </w:pPr>
+      <w:r>
+        <w:rPr>
+          <w:noProof/>
+        </w:rPr>
+        <w:t xml:space="preserve">Sample codes: </w:t>
+      </w:r>
+    </w:p>
+    <w:p>
+      <w:pPr>
+        <w:spacing w:line="240" w:lineRule="auto"/>
+        <w:rPr>
+          <w:rStyle w:val="Hyperlink"/>
+          <w:noProof/>
+        </w:rPr>
+      </w:pPr>
+      <w:r>
+        <w:rPr>
+          <w:noProof/>
+        </w:rPr>
+        <w:fldChar w:fldCharType="begin"/>
+      </w:r>
+      <w:r>
+        <w:rPr>
+          <w:noProof/>
+        </w:rPr>
+        <w:instrText>HYPERLINK "https://github.com/nasrulkhair/Full-Project/blob/main/PPNJ/data_creation/data.ipynb"</w:instrText>
+      </w:r>
+      <w:r>
+        <w:rPr>
+          <w:noProof/>
+        </w:rPr>
+      </w:r>
+      <w:r>
+        <w:rPr>
+          <w:noProof/>
+        </w:rPr>
+        <w:fldChar w:fldCharType="separate"/>
+      </w:r>
+      <w:r>
+        <w:rPr>
+          <w:rStyle w:val="Hyperlink"/>
+          <w:noProof/>
+        </w:rPr>
+        <w:t>https://github.com/nasrulkhair/Full-Project/blob/main/PPNJ/data_creation/data.ipynb</w:t>
+      </w:r>
+    </w:p>
+    <w:p>
+      <w:pPr>
+        <w:spacing w:line="240" w:lineRule="auto"/>
+        <w:rPr>
+          <w:noProof/>
+        </w:rPr>
+      </w:pPr>
+      <w:r>
+        <w:rPr>
+          <w:noProof/>
+        </w:rPr>
+        <w:fldChar w:fldCharType="end"/>
+      </w:r>
+    </w:p>
+    <w:p>
+      <w:pPr>
+        <w:pStyle w:val="ListParagraph"/>
+        <w:numPr>
+          <w:ilvl w:val="0"/>
+          <w:numId w:val="18"/>
+        </w:numPr>
+        <w:rPr>
+          <w:noProof/>
+        </w:rPr>
+      </w:pPr>
+      <w:r>
+        <w:rPr>
+          <w:noProof/>
+        </w:rPr>
+        <w:t>Output Description:</w:t>
+      </w:r>
+    </w:p>
+    <w:p>
+      <w:pPr>
+        <w:pStyle w:val="ListParagraph"/>
+        <w:numPr>
+          <w:ilvl w:val="0"/>
+          <w:numId w:val="10"/>
+        </w:numPr>
+        <w:rPr>
+          <w:noProof/>
+        </w:rPr>
+      </w:pPr>
+      <w:r>
+        <w:rPr>
+          <w:noProof/>
+        </w:rPr>
+        <w:t xml:space="preserve">File created: </w:t>
+      </w:r>
+      <w:r>
+        <w:rPr>
+          <w:noProof/>
+        </w:rPr>
+        <w:t>feedback</w:t>
+      </w:r>
+      <w:r>
+        <w:rPr>
+          <w:noProof/>
+        </w:rPr>
+        <w:t>.csv</w:t>
+      </w:r>
+    </w:p>
+    <w:p>
+      <w:pPr>
+        <w:pStyle w:val="ListParagraph"/>
+        <w:numPr>
+          <w:ilvl w:val="0"/>
+          <w:numId w:val="10"/>
+        </w:numPr>
+        <w:rPr>
+          <w:noProof/>
+        </w:rPr>
+      </w:pPr>
+      <w:r>
+        <w:rPr>
+          <w:noProof/>
+        </w:rPr>
+        <w:t>Rows:</w:t>
+      </w:r>
+    </w:p>
+    <w:p>
+      <w:pPr>
+        <w:pStyle w:val="ListParagraph"/>
+        <w:numPr>
+          <w:ilvl w:val="0"/>
+          <w:numId w:val="10"/>
+        </w:numPr>
+        <w:rPr>
+          <w:noProof/>
+        </w:rPr>
+      </w:pPr>
+      <w:r>
+        <w:rPr>
+          <w:noProof/>
+        </w:rPr>
+        <w:t>Columns:</w:t>
+      </w:r>
+    </w:p>
+    <w:p>
+      <w:pPr>
+        <w:pStyle w:val="ListParagraph"/>
+        <w:rPr>
+          <w:noProof/>
+        </w:rPr>
+      </w:pPr>
+    </w:p>
+    <w:p>
+      <w:pPr>
+        <w:pStyle w:val="ListParagraph"/>
+        <w:numPr>
+          <w:ilvl w:val="0"/>
+          <w:numId w:val="18"/>
+        </w:numPr>
+        <w:rPr>
+          <w:noProof/>
+        </w:rPr>
+      </w:pPr>
+      <w:r>
+        <w:rPr>
+          <w:noProof/>
+        </w:rPr>
+        <w:t>Table Schema:</w:t>
+      </w:r>
+    </w:p>
+    <w:tbl>
+      <w:tblPr>
+        <w:tblStyle w:val="TableGrid"/>
+        <w:tblW w:w="0" w:type="auto"/>
+        <w:tblLook w:val="04A0" w:firstRow="1" w:lastRow="0" w:firstColumn="1" w:lastColumn="0" w:noHBand="0" w:noVBand="1"/>
+      </w:tblPr>
+      <w:tblGrid>
+        <w:gridCol w:w="3005"/>
+        <w:gridCol w:w="3005"/>
+        <w:gridCol w:w="3006"/>
+      </w:tblGrid>
+      <w:tr>
+        <w:tc>
+          <w:tcPr>
+            <w:tcW w:w="3005" w:type="dxa"/>
+          </w:tcPr>
+          <w:p>
+            <w:pPr>
+              <w:rPr>
+                <w:b/>
+                <w:bCs/>
+                <w:noProof/>
+              </w:rPr>
+            </w:pPr>
+            <w:r>
+              <w:rPr>
+                <w:b/>
+                <w:bCs/>
+                <w:noProof/>
+              </w:rPr>
+              <w:t>Column Name</w:t>
+            </w:r>
+          </w:p>
+        </w:tc>
+        <w:tc>
+          <w:tcPr>
+            <w:tcW w:w="3005" w:type="dxa"/>
+          </w:tcPr>
+          <w:p>
+            <w:pPr>
+              <w:rPr>
+                <w:b/>
+                <w:bCs/>
+                <w:noProof/>
+              </w:rPr>
+            </w:pPr>
+            <w:r>
+              <w:rPr>
+                <w:b/>
+                <w:bCs/>
+                <w:noProof/>
+              </w:rPr>
+              <w:t>Type</w:t>
+            </w:r>
+          </w:p>
+        </w:tc>
+        <w:tc>
+          <w:tcPr>
+            <w:tcW w:w="3006" w:type="dxa"/>
+          </w:tcPr>
+          <w:p>
+            <w:pPr>
+              <w:rPr>
+                <w:b/>
+                <w:bCs/>
+                <w:noProof/>
+              </w:rPr>
+            </w:pPr>
+            <w:r>
+              <w:rPr>
+                <w:b/>
+                <w:bCs/>
+                <w:noProof/>
+              </w:rPr>
+              <w:t>Description</w:t>
+            </w:r>
+          </w:p>
+        </w:tc>
+      </w:tr>
+      <w:tr>
+        <w:tc>
+          <w:tcPr>
+            <w:tcW w:w="3005" w:type="dxa"/>
+          </w:tcPr>
+          <w:p>
+            <w:pPr>
+              <w:rPr>
+                <w:noProof/>
+              </w:rPr>
+            </w:pPr>
+            <w:r>
+              <w:rPr>
+                <w:noProof/>
+              </w:rPr>
+              <w:t>feedback_id</w:t>
+            </w:r>
+          </w:p>
+        </w:tc>
+        <w:tc>
+          <w:tcPr>
+            <w:tcW w:w="3005" w:type="dxa"/>
+          </w:tcPr>
+          <w:p>
+            <w:pPr>
+              <w:rPr>
+                <w:noProof/>
+              </w:rPr>
+            </w:pPr>
+            <w:r>
+              <w:rPr>
+                <w:noProof/>
+              </w:rPr>
+              <w:t>STRING</w:t>
+            </w:r>
+          </w:p>
+        </w:tc>
+        <w:tc>
+          <w:tcPr>
+            <w:tcW w:w="3006" w:type="dxa"/>
+          </w:tcPr>
+          <w:p>
+            <w:pPr>
+              <w:rPr>
+                <w:noProof/>
+              </w:rPr>
+            </w:pPr>
+            <w:r>
+              <w:rPr>
+                <w:noProof/>
+              </w:rPr>
+              <w:t>NON_NULLABLE</w:t>
+            </w:r>
+          </w:p>
+        </w:tc>
+      </w:tr>
+      <w:tr>
+        <w:tc>
+          <w:tcPr>
+            <w:tcW w:w="3005" w:type="dxa"/>
+          </w:tcPr>
+          <w:p>
+            <w:pPr>
+              <w:rPr>
+                <w:noProof/>
+              </w:rPr>
+            </w:pPr>
+            <w:r>
+              <w:rPr>
+                <w:noProof/>
+              </w:rPr>
+              <w:t>package_id</w:t>
+            </w:r>
+          </w:p>
+        </w:tc>
+        <w:tc>
+          <w:tcPr>
+            <w:tcW w:w="3005" w:type="dxa"/>
+          </w:tcPr>
+          <w:p>
+            <w:pPr>
+              <w:rPr>
+                <w:noProof/>
+              </w:rPr>
+            </w:pPr>
+            <w:r>
+              <w:rPr>
+                <w:noProof/>
+              </w:rPr>
+              <w:t>STRING</w:t>
+            </w:r>
+          </w:p>
+        </w:tc>
+        <w:tc>
+          <w:tcPr>
+            <w:tcW w:w="3006" w:type="dxa"/>
+          </w:tcPr>
+          <w:p>
+            <w:pPr>
+              <w:rPr>
+                <w:noProof/>
+              </w:rPr>
+            </w:pPr>
+            <w:r>
+              <w:rPr>
+                <w:noProof/>
+              </w:rPr>
+              <w:t>NULLABLE</w:t>
+            </w:r>
+          </w:p>
+        </w:tc>
+      </w:tr>
+      <w:tr>
+        <w:tc>
+          <w:tcPr>
+            <w:tcW w:w="3005" w:type="dxa"/>
+          </w:tcPr>
+          <w:p>
+            <w:pPr>
+              <w:rPr>
+                <w:noProof/>
+              </w:rPr>
+            </w:pPr>
+            <w:r>
+              <w:rPr>
+                <w:noProof/>
+              </w:rPr>
+              <w:t>booking_id</w:t>
+            </w:r>
+            <w:r>
+              <w:rPr>
+                <w:noProof/>
+              </w:rPr>
+              <w:t xml:space="preserve"> </w:t>
+            </w:r>
+          </w:p>
+        </w:tc>
+        <w:tc>
+          <w:tcPr>
+            <w:tcW w:w="3005" w:type="dxa"/>
+          </w:tcPr>
+          <w:p>
+            <w:pPr>
+              <w:rPr>
+                <w:noProof/>
+              </w:rPr>
+            </w:pPr>
+            <w:r>
+              <w:rPr>
+                <w:noProof/>
+              </w:rPr>
+              <w:t>STRING</w:t>
+            </w:r>
+          </w:p>
+        </w:tc>
+        <w:tc>
+          <w:tcPr>
+            <w:tcW w:w="3006" w:type="dxa"/>
+          </w:tcPr>
+          <w:p>
+            <w:pPr>
+              <w:rPr>
+                <w:noProof/>
+              </w:rPr>
+            </w:pPr>
+            <w:r>
+              <w:rPr>
+                <w:noProof/>
+              </w:rPr>
+              <w:t>NULLABLE</w:t>
+            </w:r>
+          </w:p>
+        </w:tc>
+      </w:tr>
+      <w:tr>
+        <w:tc>
+          <w:tcPr>
+            <w:tcW w:w="3005" w:type="dxa"/>
+          </w:tcPr>
+          <w:p>
+            <w:pPr>
+              <w:rPr>
+                <w:noProof/>
+              </w:rPr>
+            </w:pPr>
+            <w:r>
+              <w:rPr>
+                <w:noProof/>
+              </w:rPr>
+              <w:t>satisfaction_score</w:t>
+            </w:r>
+            <w:r>
+              <w:rPr>
+                <w:noProof/>
+              </w:rPr>
+              <w:t xml:space="preserve"> </w:t>
+            </w:r>
+          </w:p>
+        </w:tc>
+        <w:tc>
+          <w:tcPr>
+            <w:tcW w:w="3005" w:type="dxa"/>
+          </w:tcPr>
+          <w:p>
+            <w:pPr>
+              <w:rPr>
+                <w:noProof/>
+              </w:rPr>
+            </w:pPr>
+            <w:r>
+              <w:rPr>
+                <w:noProof/>
+              </w:rPr>
+              <w:t>INTEGER</w:t>
+            </w:r>
+          </w:p>
+        </w:tc>
+        <w:tc>
+          <w:tcPr>
+            <w:tcW w:w="3006" w:type="dxa"/>
+          </w:tcPr>
+          <w:p>
+            <w:pPr>
+              <w:rPr>
+                <w:noProof/>
+              </w:rPr>
+            </w:pPr>
+            <w:r>
+              <w:rPr>
+                <w:noProof/>
+              </w:rPr>
+              <w:t>NULLABLE</w:t>
+            </w:r>
+          </w:p>
+        </w:tc>
+      </w:tr>
+      <w:tr>
+        <w:tc>
+          <w:tcPr>
+            <w:tcW w:w="3005" w:type="dxa"/>
+          </w:tcPr>
+          <w:p>
+            <w:pPr>
+              <w:rPr>
+                <w:noProof/>
+              </w:rPr>
+            </w:pPr>
+            <w:r>
+              <w:rPr>
+                <w:noProof/>
+              </w:rPr>
+              <w:t>feedback_date</w:t>
+            </w:r>
+            <w:r>
+              <w:rPr>
+                <w:noProof/>
+              </w:rPr>
+              <w:t xml:space="preserve"> </w:t>
+            </w:r>
+          </w:p>
+        </w:tc>
+        <w:tc>
+          <w:tcPr>
+            <w:tcW w:w="3005" w:type="dxa"/>
+          </w:tcPr>
+          <w:p>
+            <w:pPr>
+              <w:rPr>
+                <w:noProof/>
+              </w:rPr>
+            </w:pPr>
+            <w:r>
+              <w:rPr>
+                <w:noProof/>
+              </w:rPr>
+              <w:t>DATE</w:t>
+            </w:r>
+          </w:p>
+        </w:tc>
+        <w:tc>
+          <w:tcPr>
+            <w:tcW w:w="3006" w:type="dxa"/>
+          </w:tcPr>
+          <w:p>
+            <w:pPr>
+              <w:rPr>
+                <w:noProof/>
+              </w:rPr>
+            </w:pPr>
+            <w:r>
+              <w:rPr>
+                <w:noProof/>
+              </w:rPr>
+              <w:t>NULLABLE</w:t>
+            </w:r>
+          </w:p>
+        </w:tc>
+      </w:tr>
+      <w:tr>
+        <w:tc>
+          <w:tcPr>
+            <w:tcW w:w="3005" w:type="dxa"/>
+          </w:tcPr>
+          <w:p>
+            <w:pPr>
+              <w:rPr>
+                <w:noProof/>
+              </w:rPr>
+            </w:pPr>
+            <w:r>
+              <w:rPr>
+                <w:noProof/>
+              </w:rPr>
+              <w:t>comments</w:t>
+            </w:r>
+          </w:p>
+        </w:tc>
+        <w:tc>
+          <w:tcPr>
+            <w:tcW w:w="3005" w:type="dxa"/>
+          </w:tcPr>
+          <w:p>
+            <w:pPr>
+              <w:rPr>
+                <w:noProof/>
+              </w:rPr>
+            </w:pPr>
+            <w:r>
+              <w:rPr>
+                <w:noProof/>
+              </w:rPr>
+              <w:t>STRING</w:t>
+            </w:r>
+          </w:p>
+        </w:tc>
+        <w:tc>
+          <w:tcPr>
+            <w:tcW w:w="3006" w:type="dxa"/>
+          </w:tcPr>
+          <w:p>
+            <w:pPr>
+              <w:rPr>
+                <w:noProof/>
+              </w:rPr>
+            </w:pPr>
+            <w:r>
+              <w:rPr>
+                <w:noProof/>
+              </w:rPr>
+              <w:t>NULLABLE</w:t>
+            </w:r>
+          </w:p>
+        </w:tc>
+      </w:tr>
+      <w:tr>
+        <w:tc>
+          <w:tcPr>
+            <w:tcW w:w="3005" w:type="dxa"/>
+          </w:tcPr>
+          <w:p>
+            <w:pPr>
+              <w:rPr>
+                <w:noProof/>
+              </w:rPr>
+            </w:pPr>
+            <w:r>
+              <w:rPr>
+                <w:noProof/>
+              </w:rPr>
+              <w:t>rating_hotel</w:t>
+            </w:r>
+          </w:p>
+        </w:tc>
+        <w:tc>
+          <w:tcPr>
+            <w:tcW w:w="3005" w:type="dxa"/>
+          </w:tcPr>
+          <w:p>
+            <w:pPr>
+              <w:rPr>
+                <w:noProof/>
+              </w:rPr>
+            </w:pPr>
+            <w:r>
+              <w:rPr>
+                <w:noProof/>
+              </w:rPr>
+              <w:t>INTEGER</w:t>
+            </w:r>
+          </w:p>
+        </w:tc>
+        <w:tc>
+          <w:tcPr>
+            <w:tcW w:w="3006" w:type="dxa"/>
+          </w:tcPr>
+          <w:p>
+            <w:pPr>
+              <w:rPr>
+                <w:noProof/>
+              </w:rPr>
+            </w:pPr>
+            <w:r>
+              <w:rPr>
+                <w:noProof/>
+              </w:rPr>
+              <w:t>NULLABLE</w:t>
+            </w:r>
+          </w:p>
+        </w:tc>
+      </w:tr>
+      <w:tr>
+        <w:tc>
+          <w:tcPr>
+            <w:tcW w:w="3005" w:type="dxa"/>
+          </w:tcPr>
+          <w:p>
+            <w:pPr>
+              <w:rPr>
+                <w:noProof/>
+              </w:rPr>
+            </w:pPr>
+            <w:r>
+              <w:rPr>
+                <w:noProof/>
+              </w:rPr>
+              <w:t>rating_guide</w:t>
+            </w:r>
+          </w:p>
+        </w:tc>
+        <w:tc>
+          <w:tcPr>
+            <w:tcW w:w="3005" w:type="dxa"/>
+          </w:tcPr>
+          <w:p>
+            <w:pPr>
+              <w:rPr>
+                <w:noProof/>
+              </w:rPr>
+            </w:pPr>
+            <w:r>
+              <w:rPr>
+                <w:noProof/>
+              </w:rPr>
+              <w:t>INTEGER</w:t>
+            </w:r>
+          </w:p>
+        </w:tc>
+        <w:tc>
+          <w:tcPr>
+            <w:tcW w:w="3006" w:type="dxa"/>
+          </w:tcPr>
+          <w:p>
+            <w:pPr>
+              <w:rPr>
+                <w:noProof/>
+              </w:rPr>
+            </w:pPr>
+            <w:r>
+              <w:rPr>
+                <w:noProof/>
+              </w:rPr>
+              <w:t>NULLABLE</w:t>
+            </w:r>
+          </w:p>
+        </w:tc>
+      </w:tr>
+      <w:tr>
+        <w:tc>
+          <w:tcPr>
+            <w:tcW w:w="3005" w:type="dxa"/>
+          </w:tcPr>
+          <w:p>
+            <w:pPr>
+              <w:rPr>
+                <w:noProof/>
+              </w:rPr>
+            </w:pPr>
+            <w:r>
+              <w:rPr>
+                <w:noProof/>
+              </w:rPr>
+              <w:t>rating_itinerary</w:t>
+            </w:r>
+          </w:p>
+        </w:tc>
+        <w:tc>
+          <w:tcPr>
+            <w:tcW w:w="3005" w:type="dxa"/>
+          </w:tcPr>
+          <w:p>
+            <w:pPr>
+              <w:rPr>
+                <w:noProof/>
+              </w:rPr>
+            </w:pPr>
+            <w:r>
+              <w:rPr>
+                <w:noProof/>
+              </w:rPr>
+              <w:t>INTEGER</w:t>
+            </w:r>
+          </w:p>
+        </w:tc>
+        <w:tc>
+          <w:tcPr>
+            <w:tcW w:w="3006" w:type="dxa"/>
+          </w:tcPr>
+          <w:p>
+            <w:pPr>
+              <w:rPr>
+                <w:noProof/>
+              </w:rPr>
+            </w:pPr>
+            <w:r>
+              <w:rPr>
+                <w:noProof/>
+              </w:rPr>
+              <w:t>NULLABLE</w:t>
+            </w:r>
+          </w:p>
+        </w:tc>
+      </w:tr>
+      <w:tr>
+        <w:tc>
+          <w:tcPr>
+            <w:tcW w:w="3005" w:type="dxa"/>
+          </w:tcPr>
+          <w:p>
+            <w:pPr>
+              <w:rPr>
+                <w:noProof/>
+              </w:rPr>
+            </w:pPr>
+            <w:r>
+              <w:rPr>
+                <w:noProof/>
+              </w:rPr>
+              <w:t>would_recommend</w:t>
+            </w:r>
+          </w:p>
+        </w:tc>
+        <w:tc>
+          <w:tcPr>
+            <w:tcW w:w="3005" w:type="dxa"/>
+          </w:tcPr>
+          <w:p>
+            <w:pPr>
+              <w:rPr>
+                <w:noProof/>
+              </w:rPr>
+            </w:pPr>
+            <w:r>
+              <w:rPr>
+                <w:noProof/>
+              </w:rPr>
+              <w:t>STRING</w:t>
+            </w:r>
+          </w:p>
+        </w:tc>
+        <w:tc>
+          <w:tcPr>
+            <w:tcW w:w="3006" w:type="dxa"/>
+          </w:tcPr>
+          <w:p>
+            <w:pPr>
+              <w:rPr>
+                <w:noProof/>
+              </w:rPr>
+            </w:pPr>
+            <w:r>
+              <w:rPr>
+                <w:noProof/>
+              </w:rPr>
+              <w:t>NULLABLE</w:t>
+            </w:r>
+          </w:p>
+        </w:tc>
+      </w:tr>
+    </w:tbl>
+    <w:p>
+      <w:pPr>
+        <w:rPr>
+          <w:noProof/>
+        </w:rPr>
+      </w:pPr>
+    </w:p>
+    <w:p>
+      <w:pPr>
+        <w:pStyle w:val="Heading3"/>
+        <w:numPr>
+          <w:ilvl w:val="0"/>
+          <w:numId w:val="11"/>
+        </w:numPr>
+        <w:rPr>
+          <w:noProof/>
+        </w:rPr>
+      </w:pPr>
+      <w:r>
+        <w:rPr>
+          <w:noProof/>
+        </w:rPr>
+        <w:t>Refund</w:t>
+      </w:r>
+      <w:r>
+        <w:rPr>
+          <w:noProof/>
+        </w:rPr>
+        <w:t xml:space="preserve"> Table</w:t>
+      </w:r>
+    </w:p>
+    <w:p>
+      <w:pPr>
+        <w:pStyle w:val="ListParagraph"/>
+        <w:numPr>
+          <w:ilvl w:val="0"/>
+          <w:numId w:val="17"/>
+        </w:numPr>
+        <w:spacing w:line="240" w:lineRule="auto"/>
+        <w:rPr>
+          <w:noProof/>
+        </w:rPr>
+      </w:pPr>
+      <w:r>
+        <w:rPr>
+          <w:noProof/>
+        </w:rPr>
+        <w:t xml:space="preserve">Sample codes: </w:t>
+      </w:r>
+    </w:p>
+    <w:p>
+      <w:pPr>
+        <w:spacing w:line="240" w:lineRule="auto"/>
+        <w:rPr>
+          <w:rStyle w:val="Hyperlink"/>
+          <w:noProof/>
+        </w:rPr>
+      </w:pPr>
+      <w:r>
+        <w:rPr>
+          <w:noProof/>
+        </w:rPr>
+        <w:fldChar w:fldCharType="begin"/>
+      </w:r>
+      <w:r>
+        <w:rPr>
+          <w:noProof/>
+        </w:rPr>
+        <w:instrText>HYPERLINK "https://github.com/nasrulkhair/Full-Project/blob/main/PPNJ/data_creation/data.ipynb"</w:instrText>
+      </w:r>
+      <w:r>
+        <w:rPr>
+          <w:noProof/>
+        </w:rPr>
+      </w:r>
+      <w:r>
+        <w:rPr>
+          <w:noProof/>
+        </w:rPr>
+        <w:fldChar w:fldCharType="separate"/>
+      </w:r>
+      <w:r>
+        <w:rPr>
+          <w:rStyle w:val="Hyperlink"/>
+          <w:noProof/>
+        </w:rPr>
+        <w:t>https://github.com/nasrulkhair/Full-Project/blob/main/PPNJ/data_creation/data.ipynb</w:t>
+      </w:r>
+    </w:p>
+    <w:p>
+      <w:pPr>
+        <w:spacing w:line="240" w:lineRule="auto"/>
+        <w:rPr>
+          <w:noProof/>
+        </w:rPr>
+      </w:pPr>
+      <w:r>
+        <w:rPr>
+          <w:noProof/>
+        </w:rPr>
+        <w:fldChar w:fldCharType="end"/>
+      </w:r>
+    </w:p>
+    <w:p>
+      <w:pPr>
+        <w:pStyle w:val="ListParagraph"/>
+        <w:numPr>
+          <w:ilvl w:val="0"/>
+          <w:numId w:val="17"/>
+        </w:numPr>
+        <w:rPr>
+          <w:noProof/>
+        </w:rPr>
+      </w:pPr>
+      <w:r>
+        <w:rPr>
+          <w:noProof/>
+        </w:rPr>
+        <w:t>Output Description:</w:t>
+      </w:r>
+    </w:p>
+    <w:p>
+      <w:pPr>
+        <w:pStyle w:val="ListParagraph"/>
+        <w:numPr>
+          <w:ilvl w:val="0"/>
+          <w:numId w:val="10"/>
+        </w:numPr>
+        <w:rPr>
+          <w:noProof/>
+        </w:rPr>
+      </w:pPr>
+      <w:r>
+        <w:rPr>
+          <w:noProof/>
+        </w:rPr>
+        <w:t xml:space="preserve">File created: </w:t>
+      </w:r>
+      <w:r>
+        <w:rPr>
+          <w:noProof/>
+        </w:rPr>
+        <w:t>refund</w:t>
+      </w:r>
+      <w:r>
+        <w:rPr>
+          <w:noProof/>
+        </w:rPr>
+        <w:t>.csv</w:t>
+      </w:r>
+    </w:p>
+    <w:p>
+      <w:pPr>
+        <w:pStyle w:val="ListParagraph"/>
+        <w:numPr>
+          <w:ilvl w:val="0"/>
+          <w:numId w:val="10"/>
+        </w:numPr>
+        <w:rPr>
+          <w:noProof/>
+        </w:rPr>
+      </w:pPr>
+      <w:r>
+        <w:rPr>
+          <w:noProof/>
+        </w:rPr>
+        <w:t>Rows:</w:t>
+      </w:r>
+    </w:p>
+    <w:p>
+      <w:pPr>
+        <w:pStyle w:val="ListParagraph"/>
+        <w:numPr>
+          <w:ilvl w:val="0"/>
+          <w:numId w:val="10"/>
+        </w:numPr>
+        <w:rPr>
+          <w:noProof/>
+        </w:rPr>
+      </w:pPr>
+      <w:r>
+        <w:rPr>
+          <w:noProof/>
+        </w:rPr>
+        <w:t>Columns:</w:t>
+      </w:r>
+    </w:p>
+    <w:p>
+      <w:pPr>
+        <w:pStyle w:val="ListParagraph"/>
+        <w:rPr>
+          <w:noProof/>
+        </w:rPr>
+      </w:pPr>
+    </w:p>
+    <w:p>
+      <w:pPr>
+        <w:pStyle w:val="ListParagraph"/>
+        <w:numPr>
+          <w:ilvl w:val="0"/>
+          <w:numId w:val="17"/>
+        </w:numPr>
+        <w:rPr>
+          <w:noProof/>
+        </w:rPr>
+      </w:pPr>
+      <w:r>
+        <w:rPr>
+          <w:noProof/>
+        </w:rPr>
+        <w:t>Table Schema:</w:t>
+      </w:r>
+    </w:p>
+    <w:tbl>
+      <w:tblPr>
+        <w:tblStyle w:val="TableGrid"/>
+        <w:tblW w:w="0" w:type="auto"/>
+        <w:tblLook w:val="04A0" w:firstRow="1" w:lastRow="0" w:firstColumn="1" w:lastColumn="0" w:noHBand="0" w:noVBand="1"/>
+      </w:tblPr>
+      <w:tblGrid>
+        <w:gridCol w:w="3005"/>
+        <w:gridCol w:w="3005"/>
+        <w:gridCol w:w="3006"/>
+      </w:tblGrid>
+      <w:tr>
+        <w:tc>
+          <w:tcPr>
+            <w:tcW w:w="3005" w:type="dxa"/>
+          </w:tcPr>
+          <w:p>
+            <w:pPr>
+              <w:rPr>
+                <w:b/>
+                <w:bCs/>
+                <w:noProof/>
+              </w:rPr>
+            </w:pPr>
+            <w:r>
+              <w:rPr>
+                <w:b/>
+                <w:bCs/>
+                <w:noProof/>
+              </w:rPr>
+              <w:t>Column Name</w:t>
+            </w:r>
+          </w:p>
+        </w:tc>
+        <w:tc>
+          <w:tcPr>
+            <w:tcW w:w="3005" w:type="dxa"/>
+          </w:tcPr>
+          <w:p>
+            <w:pPr>
+              <w:rPr>
+                <w:b/>
+                <w:bCs/>
+                <w:noProof/>
+              </w:rPr>
+            </w:pPr>
+            <w:r>
+              <w:rPr>
+                <w:b/>
+                <w:bCs/>
+                <w:noProof/>
+              </w:rPr>
+              <w:t>Type</w:t>
+            </w:r>
+          </w:p>
+        </w:tc>
+        <w:tc>
+          <w:tcPr>
+            <w:tcW w:w="3006" w:type="dxa"/>
+          </w:tcPr>
+          <w:p>
+            <w:pPr>
+              <w:rPr>
+                <w:b/>
+                <w:bCs/>
+                <w:noProof/>
+              </w:rPr>
+            </w:pPr>
+            <w:r>
+              <w:rPr>
+                <w:b/>
+                <w:bCs/>
+                <w:noProof/>
+              </w:rPr>
+              <w:t>Description</w:t>
+            </w:r>
+          </w:p>
+        </w:tc>
+      </w:tr>
+      <w:tr>
+        <w:tc>
+          <w:tcPr>
+            <w:tcW w:w="3005" w:type="dxa"/>
+          </w:tcPr>
+          <w:p>
+            <w:pPr>
+              <w:rPr>
+                <w:noProof/>
+              </w:rPr>
+            </w:pPr>
+            <w:r>
+              <w:rPr>
+                <w:noProof/>
+              </w:rPr>
+              <w:t>refund</w:t>
+            </w:r>
+            <w:r>
+              <w:rPr>
+                <w:noProof/>
+              </w:rPr>
+              <w:t>_Id</w:t>
+            </w:r>
+          </w:p>
+        </w:tc>
+        <w:tc>
+          <w:tcPr>
+            <w:tcW w:w="3005" w:type="dxa"/>
+          </w:tcPr>
+          <w:p>
+            <w:pPr>
+              <w:rPr>
+                <w:noProof/>
+              </w:rPr>
+            </w:pPr>
+            <w:r>
+              <w:rPr>
+                <w:noProof/>
+              </w:rPr>
+              <w:t>STRING</w:t>
+            </w:r>
+          </w:p>
+        </w:tc>
+        <w:tc>
+          <w:tcPr>
+            <w:tcW w:w="3006" w:type="dxa"/>
+          </w:tcPr>
+          <w:p>
+            <w:pPr>
+              <w:rPr>
+                <w:noProof/>
+              </w:rPr>
+            </w:pPr>
+            <w:r>
+              <w:rPr>
+                <w:noProof/>
+              </w:rPr>
+              <w:t>NON_NULLABLE</w:t>
+            </w:r>
+          </w:p>
+        </w:tc>
+      </w:tr>
+      <w:tr>
+        <w:tc>
+          <w:tcPr>
+            <w:tcW w:w="3005" w:type="dxa"/>
+          </w:tcPr>
+          <w:p>
+            <w:pPr>
+              <w:rPr>
+                <w:noProof/>
+              </w:rPr>
+            </w:pPr>
+            <w:r>
+              <w:rPr>
+                <w:noProof/>
+              </w:rPr>
+              <w:t>booking_id</w:t>
+            </w:r>
+          </w:p>
+        </w:tc>
+        <w:tc>
+          <w:tcPr>
+            <w:tcW w:w="3005" w:type="dxa"/>
+          </w:tcPr>
+          <w:p>
+            <w:pPr>
+              <w:rPr>
+                <w:noProof/>
+              </w:rPr>
+            </w:pPr>
+            <w:r>
+              <w:rPr>
+                <w:noProof/>
+              </w:rPr>
+              <w:t>STRING</w:t>
+            </w:r>
+          </w:p>
+        </w:tc>
+        <w:tc>
+          <w:tcPr>
+            <w:tcW w:w="3006" w:type="dxa"/>
+          </w:tcPr>
+          <w:p>
+            <w:pPr>
+              <w:rPr>
+                <w:noProof/>
+              </w:rPr>
+            </w:pPr>
+            <w:r>
+              <w:rPr>
+                <w:noProof/>
+              </w:rPr>
+              <w:t>NULLABLE</w:t>
+            </w:r>
+          </w:p>
+        </w:tc>
+      </w:tr>
+      <w:tr>
+        <w:tc>
+          <w:tcPr>
+            <w:tcW w:w="3005" w:type="dxa"/>
+          </w:tcPr>
+          <w:p>
+            <w:pPr>
+              <w:rPr>
+                <w:noProof/>
+              </w:rPr>
+            </w:pPr>
+            <w:r>
+              <w:rPr>
+                <w:noProof/>
+              </w:rPr>
+              <w:t>customer_id</w:t>
+            </w:r>
+            <w:r>
+              <w:rPr>
+                <w:noProof/>
+              </w:rPr>
+              <w:t xml:space="preserve"> </w:t>
+            </w:r>
+          </w:p>
+        </w:tc>
+        <w:tc>
+          <w:tcPr>
+            <w:tcW w:w="3005" w:type="dxa"/>
+          </w:tcPr>
+          <w:p>
+            <w:pPr>
+              <w:rPr>
+                <w:noProof/>
+              </w:rPr>
+            </w:pPr>
+            <w:r>
+              <w:rPr>
+                <w:noProof/>
+              </w:rPr>
+              <w:t>STRING</w:t>
+            </w:r>
+          </w:p>
+        </w:tc>
+        <w:tc>
+          <w:tcPr>
+            <w:tcW w:w="3006" w:type="dxa"/>
+          </w:tcPr>
+          <w:p>
+            <w:pPr>
+              <w:rPr>
+                <w:noProof/>
+              </w:rPr>
+            </w:pPr>
+            <w:r>
+              <w:rPr>
+                <w:noProof/>
+              </w:rPr>
+              <w:t>NULLABLE</w:t>
+            </w:r>
+          </w:p>
+        </w:tc>
+      </w:tr>
+      <w:tr>
+        <w:tc>
+          <w:tcPr>
+            <w:tcW w:w="3005" w:type="dxa"/>
+          </w:tcPr>
+          <w:p>
+            <w:pPr>
+              <w:rPr>
+                <w:noProof/>
+              </w:rPr>
+            </w:pPr>
+            <w:r>
+              <w:rPr>
+                <w:noProof/>
+              </w:rPr>
+              <w:t>refund_date</w:t>
+            </w:r>
+            <w:r>
+              <w:rPr>
+                <w:noProof/>
+              </w:rPr>
+              <w:t xml:space="preserve"> </w:t>
+            </w:r>
+          </w:p>
+        </w:tc>
+        <w:tc>
+          <w:tcPr>
+            <w:tcW w:w="3005" w:type="dxa"/>
+          </w:tcPr>
+          <w:p>
+            <w:pPr>
+              <w:rPr>
+                <w:noProof/>
+              </w:rPr>
+            </w:pPr>
+            <w:r>
+              <w:rPr>
+                <w:noProof/>
+              </w:rPr>
+              <w:t>DATE</w:t>
+            </w:r>
+          </w:p>
+        </w:tc>
+        <w:tc>
+          <w:tcPr>
+            <w:tcW w:w="3006" w:type="dxa"/>
+          </w:tcPr>
+          <w:p>
+            <w:pPr>
+              <w:rPr>
+                <w:noProof/>
+              </w:rPr>
+            </w:pPr>
+            <w:r>
+              <w:rPr>
+                <w:noProof/>
+              </w:rPr>
+              <w:t>NULLABLE</w:t>
+            </w:r>
+          </w:p>
+        </w:tc>
+      </w:tr>
+      <w:tr>
+        <w:tc>
+          <w:tcPr>
+            <w:tcW w:w="3005" w:type="dxa"/>
+          </w:tcPr>
+          <w:p>
+            <w:pPr>
+              <w:rPr>
+                <w:noProof/>
+              </w:rPr>
+            </w:pPr>
+            <w:r>
+              <w:rPr>
+                <w:noProof/>
+              </w:rPr>
+              <w:t>refund_amount</w:t>
+            </w:r>
+            <w:r>
+              <w:rPr>
+                <w:noProof/>
+              </w:rPr>
+              <w:t xml:space="preserve"> </w:t>
+            </w:r>
+          </w:p>
+        </w:tc>
+        <w:tc>
+          <w:tcPr>
+            <w:tcW w:w="3005" w:type="dxa"/>
+          </w:tcPr>
+          <w:p>
+            <w:pPr>
+              <w:rPr>
+                <w:noProof/>
+              </w:rPr>
+            </w:pPr>
+            <w:r>
+              <w:rPr>
+                <w:noProof/>
+              </w:rPr>
+              <w:t>INTEGER</w:t>
+            </w:r>
+          </w:p>
+        </w:tc>
+        <w:tc>
+          <w:tcPr>
+            <w:tcW w:w="3006" w:type="dxa"/>
+          </w:tcPr>
+          <w:p>
+            <w:pPr>
+              <w:rPr>
+                <w:noProof/>
+              </w:rPr>
+            </w:pPr>
+            <w:r>
+              <w:rPr>
+                <w:noProof/>
+              </w:rPr>
+              <w:t>NULLABLE</w:t>
+            </w:r>
+          </w:p>
+        </w:tc>
+      </w:tr>
+      <w:tr>
+        <w:tc>
+          <w:tcPr>
+            <w:tcW w:w="3005" w:type="dxa"/>
+          </w:tcPr>
+          <w:p>
+            <w:pPr>
+              <w:rPr>
+                <w:noProof/>
+              </w:rPr>
+            </w:pPr>
+            <w:r>
+              <w:rPr>
+                <w:noProof/>
+              </w:rPr>
+              <w:t>refund_percentage</w:t>
+            </w:r>
+          </w:p>
+        </w:tc>
+        <w:tc>
+          <w:tcPr>
+            <w:tcW w:w="3005" w:type="dxa"/>
+          </w:tcPr>
+          <w:p>
+            <w:pPr>
+              <w:rPr>
+                <w:noProof/>
+              </w:rPr>
+            </w:pPr>
+            <w:r>
+              <w:rPr>
+                <w:noProof/>
+              </w:rPr>
+              <w:t>FLOAT</w:t>
+            </w:r>
+          </w:p>
+        </w:tc>
+        <w:tc>
+          <w:tcPr>
+            <w:tcW w:w="3006" w:type="dxa"/>
+          </w:tcPr>
+          <w:p>
+            <w:pPr>
+              <w:rPr>
+                <w:noProof/>
+              </w:rPr>
+            </w:pPr>
+            <w:r>
+              <w:rPr>
+                <w:noProof/>
+              </w:rPr>
+              <w:t>NULLABLE</w:t>
+            </w:r>
+          </w:p>
+        </w:tc>
+      </w:tr>
+      <w:tr>
+        <w:tc>
+          <w:tcPr>
+            <w:tcW w:w="3005" w:type="dxa"/>
+          </w:tcPr>
+          <w:p>
+            <w:pPr>
+              <w:rPr>
+                <w:noProof/>
+              </w:rPr>
+            </w:pPr>
+            <w:r>
+              <w:rPr>
+                <w:noProof/>
+              </w:rPr>
+              <w:t>reason</w:t>
+            </w:r>
+          </w:p>
+        </w:tc>
+        <w:tc>
+          <w:tcPr>
+            <w:tcW w:w="3005" w:type="dxa"/>
+          </w:tcPr>
+          <w:p>
+            <w:pPr>
+              <w:rPr>
+                <w:noProof/>
+              </w:rPr>
+            </w:pPr>
+            <w:r>
+              <w:rPr>
+                <w:noProof/>
+              </w:rPr>
+              <w:t>STRING</w:t>
+            </w:r>
+          </w:p>
+        </w:tc>
+        <w:tc>
+          <w:tcPr>
+            <w:tcW w:w="3006" w:type="dxa"/>
+          </w:tcPr>
+          <w:p>
+            <w:pPr>
+              <w:rPr>
+                <w:noProof/>
+              </w:rPr>
+            </w:pPr>
+            <w:r>
+              <w:rPr>
+                <w:noProof/>
+              </w:rPr>
+              <w:t>NULLABLE</w:t>
+            </w:r>
+          </w:p>
+        </w:tc>
+      </w:tr>
+      <w:tr>
+        <w:tc>
+          <w:tcPr>
+            <w:tcW w:w="3005" w:type="dxa"/>
+          </w:tcPr>
+          <w:p>
+            <w:pPr>
+              <w:rPr>
+                <w:noProof/>
+              </w:rPr>
+            </w:pPr>
+            <w:r>
+              <w:rPr>
+                <w:noProof/>
+              </w:rPr>
+              <w:t>refund_status</w:t>
+            </w:r>
+          </w:p>
+        </w:tc>
+        <w:tc>
+          <w:tcPr>
+            <w:tcW w:w="3005" w:type="dxa"/>
+          </w:tcPr>
+          <w:p>
+            <w:pPr>
+              <w:rPr>
+                <w:noProof/>
+              </w:rPr>
+            </w:pPr>
+            <w:r>
+              <w:rPr>
+                <w:noProof/>
+              </w:rPr>
+              <w:t>STRING</w:t>
+            </w:r>
+          </w:p>
+        </w:tc>
+        <w:tc>
+          <w:tcPr>
+            <w:tcW w:w="3006" w:type="dxa"/>
+          </w:tcPr>
+          <w:p>
+            <w:pPr>
+              <w:rPr>
+                <w:noProof/>
+              </w:rPr>
+            </w:pPr>
+            <w:r>
+              <w:rPr>
+                <w:noProof/>
+              </w:rPr>
+              <w:t>NULLABLE</w:t>
+            </w:r>
+          </w:p>
+        </w:tc>
+      </w:tr>
+    </w:tbl>
+    <w:p>
+      <w:pPr>
+        <w:rPr>
+          <w:noProof/>
+        </w:rPr>
+      </w:pPr>
+      <w:r>
+        <w:rPr>
+          <w:noProof/>
+        </w:rPr>
+        <w:lastRenderedPageBreak/>
+        <w:t>Transformations:</w:t>
+      </w:r>
+    </w:p>
+    <w:p>
+      <w:pPr>
+        <w:spacing w:line="240" w:lineRule="auto"/>
+        <w:rPr>
+          <w:rStyle w:val="Hyperlink"/>
+          <w:noProof/>
+        </w:rPr>
+      </w:pPr>
+      <w:r>
+        <w:rPr>
+          <w:noProof/>
+        </w:rPr>
+        <w:fldChar w:fldCharType="begin"/>
+      </w:r>
+      <w:r>
+        <w:rPr>
+          <w:noProof/>
+        </w:rPr>
+        <w:instrText>HYPERLINK "https://github.com/nasrulkhair/Full-Project/blob/main/PPNJ/data_creation/data.ipynb"</w:instrText>
+      </w:r>
+      <w:r>
+        <w:rPr>
+          <w:noProof/>
+        </w:rPr>
+      </w:r>
+      <w:r>
+        <w:rPr>
+          <w:noProof/>
+        </w:rPr>
+        <w:fldChar w:fldCharType="separate"/>
+      </w:r>
+      <w:r>
+        <w:rPr>
+          <w:rStyle w:val="Hyperlink"/>
+          <w:noProof/>
+        </w:rPr>
+        <w:t>https://github.com/nasrulkhair/Full-Project/blob/main/PPNJ/data_creation/data.ipynb</w:t>
+      </w:r>
+    </w:p>
+    <w:p>
+      <w:pPr>
+        <w:rPr>
+          <w:noProof/>
+        </w:rPr>
+      </w:pPr>
+      <w:r>
+        <w:rPr>
+          <w:noProof/>
+        </w:rPr>
+        <w:fldChar w:fldCharType="end"/>
+      </w:r>
+    </w:p>
+    <w:tbl>
+      <w:tblPr>
+        <w:tblStyle w:val="TableGrid"/>
+        <w:tblW w:w="0" w:type="auto"/>
+        <w:tblLook w:val="04A0" w:firstRow="1" w:lastRow="0" w:firstColumn="1" w:lastColumn="0" w:noHBand="0" w:noVBand="1"/>
+      </w:tblPr>
+      <w:tblGrid>
+        <w:gridCol w:w="1693"/>
+        <w:gridCol w:w="2322"/>
+        <w:gridCol w:w="2400"/>
+        <w:gridCol w:w="2601"/>
+      </w:tblGrid>
+      <w:tr>
+        <w:tc>
+          <w:tcPr>
+            <w:tcW w:w="1693" w:type="dxa"/>
+          </w:tcPr>
+          <w:p>
+            <w:pPr>
+              <w:rPr>
+                <w:noProof/>
+              </w:rPr>
+            </w:pPr>
+            <w:r>
+              <w:rPr>
+                <w:noProof/>
+              </w:rPr>
+              <w:t>No.</w:t>
+            </w:r>
+          </w:p>
+        </w:tc>
+        <w:tc>
+          <w:tcPr>
+            <w:tcW w:w="2322" w:type="dxa"/>
+          </w:tcPr>
+          <w:p>
+            <w:pPr>
+              <w:rPr>
+                <w:noProof/>
+              </w:rPr>
+            </w:pPr>
+            <w:r>
+              <w:rPr>
+                <w:noProof/>
+              </w:rPr>
+              <w:t>Table</w:t>
+            </w:r>
+          </w:p>
+        </w:tc>
+        <w:tc>
+          <w:tcPr>
+            <w:tcW w:w="2400" w:type="dxa"/>
+          </w:tcPr>
+          <w:p>
+            <w:pPr>
+              <w:rPr>
+                <w:noProof/>
+              </w:rPr>
+            </w:pPr>
+            <w:r>
+              <w:rPr>
+                <w:noProof/>
+              </w:rPr>
+              <w:t>Column</w:t>
+            </w:r>
+          </w:p>
+        </w:tc>
+        <w:tc>
+          <w:tcPr>
+            <w:tcW w:w="2601" w:type="dxa"/>
+          </w:tcPr>
+          <w:p>
+            <w:pPr>
+              <w:rPr>
+                <w:noProof/>
+              </w:rPr>
+            </w:pPr>
+            <w:r>
+              <w:rPr>
+                <w:noProof/>
+              </w:rPr>
+              <w:t>Transformation</w:t>
+            </w:r>
+          </w:p>
+        </w:tc>
+      </w:tr>
+      <w:tr>
+        <w:tc>
+          <w:tcPr>
+            <w:tcW w:w="1693" w:type="dxa"/>
+          </w:tcPr>
+          <w:p>
+            <w:pPr>
+              <w:pStyle w:val="ListParagraph"/>
+              <w:numPr>
+                <w:ilvl w:val="0"/>
+                <w:numId w:val="19"/>
+              </w:numPr>
+              <w:rPr>
+                <w:noProof/>
+              </w:rPr>
+            </w:pPr>
+          </w:p>
+        </w:tc>
+        <w:tc>
+          <w:tcPr>
+            <w:tcW w:w="2322" w:type="dxa"/>
+          </w:tcPr>
+          <w:p>
+            <w:pPr>
+              <w:rPr>
+                <w:noProof/>
+              </w:rPr>
+            </w:pPr>
+            <w:r>
+              <w:rPr>
+                <w:noProof/>
+              </w:rPr>
+              <w:t>customers</w:t>
+            </w:r>
+          </w:p>
+        </w:tc>
+        <w:tc>
+          <w:tcPr>
+            <w:tcW w:w="2400" w:type="dxa"/>
+          </w:tcPr>
+          <w:p>
+            <w:pPr>
+              <w:rPr>
+                <w:noProof/>
+              </w:rPr>
+            </w:pPr>
+            <w:r>
+              <w:rPr>
+                <w:noProof/>
+              </w:rPr>
+              <w:t>email</w:t>
+            </w:r>
+          </w:p>
+        </w:tc>
+        <w:tc>
+          <w:tcPr>
+            <w:tcW w:w="2601" w:type="dxa"/>
+          </w:tcPr>
+          <w:p>
+            <w:pPr>
+              <w:rPr>
+                <w:noProof/>
+              </w:rPr>
+            </w:pPr>
+            <w:r>
+              <w:rPr>
+                <w:noProof/>
+              </w:rPr>
+              <w:t>fill null values with ‘nor provided’</w:t>
+            </w:r>
+          </w:p>
+        </w:tc>
+      </w:tr>
+      <w:tr>
+        <w:tc>
+          <w:tcPr>
+            <w:tcW w:w="1693" w:type="dxa"/>
+          </w:tcPr>
+          <w:p>
+            <w:pPr>
+              <w:pStyle w:val="ListParagraph"/>
+              <w:numPr>
+                <w:ilvl w:val="0"/>
+                <w:numId w:val="19"/>
+              </w:numPr>
+              <w:rPr>
+                <w:noProof/>
+              </w:rPr>
+            </w:pPr>
+          </w:p>
+        </w:tc>
+        <w:tc>
+          <w:tcPr>
+            <w:tcW w:w="2322" w:type="dxa"/>
+          </w:tcPr>
+          <w:p>
+            <w:pPr>
+              <w:rPr>
+                <w:noProof/>
+              </w:rPr>
+            </w:pPr>
+            <w:r>
+              <w:rPr>
+                <w:noProof/>
+              </w:rPr>
+              <w:t>customers</w:t>
+            </w:r>
+          </w:p>
+        </w:tc>
+        <w:tc>
+          <w:tcPr>
+            <w:tcW w:w="2400" w:type="dxa"/>
+          </w:tcPr>
+          <w:p>
+            <w:pPr>
+              <w:rPr>
+                <w:noProof/>
+              </w:rPr>
+            </w:pPr>
+            <w:r>
+              <w:rPr>
+                <w:noProof/>
+              </w:rPr>
+              <w:t>email</w:t>
+            </w:r>
+          </w:p>
+        </w:tc>
+        <w:tc>
+          <w:tcPr>
+            <w:tcW w:w="2601" w:type="dxa"/>
+          </w:tcPr>
+          <w:p>
+            <w:pPr>
+              <w:rPr>
+                <w:noProof/>
+              </w:rPr>
+            </w:pPr>
+            <w:r>
+              <w:rPr>
+                <w:noProof/>
+              </w:rPr>
+              <w:t>repalcement:</w:t>
+            </w:r>
+          </w:p>
+          <w:p>
+            <w:pPr>
+              <w:rPr>
+                <w:noProof/>
+              </w:rPr>
+            </w:pPr>
+            <w:r>
+              <w:rPr>
+                <w:noProof/>
+              </w:rPr>
+              <w:t xml:space="preserve">,    </w:t>
+            </w:r>
+            <w:r>
+              <w:rPr>
+                <w:noProof/>
+              </w:rPr>
+              <w:sym w:font="Wingdings" w:char="F0E0"/>
+            </w:r>
+            <w:r>
+              <w:rPr>
+                <w:noProof/>
+              </w:rPr>
+              <w:t xml:space="preserve">   ‘’ / ‘..’</w:t>
+            </w:r>
+            <w:r>
+              <w:rPr>
+                <w:noProof/>
+              </w:rPr>
+              <w:sym w:font="Wingdings" w:char="F0E0"/>
+            </w:r>
+            <w:r>
+              <w:rPr>
+                <w:noProof/>
+              </w:rPr>
+              <w:t xml:space="preserve"> ‘.’</w:t>
+            </w:r>
+          </w:p>
+        </w:tc>
+      </w:tr>
+      <w:tr>
+        <w:tc>
+          <w:tcPr>
+            <w:tcW w:w="1693" w:type="dxa"/>
+          </w:tcPr>
+          <w:p>
+            <w:pPr>
+              <w:pStyle w:val="ListParagraph"/>
+              <w:numPr>
+                <w:ilvl w:val="0"/>
+                <w:numId w:val="19"/>
+              </w:numPr>
+              <w:rPr>
+                <w:noProof/>
+              </w:rPr>
+            </w:pPr>
+          </w:p>
+        </w:tc>
+        <w:tc>
+          <w:tcPr>
+            <w:tcW w:w="2322" w:type="dxa"/>
+          </w:tcPr>
+          <w:p>
+            <w:pPr>
+              <w:rPr>
+                <w:noProof/>
+              </w:rPr>
+            </w:pPr>
+            <w:r>
+              <w:rPr>
+                <w:noProof/>
+              </w:rPr>
+              <w:t>feedback</w:t>
+            </w:r>
+          </w:p>
+        </w:tc>
+        <w:tc>
+          <w:tcPr>
+            <w:tcW w:w="2400" w:type="dxa"/>
+          </w:tcPr>
+          <w:p>
+            <w:pPr>
+              <w:rPr>
+                <w:noProof/>
+              </w:rPr>
+            </w:pPr>
+            <w:r>
+              <w:rPr>
+                <w:noProof/>
+              </w:rPr>
+              <w:t>feedback_date</w:t>
+            </w:r>
+          </w:p>
+        </w:tc>
+        <w:tc>
+          <w:tcPr>
+            <w:tcW w:w="2601" w:type="dxa"/>
+          </w:tcPr>
+          <w:p>
+            <w:pPr>
+              <w:rPr>
+                <w:noProof/>
+              </w:rPr>
+            </w:pPr>
+            <w:r>
+              <w:rPr>
+                <w:noProof/>
+              </w:rPr>
+              <w:t>convert data type from STRING to DATE</w:t>
+            </w:r>
+          </w:p>
+        </w:tc>
+      </w:tr>
+      <w:tr>
+        <w:tc>
+          <w:tcPr>
+            <w:tcW w:w="1693" w:type="dxa"/>
+          </w:tcPr>
+          <w:p>
+            <w:pPr>
+              <w:pStyle w:val="ListParagraph"/>
+              <w:numPr>
+                <w:ilvl w:val="0"/>
+                <w:numId w:val="19"/>
+              </w:numPr>
+              <w:rPr>
+                <w:noProof/>
+              </w:rPr>
+            </w:pPr>
+          </w:p>
+        </w:tc>
+        <w:tc>
+          <w:tcPr>
+            <w:tcW w:w="2322" w:type="dxa"/>
+          </w:tcPr>
+          <w:p>
+            <w:pPr>
+              <w:rPr>
+                <w:noProof/>
+              </w:rPr>
+            </w:pPr>
+            <w:r>
+              <w:rPr>
+                <w:noProof/>
+              </w:rPr>
+              <w:t>refund</w:t>
+            </w:r>
+          </w:p>
+        </w:tc>
+        <w:tc>
+          <w:tcPr>
+            <w:tcW w:w="2400" w:type="dxa"/>
+          </w:tcPr>
+          <w:p>
+            <w:pPr>
+              <w:rPr>
+                <w:noProof/>
+              </w:rPr>
+            </w:pPr>
+            <w:r>
+              <w:rPr>
+                <w:noProof/>
+              </w:rPr>
+              <w:t>refund_date</w:t>
+            </w:r>
+          </w:p>
+        </w:tc>
+        <w:tc>
+          <w:tcPr>
+            <w:tcW w:w="2601" w:type="dxa"/>
+          </w:tcPr>
+          <w:p>
+            <w:pPr>
+              <w:rPr>
+                <w:noProof/>
+              </w:rPr>
+            </w:pPr>
+            <w:r>
+              <w:rPr>
+                <w:noProof/>
+              </w:rPr>
+              <w:t>convert data type from STRING to DATE</w:t>
+            </w:r>
+          </w:p>
+        </w:tc>
+      </w:tr>
+      <w:tr>
+        <w:tc>
+          <w:tcPr>
+            <w:tcW w:w="1693" w:type="dxa"/>
+          </w:tcPr>
+          <w:p>
+            <w:pPr>
+              <w:pStyle w:val="ListParagraph"/>
+              <w:numPr>
+                <w:ilvl w:val="0"/>
+                <w:numId w:val="19"/>
+              </w:numPr>
+              <w:rPr>
+                <w:noProof/>
+              </w:rPr>
+            </w:pPr>
+          </w:p>
+        </w:tc>
+        <w:tc>
+          <w:tcPr>
+            <w:tcW w:w="2322" w:type="dxa"/>
+          </w:tcPr>
+          <w:p>
+            <w:pPr>
+              <w:rPr>
+                <w:noProof/>
+              </w:rPr>
+            </w:pPr>
+            <w:r>
+              <w:rPr>
+                <w:noProof/>
+              </w:rPr>
+              <w:t>travel_guide</w:t>
+            </w:r>
+          </w:p>
+        </w:tc>
+        <w:tc>
+          <w:tcPr>
+            <w:tcW w:w="2400" w:type="dxa"/>
+          </w:tcPr>
+          <w:p>
+            <w:pPr>
+              <w:rPr>
+                <w:noProof/>
+              </w:rPr>
+            </w:pPr>
+            <w:r>
+              <w:rPr>
+                <w:noProof/>
+              </w:rPr>
+              <w:t>role</w:t>
+            </w:r>
+          </w:p>
+        </w:tc>
+        <w:tc>
+          <w:tcPr>
+            <w:tcW w:w="2601" w:type="dxa"/>
+          </w:tcPr>
+          <w:p>
+            <w:pPr>
+              <w:rPr>
+                <w:noProof/>
+              </w:rPr>
+            </w:pPr>
+            <w:r>
+              <w:rPr>
+                <w:noProof/>
+              </w:rPr>
+              <w:t xml:space="preserve">‘_’ </w:t>
+            </w:r>
+            <w:r>
+              <w:rPr>
+                <w:noProof/>
+              </w:rPr>
+              <w:sym w:font="Wingdings" w:char="F0E0"/>
+            </w:r>
+            <w:r>
+              <w:rPr>
+                <w:noProof/>
+              </w:rPr>
+              <w:t xml:space="preserve"> ‘ ‘</w:t>
+            </w:r>
+          </w:p>
+        </w:tc>
+      </w:tr>
+      <w:tr>
+        <w:tc>
+          <w:tcPr>
+            <w:tcW w:w="1693" w:type="dxa"/>
+          </w:tcPr>
+          <w:p>
+            <w:pPr>
+              <w:pStyle w:val="ListParagraph"/>
+              <w:numPr>
+                <w:ilvl w:val="0"/>
+                <w:numId w:val="19"/>
+              </w:numPr>
+              <w:rPr>
+                <w:noProof/>
+              </w:rPr>
+            </w:pPr>
+          </w:p>
+        </w:tc>
+        <w:tc>
+          <w:tcPr>
+            <w:tcW w:w="2322" w:type="dxa"/>
+          </w:tcPr>
+          <w:p>
+            <w:pPr>
+              <w:rPr>
+                <w:noProof/>
+              </w:rPr>
+            </w:pPr>
+            <w:r>
+              <w:rPr>
+                <w:noProof/>
+              </w:rPr>
+              <w:t>sales</w:t>
+            </w:r>
+          </w:p>
+        </w:tc>
+        <w:tc>
+          <w:tcPr>
+            <w:tcW w:w="2400" w:type="dxa"/>
+          </w:tcPr>
+          <w:p>
+            <w:pPr>
+              <w:rPr>
+                <w:noProof/>
+              </w:rPr>
+            </w:pPr>
+            <w:r>
+              <w:rPr>
+                <w:noProof/>
+              </w:rPr>
+              <w:t>payment_method</w:t>
+            </w:r>
+          </w:p>
+        </w:tc>
+        <w:tc>
+          <w:tcPr>
+            <w:tcW w:w="2601" w:type="dxa"/>
+          </w:tcPr>
+          <w:p>
+            <w:pPr>
+              <w:rPr>
+                <w:noProof/>
+              </w:rPr>
+            </w:pPr>
+            <w:r>
+              <w:rPr>
+                <w:noProof/>
+              </w:rPr>
+              <w:t xml:space="preserve">replace ‘_’ </w:t>
+            </w:r>
+            <w:r>
+              <w:rPr>
+                <w:noProof/>
+              </w:rPr>
+              <w:sym w:font="Wingdings" w:char="F0E0"/>
+            </w:r>
+            <w:r>
+              <w:rPr>
+                <w:noProof/>
+              </w:rPr>
+              <w:t xml:space="preserve"> ‘ ‘</w:t>
+            </w:r>
+          </w:p>
+        </w:tc>
+      </w:tr>
+    </w:tbl>
+    <w:p>
+      <w:pPr>
+        <w:rPr>
+          <w:noProof/>
+        </w:rPr>
+      </w:pPr>
+    </w:p>
+    <w:p>
+      <w:pPr>
+        <w:pStyle w:val="Heading2"/>
+        <w:rPr>
+          <w:color w:val="auto"/>
           <w:lang w:val="en-US"/>
         </w:rPr>
       </w:pPr>
@@ -983,9 +5625,501 @@
 </w:document>
 </file>
 
+<file path=word/endnotes.xml><?xml version="1.0" encoding="utf-8"?>
+<w:endnotes xmlns:wpc="http://schemas.microsoft.com/office/word/2010/wordprocessingCanvas" xmlns:cx="http://schemas.microsoft.com/office/drawing/2014/chartex" xmlns:cx1="http://schemas.microsoft.com/office/drawing/2015/9/8/chartex" xmlns:cx2="http://schemas.microsoft.com/office/drawing/2015/10/21/chartex" xmlns:cx3="http://schemas.microsoft.com/office/drawing/2016/5/9/chartex" xmlns:cx4="http://schemas.microsoft.com/office/drawing/2016/5/10/chartex" xmlns:cx5="http://schemas.microsoft.com/office/drawing/2016/5/11/chartex" xmlns:cx6="http://schemas.microsoft.com/office/drawing/2016/5/12/chartex" xmlns:cx7="http://schemas.microsoft.com/office/drawing/2016/5/13/chartex" xmlns:cx8="http://schemas.microsoft.com/office/drawing/2016/5/14/chartex" xmlns:mc="http://schemas.openxmlformats.org/markup-compatibility/2006" xmlns:aink="http://schemas.microsoft.com/office/drawing/2016/ink" xmlns:am3d="http://schemas.microsoft.com/office/drawing/2017/model3d" xmlns:o="urn:schemas-microsoft-com:office:office" xmlns:oel="http://schemas.microsoft.com/office/2019/extlst" xmlns:r="http://schemas.openxmlformats.org/officeDocument/2006/relationships" xmlns:m="http://schemas.openxmlformats.org/officeDocument/2006/math" xmlns:v="urn:schemas-microsoft-com:vml" xmlns:wp14="http://schemas.microsoft.com/office/word/2010/wordprocessingDrawing" xmlns:wp="http://schemas.openxmlformats.org/drawingml/2006/wordprocessingDrawing" xmlns:w10="urn:schemas-microsoft-com:office:word" xmlns:w="http://schemas.openxmlformats.org/wordprocessingml/2006/main" xmlns:w14="http://schemas.microsoft.com/office/word/2010/wordml" xmlns:w15="http://schemas.microsoft.com/office/word/2012/wordml" xmlns:w16cex="http://schemas.microsoft.com/office/word/2018/wordml/cex" xmlns:w16cid="http://schemas.microsoft.com/office/word/2016/wordml/cid" xmlns:w16="http://schemas.microsoft.com/office/word/2018/wordml" xmlns:w16du="http://schemas.microsoft.com/office/word/2023/wordml/word16du" xmlns:w16sdtdh="http://schemas.microsoft.com/office/word/2020/wordml/sdtdatahash" xmlns:w16sdtfl="http://schemas.microsoft.com/office/word/2024/wordml/sdtformatlock" xmlns:w16se="http://schemas.microsoft.com/office/word/2015/wordml/symex" xmlns:wpg="http://schemas.microsoft.com/office/word/2010/wordprocessingGroup" xmlns:wpi="http://schemas.microsoft.com/office/word/2010/wordprocessingInk" xmlns:wne="http://schemas.microsoft.com/office/word/2006/wordml" xmlns:wps="http://schemas.microsoft.com/office/word/2010/wordprocessingShape" mc:Ignorable="w14 w15 w16se w16cid w16 w16cex w16sdtdh w16sdtfl w16du wp14">
+  <w:endnote w:type="separator" w:id="-1">
+    <w:p>
+      <w:pPr>
+        <w:spacing w:after="0" w:line="240" w:lineRule="auto"/>
+      </w:pPr>
+      <w:r>
+        <w:separator/>
+      </w:r>
+    </w:p>
+  </w:endnote>
+  <w:endnote w:type="continuationSeparator" w:id="0">
+    <w:p>
+      <w:pPr>
+        <w:spacing w:after="0" w:line="240" w:lineRule="auto"/>
+      </w:pPr>
+      <w:r>
+        <w:continuationSeparator/>
+      </w:r>
+    </w:p>
+  </w:endnote>
+</w:endnotes>
+</file>
+
+<file path=word/footnotes.xml><?xml version="1.0" encoding="utf-8"?>
+<w:footnotes xmlns:wpc="http://schemas.microsoft.com/office/word/2010/wordprocessingCanvas" xmlns:cx="http://schemas.microsoft.com/office/drawing/2014/chartex" xmlns:cx1="http://schemas.microsoft.com/office/drawing/2015/9/8/chartex" xmlns:cx2="http://schemas.microsoft.com/office/drawing/2015/10/21/chartex" xmlns:cx3="http://schemas.microsoft.com/office/drawing/2016/5/9/chartex" xmlns:cx4="http://schemas.microsoft.com/office/drawing/2016/5/10/chartex" xmlns:cx5="http://schemas.microsoft.com/office/drawing/2016/5/11/chartex" xmlns:cx6="http://schemas.microsoft.com/office/drawing/2016/5/12/chartex" xmlns:cx7="http://schemas.microsoft.com/office/drawing/2016/5/13/chartex" xmlns:cx8="http://schemas.microsoft.com/office/drawing/2016/5/14/chartex" xmlns:mc="http://schemas.openxmlformats.org/markup-compatibility/2006" xmlns:aink="http://schemas.microsoft.com/office/drawing/2016/ink" xmlns:am3d="http://schemas.microsoft.com/office/drawing/2017/model3d" xmlns:o="urn:schemas-microsoft-com:office:office" xmlns:oel="http://schemas.microsoft.com/office/2019/extlst" xmlns:r="http://schemas.openxmlformats.org/officeDocument/2006/relationships" xmlns:m="http://schemas.openxmlformats.org/officeDocument/2006/math" xmlns:v="urn:schemas-microsoft-com:vml" xmlns:wp14="http://schemas.microsoft.com/office/word/2010/wordprocessingDrawing" xmlns:wp="http://schemas.openxmlformats.org/drawingml/2006/wordprocessingDrawing" xmlns:w10="urn:schemas-microsoft-com:office:word" xmlns:w="http://schemas.openxmlformats.org/wordprocessingml/2006/main" xmlns:w14="http://schemas.microsoft.com/office/word/2010/wordml" xmlns:w15="http://schemas.microsoft.com/office/word/2012/wordml" xmlns:w16cex="http://schemas.microsoft.com/office/word/2018/wordml/cex" xmlns:w16cid="http://schemas.microsoft.com/office/word/2016/wordml/cid" xmlns:w16="http://schemas.microsoft.com/office/word/2018/wordml" xmlns:w16du="http://schemas.microsoft.com/office/word/2023/wordml/word16du" xmlns:w16sdtdh="http://schemas.microsoft.com/office/word/2020/wordml/sdtdatahash" xmlns:w16sdtfl="http://schemas.microsoft.com/office/word/2024/wordml/sdtformatlock" xmlns:w16se="http://schemas.microsoft.com/office/word/2015/wordml/symex" xmlns:wpg="http://schemas.microsoft.com/office/word/2010/wordprocessingGroup" xmlns:wpi="http://schemas.microsoft.com/office/word/2010/wordprocessingInk" xmlns:wne="http://schemas.microsoft.com/office/word/2006/wordml" xmlns:wps="http://schemas.microsoft.com/office/word/2010/wordprocessingShape" mc:Ignorable="w14 w15 w16se w16cid w16 w16cex w16sdtdh w16sdtfl w16du wp14">
+  <w:footnote w:type="separator" w:id="-1">
+    <w:p>
+      <w:pPr>
+        <w:spacing w:after="0" w:line="240" w:lineRule="auto"/>
+      </w:pPr>
+      <w:r>
+        <w:separator/>
+      </w:r>
+    </w:p>
+  </w:footnote>
+  <w:footnote w:type="continuationSeparator" w:id="0">
+    <w:p>
+      <w:pPr>
+        <w:spacing w:after="0" w:line="240" w:lineRule="auto"/>
+      </w:pPr>
+      <w:r>
+        <w:continuationSeparator/>
+      </w:r>
+    </w:p>
+  </w:footnote>
+</w:footnotes>
+</file>
+
 <file path=word/numbering.xml><?xml version="1.0" encoding="utf-8"?>
 <w:numbering xmlns:wpc="http://schemas.microsoft.com/office/word/2010/wordprocessingCanvas" xmlns:cx="http://schemas.microsoft.com/office/drawing/2014/chartex" xmlns:cx1="http://schemas.microsoft.com/office/drawing/2015/9/8/chartex" xmlns:cx2="http://schemas.microsoft.com/office/drawing/2015/10/21/chartex" xmlns:cx3="http://schemas.microsoft.com/office/drawing/2016/5/9/chartex" xmlns:cx4="http://schemas.microsoft.com/office/drawing/2016/5/10/chartex" xmlns:cx5="http://schemas.microsoft.com/office/drawing/2016/5/11/chartex" xmlns:cx6="http://schemas.microsoft.com/office/drawing/2016/5/12/chartex" xmlns:cx7="http://schemas.microsoft.com/office/drawing/2016/5/13/chartex" xmlns:cx8="http://schemas.microsoft.com/office/drawing/2016/5/14/chartex" xmlns:mc="http://schemas.openxmlformats.org/markup-compatibility/2006" xmlns:aink="http://schemas.microsoft.com/office/drawing/2016/ink" xmlns:am3d="http://schemas.microsoft.com/office/drawing/2017/model3d" xmlns:o="urn:schemas-microsoft-com:office:office" xmlns:oel="http://schemas.microsoft.com/office/2019/extlst" xmlns:r="http://schemas.openxmlformats.org/officeDocument/2006/relationships" xmlns:m="http://schemas.openxmlformats.org/officeDocument/2006/math" xmlns:v="urn:schemas-microsoft-com:vml" xmlns:wp14="http://schemas.microsoft.com/office/word/2010/wordprocessingDrawing" xmlns:wp="http://schemas.openxmlformats.org/drawingml/2006/wordprocessingDrawing" xmlns:w10="urn:schemas-microsoft-com:office:word" xmlns:w="http://schemas.openxmlformats.org/wordprocessingml/2006/main" xmlns:w14="http://schemas.microsoft.com/office/word/2010/wordml" xmlns:w15="http://schemas.microsoft.com/office/word/2012/wordml" xmlns:w16cex="http://schemas.microsoft.com/office/word/2018/wordml/cex" xmlns:w16cid="http://schemas.microsoft.com/office/word/2016/wordml/cid" xmlns:w16="http://schemas.microsoft.com/office/word/2018/wordml" xmlns:w16du="http://schemas.microsoft.com/office/word/2023/wordml/word16du" xmlns:w16sdtdh="http://schemas.microsoft.com/office/word/2020/wordml/sdtdatahash" xmlns:w16sdtfl="http://schemas.microsoft.com/office/word/2024/wordml/sdtformatlock" xmlns:w16se="http://schemas.microsoft.com/office/word/2015/wordml/symex" xmlns:wpg="http://schemas.microsoft.com/office/word/2010/wordprocessingGroup" xmlns:wpi="http://schemas.microsoft.com/office/word/2010/wordprocessingInk" xmlns:wne="http://schemas.microsoft.com/office/word/2006/wordml" xmlns:wps="http://schemas.microsoft.com/office/word/2010/wordprocessingShape" mc:Ignorable="w14 w15 w16se w16cid w16 w16cex w16sdtdh w16sdtfl w16du wp14">
   <w:abstractNum w:abstractNumId="0" w15:restartNumberingAfterBreak="0">
+    <w:nsid w:val="00A033DE"/>
+    <w:multiLevelType w:val="hybridMultilevel"/>
+    <w:tmpl w:val="D5BAB812"/>
+    <w:lvl w:ilvl="0" w:tplc="44090017">
+      <w:start w:val="1"/>
+      <w:numFmt w:val="lowerLetter"/>
+      <w:lvlText w:val="%1)"/>
+      <w:lvlJc w:val="left"/>
+      <w:pPr>
+        <w:ind w:left="720" w:hanging="360"/>
+      </w:pPr>
+      <w:rPr>
+        <w:rFonts w:hint="default"/>
+      </w:rPr>
+    </w:lvl>
+    <w:lvl w:ilvl="1" w:tplc="44090019" w:tentative="1">
+      <w:start w:val="1"/>
+      <w:numFmt w:val="lowerLetter"/>
+      <w:lvlText w:val="%2."/>
+      <w:lvlJc w:val="left"/>
+      <w:pPr>
+        <w:ind w:left="1440" w:hanging="360"/>
+      </w:pPr>
+    </w:lvl>
+    <w:lvl w:ilvl="2" w:tplc="4409001B" w:tentative="1">
+      <w:start w:val="1"/>
+      <w:numFmt w:val="lowerRoman"/>
+      <w:lvlText w:val="%3."/>
+      <w:lvlJc w:val="right"/>
+      <w:pPr>
+        <w:ind w:left="2160" w:hanging="180"/>
+      </w:pPr>
+    </w:lvl>
+    <w:lvl w:ilvl="3" w:tplc="4409000F" w:tentative="1">
+      <w:start w:val="1"/>
+      <w:numFmt w:val="decimal"/>
+      <w:lvlText w:val="%4."/>
+      <w:lvlJc w:val="left"/>
+      <w:pPr>
+        <w:ind w:left="2880" w:hanging="360"/>
+      </w:pPr>
+    </w:lvl>
+    <w:lvl w:ilvl="4" w:tplc="44090019" w:tentative="1">
+      <w:start w:val="1"/>
+      <w:numFmt w:val="lowerLetter"/>
+      <w:lvlText w:val="%5."/>
+      <w:lvlJc w:val="left"/>
+      <w:pPr>
+        <w:ind w:left="3600" w:hanging="360"/>
+      </w:pPr>
+    </w:lvl>
+    <w:lvl w:ilvl="5" w:tplc="4409001B" w:tentative="1">
+      <w:start w:val="1"/>
+      <w:numFmt w:val="lowerRoman"/>
+      <w:lvlText w:val="%6."/>
+      <w:lvlJc w:val="right"/>
+      <w:pPr>
+        <w:ind w:left="4320" w:hanging="180"/>
+      </w:pPr>
+    </w:lvl>
+    <w:lvl w:ilvl="6" w:tplc="4409000F" w:tentative="1">
+      <w:start w:val="1"/>
+      <w:numFmt w:val="decimal"/>
+      <w:lvlText w:val="%7."/>
+      <w:lvlJc w:val="left"/>
+      <w:pPr>
+        <w:ind w:left="5040" w:hanging="360"/>
+      </w:pPr>
+    </w:lvl>
+    <w:lvl w:ilvl="7" w:tplc="44090019" w:tentative="1">
+      <w:start w:val="1"/>
+      <w:numFmt w:val="lowerLetter"/>
+      <w:lvlText w:val="%8."/>
+      <w:lvlJc w:val="left"/>
+      <w:pPr>
+        <w:ind w:left="5760" w:hanging="360"/>
+      </w:pPr>
+    </w:lvl>
+    <w:lvl w:ilvl="8" w:tplc="4409001B" w:tentative="1">
+      <w:start w:val="1"/>
+      <w:numFmt w:val="lowerRoman"/>
+      <w:lvlText w:val="%9."/>
+      <w:lvlJc w:val="right"/>
+      <w:pPr>
+        <w:ind w:left="6480" w:hanging="180"/>
+      </w:pPr>
+    </w:lvl>
+  </w:abstractNum>
+  <w:abstractNum w:abstractNumId="1" w15:restartNumberingAfterBreak="0">
+    <w:nsid w:val="081362C6"/>
+    <w:multiLevelType w:val="hybridMultilevel"/>
+    <w:tmpl w:val="DD72223A"/>
+    <w:lvl w:ilvl="0" w:tplc="3A7E6C14">
+      <w:start w:val="1"/>
+      <w:numFmt w:val="decimal"/>
+      <w:lvlText w:val="%1."/>
+      <w:lvlJc w:val="left"/>
+      <w:pPr>
+        <w:ind w:left="720" w:hanging="360"/>
+      </w:pPr>
+      <w:rPr>
+        <w:rFonts w:hint="default"/>
+      </w:rPr>
+    </w:lvl>
+    <w:lvl w:ilvl="1" w:tplc="44090019" w:tentative="1">
+      <w:start w:val="1"/>
+      <w:numFmt w:val="lowerLetter"/>
+      <w:lvlText w:val="%2."/>
+      <w:lvlJc w:val="left"/>
+      <w:pPr>
+        <w:ind w:left="1440" w:hanging="360"/>
+      </w:pPr>
+    </w:lvl>
+    <w:lvl w:ilvl="2" w:tplc="4409001B" w:tentative="1">
+      <w:start w:val="1"/>
+      <w:numFmt w:val="lowerRoman"/>
+      <w:lvlText w:val="%3."/>
+      <w:lvlJc w:val="right"/>
+      <w:pPr>
+        <w:ind w:left="2160" w:hanging="180"/>
+      </w:pPr>
+    </w:lvl>
+    <w:lvl w:ilvl="3" w:tplc="4409000F" w:tentative="1">
+      <w:start w:val="1"/>
+      <w:numFmt w:val="decimal"/>
+      <w:lvlText w:val="%4."/>
+      <w:lvlJc w:val="left"/>
+      <w:pPr>
+        <w:ind w:left="2880" w:hanging="360"/>
+      </w:pPr>
+    </w:lvl>
+    <w:lvl w:ilvl="4" w:tplc="44090019" w:tentative="1">
+      <w:start w:val="1"/>
+      <w:numFmt w:val="lowerLetter"/>
+      <w:lvlText w:val="%5."/>
+      <w:lvlJc w:val="left"/>
+      <w:pPr>
+        <w:ind w:left="3600" w:hanging="360"/>
+      </w:pPr>
+    </w:lvl>
+    <w:lvl w:ilvl="5" w:tplc="4409001B" w:tentative="1">
+      <w:start w:val="1"/>
+      <w:numFmt w:val="lowerRoman"/>
+      <w:lvlText w:val="%6."/>
+      <w:lvlJc w:val="right"/>
+      <w:pPr>
+        <w:ind w:left="4320" w:hanging="180"/>
+      </w:pPr>
+    </w:lvl>
+    <w:lvl w:ilvl="6" w:tplc="4409000F" w:tentative="1">
+      <w:start w:val="1"/>
+      <w:numFmt w:val="decimal"/>
+      <w:lvlText w:val="%7."/>
+      <w:lvlJc w:val="left"/>
+      <w:pPr>
+        <w:ind w:left="5040" w:hanging="360"/>
+      </w:pPr>
+    </w:lvl>
+    <w:lvl w:ilvl="7" w:tplc="44090019" w:tentative="1">
+      <w:start w:val="1"/>
+      <w:numFmt w:val="lowerLetter"/>
+      <w:lvlText w:val="%8."/>
+      <w:lvlJc w:val="left"/>
+      <w:pPr>
+        <w:ind w:left="5760" w:hanging="360"/>
+      </w:pPr>
+    </w:lvl>
+    <w:lvl w:ilvl="8" w:tplc="4409001B" w:tentative="1">
+      <w:start w:val="1"/>
+      <w:numFmt w:val="lowerRoman"/>
+      <w:lvlText w:val="%9."/>
+      <w:lvlJc w:val="right"/>
+      <w:pPr>
+        <w:ind w:left="6480" w:hanging="180"/>
+      </w:pPr>
+    </w:lvl>
+  </w:abstractNum>
+  <w:abstractNum w:abstractNumId="2" w15:restartNumberingAfterBreak="0">
+    <w:nsid w:val="172F137E"/>
+    <w:multiLevelType w:val="hybridMultilevel"/>
+    <w:tmpl w:val="E0ACD31A"/>
+    <w:lvl w:ilvl="0" w:tplc="44090017">
+      <w:start w:val="1"/>
+      <w:numFmt w:val="lowerLetter"/>
+      <w:lvlText w:val="%1)"/>
+      <w:lvlJc w:val="left"/>
+      <w:pPr>
+        <w:ind w:left="1080" w:hanging="360"/>
+      </w:pPr>
+    </w:lvl>
+    <w:lvl w:ilvl="1" w:tplc="44090019" w:tentative="1">
+      <w:start w:val="1"/>
+      <w:numFmt w:val="lowerLetter"/>
+      <w:lvlText w:val="%2."/>
+      <w:lvlJc w:val="left"/>
+      <w:pPr>
+        <w:ind w:left="1800" w:hanging="360"/>
+      </w:pPr>
+    </w:lvl>
+    <w:lvl w:ilvl="2" w:tplc="4409001B" w:tentative="1">
+      <w:start w:val="1"/>
+      <w:numFmt w:val="lowerRoman"/>
+      <w:lvlText w:val="%3."/>
+      <w:lvlJc w:val="right"/>
+      <w:pPr>
+        <w:ind w:left="2520" w:hanging="180"/>
+      </w:pPr>
+    </w:lvl>
+    <w:lvl w:ilvl="3" w:tplc="4409000F" w:tentative="1">
+      <w:start w:val="1"/>
+      <w:numFmt w:val="decimal"/>
+      <w:lvlText w:val="%4."/>
+      <w:lvlJc w:val="left"/>
+      <w:pPr>
+        <w:ind w:left="3240" w:hanging="360"/>
+      </w:pPr>
+    </w:lvl>
+    <w:lvl w:ilvl="4" w:tplc="44090019" w:tentative="1">
+      <w:start w:val="1"/>
+      <w:numFmt w:val="lowerLetter"/>
+      <w:lvlText w:val="%5."/>
+      <w:lvlJc w:val="left"/>
+      <w:pPr>
+        <w:ind w:left="3960" w:hanging="360"/>
+      </w:pPr>
+    </w:lvl>
+    <w:lvl w:ilvl="5" w:tplc="4409001B" w:tentative="1">
+      <w:start w:val="1"/>
+      <w:numFmt w:val="lowerRoman"/>
+      <w:lvlText w:val="%6."/>
+      <w:lvlJc w:val="right"/>
+      <w:pPr>
+        <w:ind w:left="4680" w:hanging="180"/>
+      </w:pPr>
+    </w:lvl>
+    <w:lvl w:ilvl="6" w:tplc="4409000F" w:tentative="1">
+      <w:start w:val="1"/>
+      <w:numFmt w:val="decimal"/>
+      <w:lvlText w:val="%7."/>
+      <w:lvlJc w:val="left"/>
+      <w:pPr>
+        <w:ind w:left="5400" w:hanging="360"/>
+      </w:pPr>
+    </w:lvl>
+    <w:lvl w:ilvl="7" w:tplc="44090019" w:tentative="1">
+      <w:start w:val="1"/>
+      <w:numFmt w:val="lowerLetter"/>
+      <w:lvlText w:val="%8."/>
+      <w:lvlJc w:val="left"/>
+      <w:pPr>
+        <w:ind w:left="6120" w:hanging="360"/>
+      </w:pPr>
+    </w:lvl>
+    <w:lvl w:ilvl="8" w:tplc="4409001B" w:tentative="1">
+      <w:start w:val="1"/>
+      <w:numFmt w:val="lowerRoman"/>
+      <w:lvlText w:val="%9."/>
+      <w:lvlJc w:val="right"/>
+      <w:pPr>
+        <w:ind w:left="6840" w:hanging="180"/>
+      </w:pPr>
+    </w:lvl>
+  </w:abstractNum>
+  <w:abstractNum w:abstractNumId="3" w15:restartNumberingAfterBreak="0">
+    <w:nsid w:val="19DC33C4"/>
+    <w:multiLevelType w:val="hybridMultilevel"/>
+    <w:tmpl w:val="C15A340A"/>
+    <w:lvl w:ilvl="0" w:tplc="4409000F">
+      <w:start w:val="2"/>
+      <w:numFmt w:val="decimal"/>
+      <w:lvlText w:val="%1."/>
+      <w:lvlJc w:val="left"/>
+      <w:pPr>
+        <w:ind w:left="720" w:hanging="360"/>
+      </w:pPr>
+      <w:rPr>
+        <w:rFonts w:hint="default"/>
+      </w:rPr>
+    </w:lvl>
+    <w:lvl w:ilvl="1" w:tplc="44090019" w:tentative="1">
+      <w:start w:val="1"/>
+      <w:numFmt w:val="lowerLetter"/>
+      <w:lvlText w:val="%2."/>
+      <w:lvlJc w:val="left"/>
+      <w:pPr>
+        <w:ind w:left="1440" w:hanging="360"/>
+      </w:pPr>
+    </w:lvl>
+    <w:lvl w:ilvl="2" w:tplc="4409001B" w:tentative="1">
+      <w:start w:val="1"/>
+      <w:numFmt w:val="lowerRoman"/>
+      <w:lvlText w:val="%3."/>
+      <w:lvlJc w:val="right"/>
+      <w:pPr>
+        <w:ind w:left="2160" w:hanging="180"/>
+      </w:pPr>
+    </w:lvl>
+    <w:lvl w:ilvl="3" w:tplc="4409000F" w:tentative="1">
+      <w:start w:val="1"/>
+      <w:numFmt w:val="decimal"/>
+      <w:lvlText w:val="%4."/>
+      <w:lvlJc w:val="left"/>
+      <w:pPr>
+        <w:ind w:left="2880" w:hanging="360"/>
+      </w:pPr>
+    </w:lvl>
+    <w:lvl w:ilvl="4" w:tplc="44090019" w:tentative="1">
+      <w:start w:val="1"/>
+      <w:numFmt w:val="lowerLetter"/>
+      <w:lvlText w:val="%5."/>
+      <w:lvlJc w:val="left"/>
+      <w:pPr>
+        <w:ind w:left="3600" w:hanging="360"/>
+      </w:pPr>
+    </w:lvl>
+    <w:lvl w:ilvl="5" w:tplc="4409001B" w:tentative="1">
+      <w:start w:val="1"/>
+      <w:numFmt w:val="lowerRoman"/>
+      <w:lvlText w:val="%6."/>
+      <w:lvlJc w:val="right"/>
+      <w:pPr>
+        <w:ind w:left="4320" w:hanging="180"/>
+      </w:pPr>
+    </w:lvl>
+    <w:lvl w:ilvl="6" w:tplc="4409000F" w:tentative="1">
+      <w:start w:val="1"/>
+      <w:numFmt w:val="decimal"/>
+      <w:lvlText w:val="%7."/>
+      <w:lvlJc w:val="left"/>
+      <w:pPr>
+        <w:ind w:left="5040" w:hanging="360"/>
+      </w:pPr>
+    </w:lvl>
+    <w:lvl w:ilvl="7" w:tplc="44090019" w:tentative="1">
+      <w:start w:val="1"/>
+      <w:numFmt w:val="lowerLetter"/>
+      <w:lvlText w:val="%8."/>
+      <w:lvlJc w:val="left"/>
+      <w:pPr>
+        <w:ind w:left="5760" w:hanging="360"/>
+      </w:pPr>
+    </w:lvl>
+    <w:lvl w:ilvl="8" w:tplc="4409001B" w:tentative="1">
+      <w:start w:val="1"/>
+      <w:numFmt w:val="lowerRoman"/>
+      <w:lvlText w:val="%9."/>
+      <w:lvlJc w:val="right"/>
+      <w:pPr>
+        <w:ind w:left="6480" w:hanging="180"/>
+      </w:pPr>
+    </w:lvl>
+  </w:abstractNum>
+  <w:abstractNum w:abstractNumId="4" w15:restartNumberingAfterBreak="0">
+    <w:nsid w:val="1A223F82"/>
+    <w:multiLevelType w:val="hybridMultilevel"/>
+    <w:tmpl w:val="FA16D0C2"/>
+    <w:lvl w:ilvl="0" w:tplc="44090017">
+      <w:start w:val="1"/>
+      <w:numFmt w:val="lowerLetter"/>
+      <w:lvlText w:val="%1)"/>
+      <w:lvlJc w:val="left"/>
+      <w:pPr>
+        <w:ind w:left="720" w:hanging="360"/>
+      </w:pPr>
+      <w:rPr>
+        <w:rFonts w:hint="default"/>
+      </w:rPr>
+    </w:lvl>
+    <w:lvl w:ilvl="1" w:tplc="44090019" w:tentative="1">
+      <w:start w:val="1"/>
+      <w:numFmt w:val="lowerLetter"/>
+      <w:lvlText w:val="%2."/>
+      <w:lvlJc w:val="left"/>
+      <w:pPr>
+        <w:ind w:left="1440" w:hanging="360"/>
+      </w:pPr>
+    </w:lvl>
+    <w:lvl w:ilvl="2" w:tplc="4409001B" w:tentative="1">
+      <w:start w:val="1"/>
+      <w:numFmt w:val="lowerRoman"/>
+      <w:lvlText w:val="%3."/>
+      <w:lvlJc w:val="right"/>
+      <w:pPr>
+        <w:ind w:left="2160" w:hanging="180"/>
+      </w:pPr>
+    </w:lvl>
+    <w:lvl w:ilvl="3" w:tplc="4409000F" w:tentative="1">
+      <w:start w:val="1"/>
+      <w:numFmt w:val="decimal"/>
+      <w:lvlText w:val="%4."/>
+      <w:lvlJc w:val="left"/>
+      <w:pPr>
+        <w:ind w:left="2880" w:hanging="360"/>
+      </w:pPr>
+    </w:lvl>
+    <w:lvl w:ilvl="4" w:tplc="44090019" w:tentative="1">
+      <w:start w:val="1"/>
+      <w:numFmt w:val="lowerLetter"/>
+      <w:lvlText w:val="%5."/>
+      <w:lvlJc w:val="left"/>
+      <w:pPr>
+        <w:ind w:left="3600" w:hanging="360"/>
+      </w:pPr>
+    </w:lvl>
+    <w:lvl w:ilvl="5" w:tplc="4409001B" w:tentative="1">
+      <w:start w:val="1"/>
+      <w:numFmt w:val="lowerRoman"/>
+      <w:lvlText w:val="%6."/>
+      <w:lvlJc w:val="right"/>
+      <w:pPr>
+        <w:ind w:left="4320" w:hanging="180"/>
+      </w:pPr>
+    </w:lvl>
+    <w:lvl w:ilvl="6" w:tplc="4409000F" w:tentative="1">
+      <w:start w:val="1"/>
+      <w:numFmt w:val="decimal"/>
+      <w:lvlText w:val="%7."/>
+      <w:lvlJc w:val="left"/>
+      <w:pPr>
+        <w:ind w:left="5040" w:hanging="360"/>
+      </w:pPr>
+    </w:lvl>
+    <w:lvl w:ilvl="7" w:tplc="44090019" w:tentative="1">
+      <w:start w:val="1"/>
+      <w:numFmt w:val="lowerLetter"/>
+      <w:lvlText w:val="%8."/>
+      <w:lvlJc w:val="left"/>
+      <w:pPr>
+        <w:ind w:left="5760" w:hanging="360"/>
+      </w:pPr>
+    </w:lvl>
+    <w:lvl w:ilvl="8" w:tplc="4409001B" w:tentative="1">
+      <w:start w:val="1"/>
+      <w:numFmt w:val="lowerRoman"/>
+      <w:lvlText w:val="%9."/>
+      <w:lvlJc w:val="right"/>
+      <w:pPr>
+        <w:ind w:left="6480" w:hanging="180"/>
+      </w:pPr>
+    </w:lvl>
+  </w:abstractNum>
+  <w:abstractNum w:abstractNumId="5" w15:restartNumberingAfterBreak="0">
     <w:nsid w:val="20D37104"/>
     <w:multiLevelType w:val="hybridMultilevel"/>
     <w:tmpl w:val="5FF48086"/>
@@ -1074,7 +6208,7 @@
       </w:pPr>
     </w:lvl>
   </w:abstractNum>
-  <w:abstractNum w:abstractNumId="1" w15:restartNumberingAfterBreak="0">
+  <w:abstractNum w:abstractNumId="6" w15:restartNumberingAfterBreak="0">
     <w:nsid w:val="2396773C"/>
     <w:multiLevelType w:val="hybridMultilevel"/>
     <w:tmpl w:val="0AC6BFFA"/>
@@ -1163,7 +6297,185 @@
       </w:pPr>
     </w:lvl>
   </w:abstractNum>
-  <w:abstractNum w:abstractNumId="2" w15:restartNumberingAfterBreak="0">
+  <w:abstractNum w:abstractNumId="7" w15:restartNumberingAfterBreak="0">
+    <w:nsid w:val="349C0507"/>
+    <w:multiLevelType w:val="hybridMultilevel"/>
+    <w:tmpl w:val="6DDC12E0"/>
+    <w:lvl w:ilvl="0" w:tplc="4409000F">
+      <w:start w:val="1"/>
+      <w:numFmt w:val="decimal"/>
+      <w:lvlText w:val="%1."/>
+      <w:lvlJc w:val="left"/>
+      <w:pPr>
+        <w:ind w:left="720" w:hanging="360"/>
+      </w:pPr>
+      <w:rPr>
+        <w:rFonts w:hint="default"/>
+      </w:rPr>
+    </w:lvl>
+    <w:lvl w:ilvl="1" w:tplc="44090019" w:tentative="1">
+      <w:start w:val="1"/>
+      <w:numFmt w:val="lowerLetter"/>
+      <w:lvlText w:val="%2."/>
+      <w:lvlJc w:val="left"/>
+      <w:pPr>
+        <w:ind w:left="1440" w:hanging="360"/>
+      </w:pPr>
+    </w:lvl>
+    <w:lvl w:ilvl="2" w:tplc="4409001B" w:tentative="1">
+      <w:start w:val="1"/>
+      <w:numFmt w:val="lowerRoman"/>
+      <w:lvlText w:val="%3."/>
+      <w:lvlJc w:val="right"/>
+      <w:pPr>
+        <w:ind w:left="2160" w:hanging="180"/>
+      </w:pPr>
+    </w:lvl>
+    <w:lvl w:ilvl="3" w:tplc="4409000F" w:tentative="1">
+      <w:start w:val="1"/>
+      <w:numFmt w:val="decimal"/>
+      <w:lvlText w:val="%4."/>
+      <w:lvlJc w:val="left"/>
+      <w:pPr>
+        <w:ind w:left="2880" w:hanging="360"/>
+      </w:pPr>
+    </w:lvl>
+    <w:lvl w:ilvl="4" w:tplc="44090019" w:tentative="1">
+      <w:start w:val="1"/>
+      <w:numFmt w:val="lowerLetter"/>
+      <w:lvlText w:val="%5."/>
+      <w:lvlJc w:val="left"/>
+      <w:pPr>
+        <w:ind w:left="3600" w:hanging="360"/>
+      </w:pPr>
+    </w:lvl>
+    <w:lvl w:ilvl="5" w:tplc="4409001B" w:tentative="1">
+      <w:start w:val="1"/>
+      <w:numFmt w:val="lowerRoman"/>
+      <w:lvlText w:val="%6."/>
+      <w:lvlJc w:val="right"/>
+      <w:pPr>
+        <w:ind w:left="4320" w:hanging="180"/>
+      </w:pPr>
+    </w:lvl>
+    <w:lvl w:ilvl="6" w:tplc="4409000F" w:tentative="1">
+      <w:start w:val="1"/>
+      <w:numFmt w:val="decimal"/>
+      <w:lvlText w:val="%7."/>
+      <w:lvlJc w:val="left"/>
+      <w:pPr>
+        <w:ind w:left="5040" w:hanging="360"/>
+      </w:pPr>
+    </w:lvl>
+    <w:lvl w:ilvl="7" w:tplc="44090019" w:tentative="1">
+      <w:start w:val="1"/>
+      <w:numFmt w:val="lowerLetter"/>
+      <w:lvlText w:val="%8."/>
+      <w:lvlJc w:val="left"/>
+      <w:pPr>
+        <w:ind w:left="5760" w:hanging="360"/>
+      </w:pPr>
+    </w:lvl>
+    <w:lvl w:ilvl="8" w:tplc="4409001B" w:tentative="1">
+      <w:start w:val="1"/>
+      <w:numFmt w:val="lowerRoman"/>
+      <w:lvlText w:val="%9."/>
+      <w:lvlJc w:val="right"/>
+      <w:pPr>
+        <w:ind w:left="6480" w:hanging="180"/>
+      </w:pPr>
+    </w:lvl>
+  </w:abstractNum>
+  <w:abstractNum w:abstractNumId="8" w15:restartNumberingAfterBreak="0">
+    <w:nsid w:val="3E3D6A95"/>
+    <w:multiLevelType w:val="hybridMultilevel"/>
+    <w:tmpl w:val="9F1C758A"/>
+    <w:lvl w:ilvl="0" w:tplc="44090017">
+      <w:start w:val="1"/>
+      <w:numFmt w:val="lowerLetter"/>
+      <w:lvlText w:val="%1)"/>
+      <w:lvlJc w:val="left"/>
+      <w:pPr>
+        <w:ind w:left="720" w:hanging="360"/>
+      </w:pPr>
+      <w:rPr>
+        <w:rFonts w:hint="default"/>
+      </w:rPr>
+    </w:lvl>
+    <w:lvl w:ilvl="1" w:tplc="44090019" w:tentative="1">
+      <w:start w:val="1"/>
+      <w:numFmt w:val="lowerLetter"/>
+      <w:lvlText w:val="%2."/>
+      <w:lvlJc w:val="left"/>
+      <w:pPr>
+        <w:ind w:left="1440" w:hanging="360"/>
+      </w:pPr>
+    </w:lvl>
+    <w:lvl w:ilvl="2" w:tplc="4409001B" w:tentative="1">
+      <w:start w:val="1"/>
+      <w:numFmt w:val="lowerRoman"/>
+      <w:lvlText w:val="%3."/>
+      <w:lvlJc w:val="right"/>
+      <w:pPr>
+        <w:ind w:left="2160" w:hanging="180"/>
+      </w:pPr>
+    </w:lvl>
+    <w:lvl w:ilvl="3" w:tplc="4409000F" w:tentative="1">
+      <w:start w:val="1"/>
+      <w:numFmt w:val="decimal"/>
+      <w:lvlText w:val="%4."/>
+      <w:lvlJc w:val="left"/>
+      <w:pPr>
+        <w:ind w:left="2880" w:hanging="360"/>
+      </w:pPr>
+    </w:lvl>
+    <w:lvl w:ilvl="4" w:tplc="44090019" w:tentative="1">
+      <w:start w:val="1"/>
+      <w:numFmt w:val="lowerLetter"/>
+      <w:lvlText w:val="%5."/>
+      <w:lvlJc w:val="left"/>
+      <w:pPr>
+        <w:ind w:left="3600" w:hanging="360"/>
+      </w:pPr>
+    </w:lvl>
+    <w:lvl w:ilvl="5" w:tplc="4409001B" w:tentative="1">
+      <w:start w:val="1"/>
+      <w:numFmt w:val="lowerRoman"/>
+      <w:lvlText w:val="%6."/>
+      <w:lvlJc w:val="right"/>
+      <w:pPr>
+        <w:ind w:left="4320" w:hanging="180"/>
+      </w:pPr>
+    </w:lvl>
+    <w:lvl w:ilvl="6" w:tplc="4409000F" w:tentative="1">
+      <w:start w:val="1"/>
+      <w:numFmt w:val="decimal"/>
+      <w:lvlText w:val="%7."/>
+      <w:lvlJc w:val="left"/>
+      <w:pPr>
+        <w:ind w:left="5040" w:hanging="360"/>
+      </w:pPr>
+    </w:lvl>
+    <w:lvl w:ilvl="7" w:tplc="44090019" w:tentative="1">
+      <w:start w:val="1"/>
+      <w:numFmt w:val="lowerLetter"/>
+      <w:lvlText w:val="%8."/>
+      <w:lvlJc w:val="left"/>
+      <w:pPr>
+        <w:ind w:left="5760" w:hanging="360"/>
+      </w:pPr>
+    </w:lvl>
+    <w:lvl w:ilvl="8" w:tplc="4409001B" w:tentative="1">
+      <w:start w:val="1"/>
+      <w:numFmt w:val="lowerRoman"/>
+      <w:lvlText w:val="%9."/>
+      <w:lvlJc w:val="right"/>
+      <w:pPr>
+        <w:ind w:left="6480" w:hanging="180"/>
+      </w:pPr>
+    </w:lvl>
+  </w:abstractNum>
+  <w:abstractNum w:abstractNumId="9" w15:restartNumberingAfterBreak="0">
     <w:nsid w:val="3FA443C7"/>
     <w:multiLevelType w:val="hybridMultilevel"/>
     <w:tmpl w:val="036CA9F6"/>
@@ -1276,7 +6588,319 @@
       </w:rPr>
     </w:lvl>
   </w:abstractNum>
-  <w:abstractNum w:abstractNumId="3" w15:restartNumberingAfterBreak="0">
+  <w:abstractNum w:abstractNumId="10" w15:restartNumberingAfterBreak="0">
+    <w:nsid w:val="44400419"/>
+    <w:multiLevelType w:val="hybridMultilevel"/>
+    <w:tmpl w:val="BCF0F006"/>
+    <w:lvl w:ilvl="0" w:tplc="FFFFFFFF">
+      <w:start w:val="1"/>
+      <w:numFmt w:val="bullet"/>
+      <w:lvlText w:val=""/>
+      <w:lvlJc w:val="left"/>
+      <w:pPr>
+        <w:ind w:left="720" w:hanging="360"/>
+      </w:pPr>
+      <w:rPr>
+        <w:rFonts w:ascii="Symbol" w:hAnsi="Symbol" w:hint="default"/>
+      </w:rPr>
+    </w:lvl>
+    <w:lvl w:ilvl="1" w:tplc="FFFFFFFF" w:tentative="1">
+      <w:start w:val="1"/>
+      <w:numFmt w:val="bullet"/>
+      <w:lvlText w:val="o"/>
+      <w:lvlJc w:val="left"/>
+      <w:pPr>
+        <w:ind w:left="1440" w:hanging="360"/>
+      </w:pPr>
+      <w:rPr>
+        <w:rFonts w:ascii="Courier New" w:hAnsi="Courier New" w:cs="Courier New" w:hint="default"/>
+      </w:rPr>
+    </w:lvl>
+    <w:lvl w:ilvl="2" w:tplc="FFFFFFFF" w:tentative="1">
+      <w:start w:val="1"/>
+      <w:numFmt w:val="bullet"/>
+      <w:lvlText w:val=""/>
+      <w:lvlJc w:val="left"/>
+      <w:pPr>
+        <w:ind w:left="2160" w:hanging="360"/>
+      </w:pPr>
+      <w:rPr>
+        <w:rFonts w:ascii="Wingdings" w:hAnsi="Wingdings" w:hint="default"/>
+      </w:rPr>
+    </w:lvl>
+    <w:lvl w:ilvl="3" w:tplc="4409000F">
+      <w:start w:val="1"/>
+      <w:numFmt w:val="decimal"/>
+      <w:lvlText w:val="%4."/>
+      <w:lvlJc w:val="left"/>
+      <w:pPr>
+        <w:ind w:left="720" w:hanging="360"/>
+      </w:pPr>
+    </w:lvl>
+    <w:lvl w:ilvl="4" w:tplc="FFFFFFFF" w:tentative="1">
+      <w:start w:val="1"/>
+      <w:numFmt w:val="bullet"/>
+      <w:lvlText w:val="o"/>
+      <w:lvlJc w:val="left"/>
+      <w:pPr>
+        <w:ind w:left="3600" w:hanging="360"/>
+      </w:pPr>
+      <w:rPr>
+        <w:rFonts w:ascii="Courier New" w:hAnsi="Courier New" w:cs="Courier New" w:hint="default"/>
+      </w:rPr>
+    </w:lvl>
+    <w:lvl w:ilvl="5" w:tplc="FFFFFFFF" w:tentative="1">
+      <w:start w:val="1"/>
+      <w:numFmt w:val="bullet"/>
+      <w:lvlText w:val=""/>
+      <w:lvlJc w:val="left"/>
+      <w:pPr>
+        <w:ind w:left="4320" w:hanging="360"/>
+      </w:pPr>
+      <w:rPr>
+        <w:rFonts w:ascii="Wingdings" w:hAnsi="Wingdings" w:hint="default"/>
+      </w:rPr>
+    </w:lvl>
+    <w:lvl w:ilvl="6" w:tplc="FFFFFFFF" w:tentative="1">
+      <w:start w:val="1"/>
+      <w:numFmt w:val="bullet"/>
+      <w:lvlText w:val=""/>
+      <w:lvlJc w:val="left"/>
+      <w:pPr>
+        <w:ind w:left="5040" w:hanging="360"/>
+      </w:pPr>
+      <w:rPr>
+        <w:rFonts w:ascii="Symbol" w:hAnsi="Symbol" w:hint="default"/>
+      </w:rPr>
+    </w:lvl>
+    <w:lvl w:ilvl="7" w:tplc="FFFFFFFF" w:tentative="1">
+      <w:start w:val="1"/>
+      <w:numFmt w:val="bullet"/>
+      <w:lvlText w:val="o"/>
+      <w:lvlJc w:val="left"/>
+      <w:pPr>
+        <w:ind w:left="5760" w:hanging="360"/>
+      </w:pPr>
+      <w:rPr>
+        <w:rFonts w:ascii="Courier New" w:hAnsi="Courier New" w:cs="Courier New" w:hint="default"/>
+      </w:rPr>
+    </w:lvl>
+    <w:lvl w:ilvl="8" w:tplc="FFFFFFFF" w:tentative="1">
+      <w:start w:val="1"/>
+      <w:numFmt w:val="bullet"/>
+      <w:lvlText w:val=""/>
+      <w:lvlJc w:val="left"/>
+      <w:pPr>
+        <w:ind w:left="6480" w:hanging="360"/>
+      </w:pPr>
+      <w:rPr>
+        <w:rFonts w:ascii="Wingdings" w:hAnsi="Wingdings" w:hint="default"/>
+      </w:rPr>
+    </w:lvl>
+  </w:abstractNum>
+  <w:abstractNum w:abstractNumId="11" w15:restartNumberingAfterBreak="0">
+    <w:nsid w:val="4F6E7079"/>
+    <w:multiLevelType w:val="hybridMultilevel"/>
+    <w:tmpl w:val="C5C49B8E"/>
+    <w:lvl w:ilvl="0" w:tplc="44090001">
+      <w:start w:val="1"/>
+      <w:numFmt w:val="bullet"/>
+      <w:lvlText w:val=""/>
+      <w:lvlJc w:val="left"/>
+      <w:pPr>
+        <w:ind w:left="1440" w:hanging="360"/>
+      </w:pPr>
+      <w:rPr>
+        <w:rFonts w:ascii="Symbol" w:hAnsi="Symbol" w:hint="default"/>
+      </w:rPr>
+    </w:lvl>
+    <w:lvl w:ilvl="1" w:tplc="44090003" w:tentative="1">
+      <w:start w:val="1"/>
+      <w:numFmt w:val="bullet"/>
+      <w:lvlText w:val="o"/>
+      <w:lvlJc w:val="left"/>
+      <w:pPr>
+        <w:ind w:left="2160" w:hanging="360"/>
+      </w:pPr>
+      <w:rPr>
+        <w:rFonts w:ascii="Courier New" w:hAnsi="Courier New" w:cs="Courier New" w:hint="default"/>
+      </w:rPr>
+    </w:lvl>
+    <w:lvl w:ilvl="2" w:tplc="44090005" w:tentative="1">
+      <w:start w:val="1"/>
+      <w:numFmt w:val="bullet"/>
+      <w:lvlText w:val=""/>
+      <w:lvlJc w:val="left"/>
+      <w:pPr>
+        <w:ind w:left="2880" w:hanging="360"/>
+      </w:pPr>
+      <w:rPr>
+        <w:rFonts w:ascii="Wingdings" w:hAnsi="Wingdings" w:hint="default"/>
+      </w:rPr>
+    </w:lvl>
+    <w:lvl w:ilvl="3" w:tplc="44090001">
+      <w:start w:val="1"/>
+      <w:numFmt w:val="bullet"/>
+      <w:lvlText w:val=""/>
+      <w:lvlJc w:val="left"/>
+      <w:pPr>
+        <w:ind w:left="3600" w:hanging="360"/>
+      </w:pPr>
+      <w:rPr>
+        <w:rFonts w:ascii="Symbol" w:hAnsi="Symbol" w:hint="default"/>
+      </w:rPr>
+    </w:lvl>
+    <w:lvl w:ilvl="4" w:tplc="44090003" w:tentative="1">
+      <w:start w:val="1"/>
+      <w:numFmt w:val="bullet"/>
+      <w:lvlText w:val="o"/>
+      <w:lvlJc w:val="left"/>
+      <w:pPr>
+        <w:ind w:left="4320" w:hanging="360"/>
+      </w:pPr>
+      <w:rPr>
+        <w:rFonts w:ascii="Courier New" w:hAnsi="Courier New" w:cs="Courier New" w:hint="default"/>
+      </w:rPr>
+    </w:lvl>
+    <w:lvl w:ilvl="5" w:tplc="44090005" w:tentative="1">
+      <w:start w:val="1"/>
+      <w:numFmt w:val="bullet"/>
+      <w:lvlText w:val=""/>
+      <w:lvlJc w:val="left"/>
+      <w:pPr>
+        <w:ind w:left="5040" w:hanging="360"/>
+      </w:pPr>
+      <w:rPr>
+        <w:rFonts w:ascii="Wingdings" w:hAnsi="Wingdings" w:hint="default"/>
+      </w:rPr>
+    </w:lvl>
+    <w:lvl w:ilvl="6" w:tplc="44090001" w:tentative="1">
+      <w:start w:val="1"/>
+      <w:numFmt w:val="bullet"/>
+      <w:lvlText w:val=""/>
+      <w:lvlJc w:val="left"/>
+      <w:pPr>
+        <w:ind w:left="5760" w:hanging="360"/>
+      </w:pPr>
+      <w:rPr>
+        <w:rFonts w:ascii="Symbol" w:hAnsi="Symbol" w:hint="default"/>
+      </w:rPr>
+    </w:lvl>
+    <w:lvl w:ilvl="7" w:tplc="44090003" w:tentative="1">
+      <w:start w:val="1"/>
+      <w:numFmt w:val="bullet"/>
+      <w:lvlText w:val="o"/>
+      <w:lvlJc w:val="left"/>
+      <w:pPr>
+        <w:ind w:left="6480" w:hanging="360"/>
+      </w:pPr>
+      <w:rPr>
+        <w:rFonts w:ascii="Courier New" w:hAnsi="Courier New" w:cs="Courier New" w:hint="default"/>
+      </w:rPr>
+    </w:lvl>
+    <w:lvl w:ilvl="8" w:tplc="44090005" w:tentative="1">
+      <w:start w:val="1"/>
+      <w:numFmt w:val="bullet"/>
+      <w:lvlText w:val=""/>
+      <w:lvlJc w:val="left"/>
+      <w:pPr>
+        <w:ind w:left="7200" w:hanging="360"/>
+      </w:pPr>
+      <w:rPr>
+        <w:rFonts w:ascii="Wingdings" w:hAnsi="Wingdings" w:hint="default"/>
+      </w:rPr>
+    </w:lvl>
+  </w:abstractNum>
+  <w:abstractNum w:abstractNumId="12" w15:restartNumberingAfterBreak="0">
+    <w:nsid w:val="55056674"/>
+    <w:multiLevelType w:val="hybridMultilevel"/>
+    <w:tmpl w:val="B2643EA0"/>
+    <w:lvl w:ilvl="0" w:tplc="F1EEB918">
+      <w:start w:val="1"/>
+      <w:numFmt w:val="decimal"/>
+      <w:lvlText w:val="%1."/>
+      <w:lvlJc w:val="left"/>
+      <w:pPr>
+        <w:ind w:left="720" w:hanging="360"/>
+      </w:pPr>
+      <w:rPr>
+        <w:rFonts w:hint="default"/>
+      </w:rPr>
+    </w:lvl>
+    <w:lvl w:ilvl="1" w:tplc="44090019" w:tentative="1">
+      <w:start w:val="1"/>
+      <w:numFmt w:val="lowerLetter"/>
+      <w:lvlText w:val="%2."/>
+      <w:lvlJc w:val="left"/>
+      <w:pPr>
+        <w:ind w:left="1440" w:hanging="360"/>
+      </w:pPr>
+    </w:lvl>
+    <w:lvl w:ilvl="2" w:tplc="4409001B" w:tentative="1">
+      <w:start w:val="1"/>
+      <w:numFmt w:val="lowerRoman"/>
+      <w:lvlText w:val="%3."/>
+      <w:lvlJc w:val="right"/>
+      <w:pPr>
+        <w:ind w:left="2160" w:hanging="180"/>
+      </w:pPr>
+    </w:lvl>
+    <w:lvl w:ilvl="3" w:tplc="4409000F" w:tentative="1">
+      <w:start w:val="1"/>
+      <w:numFmt w:val="decimal"/>
+      <w:lvlText w:val="%4."/>
+      <w:lvlJc w:val="left"/>
+      <w:pPr>
+        <w:ind w:left="2880" w:hanging="360"/>
+      </w:pPr>
+    </w:lvl>
+    <w:lvl w:ilvl="4" w:tplc="44090019" w:tentative="1">
+      <w:start w:val="1"/>
+      <w:numFmt w:val="lowerLetter"/>
+      <w:lvlText w:val="%5."/>
+      <w:lvlJc w:val="left"/>
+      <w:pPr>
+        <w:ind w:left="3600" w:hanging="360"/>
+      </w:pPr>
+    </w:lvl>
+    <w:lvl w:ilvl="5" w:tplc="4409001B" w:tentative="1">
+      <w:start w:val="1"/>
+      <w:numFmt w:val="lowerRoman"/>
+      <w:lvlText w:val="%6."/>
+      <w:lvlJc w:val="right"/>
+      <w:pPr>
+        <w:ind w:left="4320" w:hanging="180"/>
+      </w:pPr>
+    </w:lvl>
+    <w:lvl w:ilvl="6" w:tplc="4409000F" w:tentative="1">
+      <w:start w:val="1"/>
+      <w:numFmt w:val="decimal"/>
+      <w:lvlText w:val="%7."/>
+      <w:lvlJc w:val="left"/>
+      <w:pPr>
+        <w:ind w:left="5040" w:hanging="360"/>
+      </w:pPr>
+    </w:lvl>
+    <w:lvl w:ilvl="7" w:tplc="44090019" w:tentative="1">
+      <w:start w:val="1"/>
+      <w:numFmt w:val="lowerLetter"/>
+      <w:lvlText w:val="%8."/>
+      <w:lvlJc w:val="left"/>
+      <w:pPr>
+        <w:ind w:left="5760" w:hanging="360"/>
+      </w:pPr>
+    </w:lvl>
+    <w:lvl w:ilvl="8" w:tplc="4409001B" w:tentative="1">
+      <w:start w:val="1"/>
+      <w:numFmt w:val="lowerRoman"/>
+      <w:lvlText w:val="%9."/>
+      <w:lvlJc w:val="right"/>
+      <w:pPr>
+        <w:ind w:left="6480" w:hanging="180"/>
+      </w:pPr>
+    </w:lvl>
+  </w:abstractNum>
+  <w:abstractNum w:abstractNumId="13" w15:restartNumberingAfterBreak="0">
     <w:nsid w:val="61606CFC"/>
     <w:multiLevelType w:val="hybridMultilevel"/>
     <w:tmpl w:val="A524D62C"/>
@@ -1389,7 +7013,96 @@
       </w:rPr>
     </w:lvl>
   </w:abstractNum>
-  <w:abstractNum w:abstractNumId="4" w15:restartNumberingAfterBreak="0">
+  <w:abstractNum w:abstractNumId="14" w15:restartNumberingAfterBreak="0">
+    <w:nsid w:val="6354661C"/>
+    <w:multiLevelType w:val="hybridMultilevel"/>
+    <w:tmpl w:val="BC2C9926"/>
+    <w:lvl w:ilvl="0" w:tplc="4409000F">
+      <w:start w:val="1"/>
+      <w:numFmt w:val="decimal"/>
+      <w:lvlText w:val="%1."/>
+      <w:lvlJc w:val="left"/>
+      <w:pPr>
+        <w:ind w:left="720" w:hanging="360"/>
+      </w:pPr>
+      <w:rPr>
+        <w:rFonts w:hint="default"/>
+      </w:rPr>
+    </w:lvl>
+    <w:lvl w:ilvl="1" w:tplc="44090019" w:tentative="1">
+      <w:start w:val="1"/>
+      <w:numFmt w:val="lowerLetter"/>
+      <w:lvlText w:val="%2."/>
+      <w:lvlJc w:val="left"/>
+      <w:pPr>
+        <w:ind w:left="1440" w:hanging="360"/>
+      </w:pPr>
+    </w:lvl>
+    <w:lvl w:ilvl="2" w:tplc="4409001B" w:tentative="1">
+      <w:start w:val="1"/>
+      <w:numFmt w:val="lowerRoman"/>
+      <w:lvlText w:val="%3."/>
+      <w:lvlJc w:val="right"/>
+      <w:pPr>
+        <w:ind w:left="2160" w:hanging="180"/>
+      </w:pPr>
+    </w:lvl>
+    <w:lvl w:ilvl="3" w:tplc="4409000F" w:tentative="1">
+      <w:start w:val="1"/>
+      <w:numFmt w:val="decimal"/>
+      <w:lvlText w:val="%4."/>
+      <w:lvlJc w:val="left"/>
+      <w:pPr>
+        <w:ind w:left="2880" w:hanging="360"/>
+      </w:pPr>
+    </w:lvl>
+    <w:lvl w:ilvl="4" w:tplc="44090019" w:tentative="1">
+      <w:start w:val="1"/>
+      <w:numFmt w:val="lowerLetter"/>
+      <w:lvlText w:val="%5."/>
+      <w:lvlJc w:val="left"/>
+      <w:pPr>
+        <w:ind w:left="3600" w:hanging="360"/>
+      </w:pPr>
+    </w:lvl>
+    <w:lvl w:ilvl="5" w:tplc="4409001B" w:tentative="1">
+      <w:start w:val="1"/>
+      <w:numFmt w:val="lowerRoman"/>
+      <w:lvlText w:val="%6."/>
+      <w:lvlJc w:val="right"/>
+      <w:pPr>
+        <w:ind w:left="4320" w:hanging="180"/>
+      </w:pPr>
+    </w:lvl>
+    <w:lvl w:ilvl="6" w:tplc="4409000F" w:tentative="1">
+      <w:start w:val="1"/>
+      <w:numFmt w:val="decimal"/>
+      <w:lvlText w:val="%7."/>
+      <w:lvlJc w:val="left"/>
+      <w:pPr>
+        <w:ind w:left="5040" w:hanging="360"/>
+      </w:pPr>
+    </w:lvl>
+    <w:lvl w:ilvl="7" w:tplc="44090019" w:tentative="1">
+      <w:start w:val="1"/>
+      <w:numFmt w:val="lowerLetter"/>
+      <w:lvlText w:val="%8."/>
+      <w:lvlJc w:val="left"/>
+      <w:pPr>
+        <w:ind w:left="5760" w:hanging="360"/>
+      </w:pPr>
+    </w:lvl>
+    <w:lvl w:ilvl="8" w:tplc="4409001B" w:tentative="1">
+      <w:start w:val="1"/>
+      <w:numFmt w:val="lowerRoman"/>
+      <w:lvlText w:val="%9."/>
+      <w:lvlJc w:val="right"/>
+      <w:pPr>
+        <w:ind w:left="6480" w:hanging="180"/>
+      </w:pPr>
+    </w:lvl>
+  </w:abstractNum>
+  <w:abstractNum w:abstractNumId="15" w15:restartNumberingAfterBreak="0">
     <w:nsid w:val="68640341"/>
     <w:multiLevelType w:val="hybridMultilevel"/>
     <w:tmpl w:val="F52068DE"/>
@@ -1502,7 +7215,96 @@
       </w:rPr>
     </w:lvl>
   </w:abstractNum>
-  <w:abstractNum w:abstractNumId="5" w15:restartNumberingAfterBreak="0">
+  <w:abstractNum w:abstractNumId="16" w15:restartNumberingAfterBreak="0">
+    <w:nsid w:val="6D007945"/>
+    <w:multiLevelType w:val="hybridMultilevel"/>
+    <w:tmpl w:val="94AE3D74"/>
+    <w:lvl w:ilvl="0" w:tplc="44090017">
+      <w:start w:val="1"/>
+      <w:numFmt w:val="lowerLetter"/>
+      <w:lvlText w:val="%1)"/>
+      <w:lvlJc w:val="left"/>
+      <w:pPr>
+        <w:ind w:left="720" w:hanging="360"/>
+      </w:pPr>
+      <w:rPr>
+        <w:rFonts w:hint="default"/>
+      </w:rPr>
+    </w:lvl>
+    <w:lvl w:ilvl="1" w:tplc="44090019" w:tentative="1">
+      <w:start w:val="1"/>
+      <w:numFmt w:val="lowerLetter"/>
+      <w:lvlText w:val="%2."/>
+      <w:lvlJc w:val="left"/>
+      <w:pPr>
+        <w:ind w:left="1440" w:hanging="360"/>
+      </w:pPr>
+    </w:lvl>
+    <w:lvl w:ilvl="2" w:tplc="4409001B" w:tentative="1">
+      <w:start w:val="1"/>
+      <w:numFmt w:val="lowerRoman"/>
+      <w:lvlText w:val="%3."/>
+      <w:lvlJc w:val="right"/>
+      <w:pPr>
+        <w:ind w:left="2160" w:hanging="180"/>
+      </w:pPr>
+    </w:lvl>
+    <w:lvl w:ilvl="3" w:tplc="4409000F" w:tentative="1">
+      <w:start w:val="1"/>
+      <w:numFmt w:val="decimal"/>
+      <w:lvlText w:val="%4."/>
+      <w:lvlJc w:val="left"/>
+      <w:pPr>
+        <w:ind w:left="2880" w:hanging="360"/>
+      </w:pPr>
+    </w:lvl>
+    <w:lvl w:ilvl="4" w:tplc="44090019" w:tentative="1">
+      <w:start w:val="1"/>
+      <w:numFmt w:val="lowerLetter"/>
+      <w:lvlText w:val="%5."/>
+      <w:lvlJc w:val="left"/>
+      <w:pPr>
+        <w:ind w:left="3600" w:hanging="360"/>
+      </w:pPr>
+    </w:lvl>
+    <w:lvl w:ilvl="5" w:tplc="4409001B" w:tentative="1">
+      <w:start w:val="1"/>
+      <w:numFmt w:val="lowerRoman"/>
+      <w:lvlText w:val="%6."/>
+      <w:lvlJc w:val="right"/>
+      <w:pPr>
+        <w:ind w:left="4320" w:hanging="180"/>
+      </w:pPr>
+    </w:lvl>
+    <w:lvl w:ilvl="6" w:tplc="4409000F" w:tentative="1">
+      <w:start w:val="1"/>
+      <w:numFmt w:val="decimal"/>
+      <w:lvlText w:val="%7."/>
+      <w:lvlJc w:val="left"/>
+      <w:pPr>
+        <w:ind w:left="5040" w:hanging="360"/>
+      </w:pPr>
+    </w:lvl>
+    <w:lvl w:ilvl="7" w:tplc="44090019" w:tentative="1">
+      <w:start w:val="1"/>
+      <w:numFmt w:val="lowerLetter"/>
+      <w:lvlText w:val="%8."/>
+      <w:lvlJc w:val="left"/>
+      <w:pPr>
+        <w:ind w:left="5760" w:hanging="360"/>
+      </w:pPr>
+    </w:lvl>
+    <w:lvl w:ilvl="8" w:tplc="4409001B" w:tentative="1">
+      <w:start w:val="1"/>
+      <w:numFmt w:val="lowerRoman"/>
+      <w:lvlText w:val="%9."/>
+      <w:lvlJc w:val="right"/>
+      <w:pPr>
+        <w:ind w:left="6480" w:hanging="180"/>
+      </w:pPr>
+    </w:lvl>
+  </w:abstractNum>
+  <w:abstractNum w:abstractNumId="17" w15:restartNumberingAfterBreak="0">
     <w:nsid w:val="6F4D3709"/>
     <w:multiLevelType w:val="hybridMultilevel"/>
     <w:tmpl w:val="2700AA5A"/>
@@ -1615,23 +7417,151 @@
       </w:rPr>
     </w:lvl>
   </w:abstractNum>
+  <w:abstractNum w:abstractNumId="18" w15:restartNumberingAfterBreak="0">
+    <w:nsid w:val="7E9203A4"/>
+    <w:multiLevelType w:val="hybridMultilevel"/>
+    <w:tmpl w:val="D988D272"/>
+    <w:lvl w:ilvl="0" w:tplc="02AAAD16">
+      <w:start w:val="1"/>
+      <w:numFmt w:val="lowerLetter"/>
+      <w:lvlText w:val="%1)"/>
+      <w:lvlJc w:val="left"/>
+      <w:pPr>
+        <w:ind w:left="1080" w:hanging="360"/>
+      </w:pPr>
+      <w:rPr>
+        <w:rFonts w:hint="default"/>
+      </w:rPr>
+    </w:lvl>
+    <w:lvl w:ilvl="1" w:tplc="44090019" w:tentative="1">
+      <w:start w:val="1"/>
+      <w:numFmt w:val="lowerLetter"/>
+      <w:lvlText w:val="%2."/>
+      <w:lvlJc w:val="left"/>
+      <w:pPr>
+        <w:ind w:left="1800" w:hanging="360"/>
+      </w:pPr>
+    </w:lvl>
+    <w:lvl w:ilvl="2" w:tplc="4409001B" w:tentative="1">
+      <w:start w:val="1"/>
+      <w:numFmt w:val="lowerRoman"/>
+      <w:lvlText w:val="%3."/>
+      <w:lvlJc w:val="right"/>
+      <w:pPr>
+        <w:ind w:left="2520" w:hanging="180"/>
+      </w:pPr>
+    </w:lvl>
+    <w:lvl w:ilvl="3" w:tplc="4409000F" w:tentative="1">
+      <w:start w:val="1"/>
+      <w:numFmt w:val="decimal"/>
+      <w:lvlText w:val="%4."/>
+      <w:lvlJc w:val="left"/>
+      <w:pPr>
+        <w:ind w:left="3240" w:hanging="360"/>
+      </w:pPr>
+    </w:lvl>
+    <w:lvl w:ilvl="4" w:tplc="44090019" w:tentative="1">
+      <w:start w:val="1"/>
+      <w:numFmt w:val="lowerLetter"/>
+      <w:lvlText w:val="%5."/>
+      <w:lvlJc w:val="left"/>
+      <w:pPr>
+        <w:ind w:left="3960" w:hanging="360"/>
+      </w:pPr>
+    </w:lvl>
+    <w:lvl w:ilvl="5" w:tplc="4409001B" w:tentative="1">
+      <w:start w:val="1"/>
+      <w:numFmt w:val="lowerRoman"/>
+      <w:lvlText w:val="%6."/>
+      <w:lvlJc w:val="right"/>
+      <w:pPr>
+        <w:ind w:left="4680" w:hanging="180"/>
+      </w:pPr>
+    </w:lvl>
+    <w:lvl w:ilvl="6" w:tplc="4409000F" w:tentative="1">
+      <w:start w:val="1"/>
+      <w:numFmt w:val="decimal"/>
+      <w:lvlText w:val="%7."/>
+      <w:lvlJc w:val="left"/>
+      <w:pPr>
+        <w:ind w:left="5400" w:hanging="360"/>
+      </w:pPr>
+    </w:lvl>
+    <w:lvl w:ilvl="7" w:tplc="44090019" w:tentative="1">
+      <w:start w:val="1"/>
+      <w:numFmt w:val="lowerLetter"/>
+      <w:lvlText w:val="%8."/>
+      <w:lvlJc w:val="left"/>
+      <w:pPr>
+        <w:ind w:left="6120" w:hanging="360"/>
+      </w:pPr>
+    </w:lvl>
+    <w:lvl w:ilvl="8" w:tplc="4409001B" w:tentative="1">
+      <w:start w:val="1"/>
+      <w:numFmt w:val="lowerRoman"/>
+      <w:lvlText w:val="%9."/>
+      <w:lvlJc w:val="right"/>
+      <w:pPr>
+        <w:ind w:left="6840" w:hanging="180"/>
+      </w:pPr>
+    </w:lvl>
+  </w:abstractNum>
   <w:num w:numId="1" w16cid:durableId="370542608">
-    <w:abstractNumId w:val="1"/>
+    <w:abstractNumId w:val="6"/>
   </w:num>
   <w:num w:numId="2" w16cid:durableId="1791171417">
+    <w:abstractNumId w:val="9"/>
+  </w:num>
+  <w:num w:numId="3" w16cid:durableId="1677031504">
+    <w:abstractNumId w:val="13"/>
+  </w:num>
+  <w:num w:numId="4" w16cid:durableId="789398438">
+    <w:abstractNumId w:val="15"/>
+  </w:num>
+  <w:num w:numId="5" w16cid:durableId="1556503403">
+    <w:abstractNumId w:val="17"/>
+  </w:num>
+  <w:num w:numId="6" w16cid:durableId="1416052107">
+    <w:abstractNumId w:val="5"/>
+  </w:num>
+  <w:num w:numId="7" w16cid:durableId="1428119687">
+    <w:abstractNumId w:val="14"/>
+  </w:num>
+  <w:num w:numId="8" w16cid:durableId="1165896059">
+    <w:abstractNumId w:val="12"/>
+  </w:num>
+  <w:num w:numId="9" w16cid:durableId="277295986">
+    <w:abstractNumId w:val="3"/>
+  </w:num>
+  <w:num w:numId="10" w16cid:durableId="2060010558">
+    <w:abstractNumId w:val="11"/>
+  </w:num>
+  <w:num w:numId="11" w16cid:durableId="1508784792">
+    <w:abstractNumId w:val="7"/>
+  </w:num>
+  <w:num w:numId="12" w16cid:durableId="1370884605">
+    <w:abstractNumId w:val="10"/>
+  </w:num>
+  <w:num w:numId="13" w16cid:durableId="1412044698">
     <w:abstractNumId w:val="2"/>
   </w:num>
-  <w:num w:numId="3" w16cid:durableId="1677031504">
-    <w:abstractNumId w:val="3"/>
-  </w:num>
-  <w:num w:numId="4" w16cid:durableId="789398438">
+  <w:num w:numId="14" w16cid:durableId="1271622956">
     <w:abstractNumId w:val="4"/>
   </w:num>
-  <w:num w:numId="5" w16cid:durableId="1556503403">
-    <w:abstractNumId w:val="5"/>
+  <w:num w:numId="15" w16cid:durableId="383023668">
+    <w:abstractNumId w:val="0"/>
   </w:num>
-  <w:num w:numId="6" w16cid:durableId="1416052107">
-    <w:abstractNumId w:val="0"/>
+  <w:num w:numId="16" w16cid:durableId="1920018392">
+    <w:abstractNumId w:val="16"/>
+  </w:num>
+  <w:num w:numId="17" w16cid:durableId="1338771751">
+    <w:abstractNumId w:val="8"/>
+  </w:num>
+  <w:num w:numId="18" w16cid:durableId="1066563575">
+    <w:abstractNumId w:val="18"/>
+  </w:num>
+  <w:num w:numId="19" w16cid:durableId="1066223320">
+    <w:abstractNumId w:val="1"/>
   </w:num>
 </w:numbering>
 </file>
@@ -2086,7 +8016,6 @@
     <w:next w:val="Normal"/>
     <w:link w:val="Heading3Char"/>
     <w:uiPriority w:val="9"/>
-    <w:semiHidden/>
     <w:unhideWhenUsed/>
     <w:qFormat/>
     <w:rsid w:val="001C3860"/>
@@ -2292,7 +8221,6 @@
     <w:basedOn w:val="DefaultParagraphFont"/>
     <w:link w:val="Heading3"/>
     <w:uiPriority w:val="9"/>
-    <w:semiHidden/>
     <w:rsid w:val="001C3860"/>
     <w:rPr>
       <w:rFonts w:eastAsiaTheme="majorEastAsia" w:cstheme="majorBidi"/>
@@ -2651,6 +8579,85 @@
       </w:tcPr>
     </w:tblStylePr>
   </w:style>
+  <w:style w:type="paragraph" w:styleId="Header">
+    <w:name w:val="header"/>
+    <w:basedOn w:val="Normal"/>
+    <w:link w:val="HeaderChar"/>
+    <w:uiPriority w:val="99"/>
+    <w:unhideWhenUsed/>
+    <w:rsid w:val="00484644"/>
+    <w:pPr>
+      <w:tabs>
+        <w:tab w:val="center" w:pos="4513"/>
+        <w:tab w:val="right" w:pos="9026"/>
+      </w:tabs>
+      <w:spacing w:after="0" w:line="240" w:lineRule="auto"/>
+    </w:pPr>
+  </w:style>
+  <w:style w:type="character" w:customStyle="1" w:styleId="HeaderChar">
+    <w:name w:val="Header Char"/>
+    <w:basedOn w:val="DefaultParagraphFont"/>
+    <w:link w:val="Header"/>
+    <w:uiPriority w:val="99"/>
+    <w:rsid w:val="00484644"/>
+  </w:style>
+  <w:style w:type="paragraph" w:styleId="Footer">
+    <w:name w:val="footer"/>
+    <w:basedOn w:val="Normal"/>
+    <w:link w:val="FooterChar"/>
+    <w:uiPriority w:val="99"/>
+    <w:unhideWhenUsed/>
+    <w:rsid w:val="00484644"/>
+    <w:pPr>
+      <w:tabs>
+        <w:tab w:val="center" w:pos="4513"/>
+        <w:tab w:val="right" w:pos="9026"/>
+      </w:tabs>
+      <w:spacing w:after="0" w:line="240" w:lineRule="auto"/>
+    </w:pPr>
+  </w:style>
+  <w:style w:type="character" w:customStyle="1" w:styleId="FooterChar">
+    <w:name w:val="Footer Char"/>
+    <w:basedOn w:val="DefaultParagraphFont"/>
+    <w:link w:val="Footer"/>
+    <w:uiPriority w:val="99"/>
+    <w:rsid w:val="00484644"/>
+  </w:style>
+  <w:style w:type="character" w:styleId="Hyperlink">
+    <w:name w:val="Hyperlink"/>
+    <w:basedOn w:val="DefaultParagraphFont"/>
+    <w:uiPriority w:val="99"/>
+    <w:unhideWhenUsed/>
+    <w:rsid w:val="00013FF4"/>
+    <w:rPr>
+      <w:color w:val="467886" w:themeColor="hyperlink"/>
+      <w:u w:val="single"/>
+    </w:rPr>
+  </w:style>
+  <w:style w:type="character" w:styleId="UnresolvedMention">
+    <w:name w:val="Unresolved Mention"/>
+    <w:basedOn w:val="DefaultParagraphFont"/>
+    <w:uiPriority w:val="99"/>
+    <w:semiHidden/>
+    <w:unhideWhenUsed/>
+    <w:rsid w:val="00013FF4"/>
+    <w:rPr>
+      <w:color w:val="605E5C"/>
+      <w:shd w:val="clear" w:color="auto" w:fill="E1DFDD"/>
+    </w:rPr>
+  </w:style>
+  <w:style w:type="character" w:styleId="FollowedHyperlink">
+    <w:name w:val="FollowedHyperlink"/>
+    <w:basedOn w:val="DefaultParagraphFont"/>
+    <w:uiPriority w:val="99"/>
+    <w:semiHidden/>
+    <w:unhideWhenUsed/>
+    <w:rsid w:val="00013FF4"/>
+    <w:rPr>
+      <w:color w:val="96607D" w:themeColor="followedHyperlink"/>
+      <w:u w:val="single"/>
+    </w:rPr>
+  </w:style>
 </w:styles>
 </file>
 
